--- a/docs/TestZede-SDD.docx
+++ b/docs/TestZede-SDD.docx
@@ -260,16 +260,18 @@
       <w:tblPr>
         <w:tblW w:type="auto" w:w="0"/>
         <w:jc w:val="center"/>
+        <w:tblLayout w:type="fixed"/>
         <w:tblLook w:firstColumn="1" w:firstRow="1" w:lastColumn="0" w:lastRow="0" w:noHBand="0" w:noVBand="1" w:val="04A0"/>
+        <w:tblLayout w:type="fixed"/>
       </w:tblPr>
       <w:tblGrid>
-        <w:gridCol w:w="4513"/>
-        <w:gridCol w:w="4513"/>
+        <w:gridCol w:w="1628"/>
+        <w:gridCol w:w="7398"/>
       </w:tblGrid>
       <w:tr>
         <w:tc>
           <w:tcPr>
-            <w:tcW w:type="dxa" w:w="2171"/>
+            <w:tcW w:type="dxa" w:w="1628"/>
             <w:tcBorders>
               <w:top w:val="single" w:sz="4" w:space="0" w:color="8C8C8C"/>
               <w:left w:val="single" w:sz="4" w:space="0" w:color="8C8C8C"/>
@@ -299,7 +301,7 @@
         </w:tc>
         <w:tc>
           <w:tcPr>
-            <w:tcW w:type="dxa" w:w="6855"/>
+            <w:tcW w:type="dxa" w:w="7398"/>
             <w:tcBorders>
               <w:top w:val="single" w:sz="4" w:space="0" w:color="8C8C8C"/>
               <w:left w:val="single" w:sz="4" w:space="0" w:color="8C8C8C"/>
@@ -331,7 +333,7 @@
       <w:tr>
         <w:tc>
           <w:tcPr>
-            <w:tcW w:type="dxa" w:w="2171"/>
+            <w:tcW w:type="dxa" w:w="1628"/>
             <w:tcBorders>
               <w:top w:val="single" w:sz="4" w:space="0" w:color="8C8C8C"/>
               <w:left w:val="single" w:sz="4" w:space="0" w:color="8C8C8C"/>
@@ -372,7 +374,7 @@
         </w:tc>
         <w:tc>
           <w:tcPr>
-            <w:tcW w:type="dxa" w:w="6855"/>
+            <w:tcW w:type="dxa" w:w="7398"/>
             <w:tcBorders>
               <w:top w:val="single" w:sz="4" w:space="0" w:color="8C8C8C"/>
               <w:left w:val="single" w:sz="4" w:space="0" w:color="8C8C8C"/>
@@ -402,7 +404,7 @@
       <w:tr>
         <w:tc>
           <w:tcPr>
-            <w:tcW w:type="dxa" w:w="2171"/>
+            <w:tcW w:type="dxa" w:w="1628"/>
             <w:tcBorders>
               <w:top w:val="single" w:sz="4" w:space="0" w:color="8C8C8C"/>
               <w:left w:val="single" w:sz="4" w:space="0" w:color="8C8C8C"/>
@@ -430,7 +432,7 @@
         </w:tc>
         <w:tc>
           <w:tcPr>
-            <w:tcW w:type="dxa" w:w="6855"/>
+            <w:tcW w:type="dxa" w:w="7398"/>
             <w:tcBorders>
               <w:top w:val="single" w:sz="4" w:space="0" w:color="8C8C8C"/>
               <w:left w:val="single" w:sz="4" w:space="0" w:color="8C8C8C"/>
@@ -473,7 +475,7 @@
       <w:tr>
         <w:tc>
           <w:tcPr>
-            <w:tcW w:type="dxa" w:w="2171"/>
+            <w:tcW w:type="dxa" w:w="1628"/>
             <w:tcBorders>
               <w:top w:val="single" w:sz="4" w:space="0" w:color="8C8C8C"/>
               <w:left w:val="single" w:sz="4" w:space="0" w:color="8C8C8C"/>
@@ -501,7 +503,7 @@
         </w:tc>
         <w:tc>
           <w:tcPr>
-            <w:tcW w:type="dxa" w:w="6855"/>
+            <w:tcW w:type="dxa" w:w="7398"/>
             <w:tcBorders>
               <w:top w:val="single" w:sz="4" w:space="0" w:color="8C8C8C"/>
               <w:left w:val="single" w:sz="4" w:space="0" w:color="8C8C8C"/>
@@ -531,7 +533,7 @@
       <w:tr>
         <w:tc>
           <w:tcPr>
-            <w:tcW w:type="dxa" w:w="2171"/>
+            <w:tcW w:type="dxa" w:w="1628"/>
             <w:tcBorders>
               <w:top w:val="single" w:sz="4" w:space="0" w:color="8C8C8C"/>
               <w:left w:val="single" w:sz="4" w:space="0" w:color="8C8C8C"/>
@@ -559,7 +561,7 @@
         </w:tc>
         <w:tc>
           <w:tcPr>
-            <w:tcW w:type="dxa" w:w="6855"/>
+            <w:tcW w:type="dxa" w:w="7398"/>
             <w:tcBorders>
               <w:top w:val="single" w:sz="4" w:space="0" w:color="8C8C8C"/>
               <w:left w:val="single" w:sz="4" w:space="0" w:color="8C8C8C"/>
@@ -602,7 +604,7 @@
       <w:tr>
         <w:tc>
           <w:tcPr>
-            <w:tcW w:type="dxa" w:w="2171"/>
+            <w:tcW w:type="dxa" w:w="1628"/>
             <w:tcBorders>
               <w:top w:val="single" w:sz="4" w:space="0" w:color="8C8C8C"/>
               <w:left w:val="single" w:sz="4" w:space="0" w:color="8C8C8C"/>
@@ -630,7 +632,7 @@
         </w:tc>
         <w:tc>
           <w:tcPr>
-            <w:tcW w:type="dxa" w:w="6855"/>
+            <w:tcW w:type="dxa" w:w="7398"/>
             <w:tcBorders>
               <w:top w:val="single" w:sz="4" w:space="0" w:color="8C8C8C"/>
               <w:left w:val="single" w:sz="4" w:space="0" w:color="8C8C8C"/>
@@ -660,7 +662,7 @@
       <w:tr>
         <w:tc>
           <w:tcPr>
-            <w:tcW w:type="dxa" w:w="2171"/>
+            <w:tcW w:type="dxa" w:w="1628"/>
             <w:tcBorders>
               <w:top w:val="single" w:sz="4" w:space="0" w:color="8C8C8C"/>
               <w:left w:val="single" w:sz="4" w:space="0" w:color="8C8C8C"/>
@@ -688,7 +690,7 @@
         </w:tc>
         <w:tc>
           <w:tcPr>
-            <w:tcW w:type="dxa" w:w="6855"/>
+            <w:tcW w:type="dxa" w:w="7398"/>
             <w:tcBorders>
               <w:top w:val="single" w:sz="4" w:space="0" w:color="8C8C8C"/>
               <w:left w:val="single" w:sz="4" w:space="0" w:color="8C8C8C"/>
@@ -725,7 +727,7 @@
       <w:tr>
         <w:tc>
           <w:tcPr>
-            <w:tcW w:type="dxa" w:w="2171"/>
+            <w:tcW w:type="dxa" w:w="1628"/>
             <w:tcBorders>
               <w:top w:val="single" w:sz="4" w:space="0" w:color="8C8C8C"/>
               <w:left w:val="single" w:sz="4" w:space="0" w:color="8C8C8C"/>
@@ -753,7 +755,7 @@
         </w:tc>
         <w:tc>
           <w:tcPr>
-            <w:tcW w:type="dxa" w:w="6855"/>
+            <w:tcW w:type="dxa" w:w="7398"/>
             <w:tcBorders>
               <w:top w:val="single" w:sz="4" w:space="0" w:color="8C8C8C"/>
               <w:left w:val="single" w:sz="4" w:space="0" w:color="8C8C8C"/>
@@ -783,7 +785,7 @@
       <w:tr>
         <w:tc>
           <w:tcPr>
-            <w:tcW w:type="dxa" w:w="2171"/>
+            <w:tcW w:type="dxa" w:w="1628"/>
             <w:tcBorders>
               <w:top w:val="single" w:sz="4" w:space="0" w:color="8C8C8C"/>
               <w:left w:val="single" w:sz="4" w:space="0" w:color="8C8C8C"/>
@@ -811,7 +813,7 @@
         </w:tc>
         <w:tc>
           <w:tcPr>
-            <w:tcW w:type="dxa" w:w="6855"/>
+            <w:tcW w:type="dxa" w:w="7398"/>
             <w:tcBorders>
               <w:top w:val="single" w:sz="4" w:space="0" w:color="8C8C8C"/>
               <w:left w:val="single" w:sz="4" w:space="0" w:color="8C8C8C"/>
@@ -880,7 +882,7 @@
       <w:tr>
         <w:tc>
           <w:tcPr>
-            <w:tcW w:type="dxa" w:w="2171"/>
+            <w:tcW w:type="dxa" w:w="1628"/>
             <w:tcBorders>
               <w:top w:val="single" w:sz="4" w:space="0" w:color="8C8C8C"/>
               <w:left w:val="single" w:sz="4" w:space="0" w:color="8C8C8C"/>
@@ -908,7 +910,7 @@
         </w:tc>
         <w:tc>
           <w:tcPr>
-            <w:tcW w:type="dxa" w:w="6855"/>
+            <w:tcW w:type="dxa" w:w="7398"/>
             <w:tcBorders>
               <w:top w:val="single" w:sz="4" w:space="0" w:color="8C8C8C"/>
               <w:left w:val="single" w:sz="4" w:space="0" w:color="8C8C8C"/>
@@ -951,7 +953,7 @@
       <w:tr>
         <w:tc>
           <w:tcPr>
-            <w:tcW w:type="dxa" w:w="2171"/>
+            <w:tcW w:type="dxa" w:w="1628"/>
             <w:tcBorders>
               <w:top w:val="single" w:sz="4" w:space="0" w:color="8C8C8C"/>
               <w:left w:val="single" w:sz="4" w:space="0" w:color="8C8C8C"/>
@@ -979,7 +981,7 @@
         </w:tc>
         <w:tc>
           <w:tcPr>
-            <w:tcW w:type="dxa" w:w="6855"/>
+            <w:tcW w:type="dxa" w:w="7398"/>
             <w:tcBorders>
               <w:top w:val="single" w:sz="4" w:space="0" w:color="8C8C8C"/>
               <w:left w:val="single" w:sz="4" w:space="0" w:color="8C8C8C"/>
@@ -1009,7 +1011,7 @@
       <w:tr>
         <w:tc>
           <w:tcPr>
-            <w:tcW w:type="dxa" w:w="2171"/>
+            <w:tcW w:type="dxa" w:w="1628"/>
             <w:tcBorders>
               <w:top w:val="single" w:sz="4" w:space="0" w:color="8C8C8C"/>
               <w:left w:val="single" w:sz="4" w:space="0" w:color="8C8C8C"/>
@@ -1037,7 +1039,7 @@
         </w:tc>
         <w:tc>
           <w:tcPr>
-            <w:tcW w:type="dxa" w:w="6855"/>
+            <w:tcW w:type="dxa" w:w="7398"/>
             <w:tcBorders>
               <w:top w:val="single" w:sz="4" w:space="0" w:color="8C8C8C"/>
               <w:left w:val="single" w:sz="4" w:space="0" w:color="8C8C8C"/>
@@ -2072,17 +2074,19 @@
       <w:tblPr>
         <w:tblW w:type="auto" w:w="0"/>
         <w:jc w:val="center"/>
+        <w:tblLayout w:type="fixed"/>
         <w:tblLook w:firstColumn="1" w:firstRow="1" w:lastColumn="0" w:lastRow="0" w:noHBand="0" w:noVBand="1" w:val="04A0"/>
+        <w:tblLayout w:type="fixed"/>
       </w:tblPr>
       <w:tblGrid>
-        <w:gridCol w:w="3009"/>
-        <w:gridCol w:w="3009"/>
-        <w:gridCol w:w="3009"/>
+        <w:gridCol w:w="1840"/>
+        <w:gridCol w:w="3874"/>
+        <w:gridCol w:w="3312"/>
       </w:tblGrid>
       <w:tr>
         <w:tc>
           <w:tcPr>
-            <w:tcW w:type="dxa" w:w="2212"/>
+            <w:tcW w:type="dxa" w:w="1840"/>
             <w:tcBorders>
               <w:top w:val="single" w:sz="4" w:space="0" w:color="8C8C8C"/>
               <w:left w:val="single" w:sz="4" w:space="0" w:color="8C8C8C"/>
@@ -2112,7 +2116,7 @@
         </w:tc>
         <w:tc>
           <w:tcPr>
-            <w:tcW w:type="dxa" w:w="3586"/>
+            <w:tcW w:type="dxa" w:w="3874"/>
             <w:tcBorders>
               <w:top w:val="single" w:sz="4" w:space="0" w:color="8C8C8C"/>
               <w:left w:val="single" w:sz="4" w:space="0" w:color="8C8C8C"/>
@@ -2142,7 +2146,7 @@
         </w:tc>
         <w:tc>
           <w:tcPr>
-            <w:tcW w:type="dxa" w:w="3228"/>
+            <w:tcW w:type="dxa" w:w="3312"/>
             <w:tcBorders>
               <w:top w:val="single" w:sz="4" w:space="0" w:color="8C8C8C"/>
               <w:left w:val="single" w:sz="4" w:space="0" w:color="8C8C8C"/>
@@ -2174,7 +2178,7 @@
       <w:tr>
         <w:tc>
           <w:tcPr>
-            <w:tcW w:type="dxa" w:w="2212"/>
+            <w:tcW w:type="dxa" w:w="1840"/>
             <w:tcBorders>
               <w:top w:val="single" w:sz="4" w:space="0" w:color="8C8C8C"/>
               <w:left w:val="single" w:sz="4" w:space="0" w:color="8C8C8C"/>
@@ -2202,7 +2206,7 @@
         </w:tc>
         <w:tc>
           <w:tcPr>
-            <w:tcW w:type="dxa" w:w="3586"/>
+            <w:tcW w:type="dxa" w:w="3874"/>
             <w:tcBorders>
               <w:top w:val="single" w:sz="4" w:space="0" w:color="8C8C8C"/>
               <w:left w:val="single" w:sz="4" w:space="0" w:color="8C8C8C"/>
@@ -2230,7 +2234,7 @@
         </w:tc>
         <w:tc>
           <w:tcPr>
-            <w:tcW w:type="dxa" w:w="3228"/>
+            <w:tcW w:type="dxa" w:w="3312"/>
             <w:tcBorders>
               <w:top w:val="single" w:sz="4" w:space="0" w:color="8C8C8C"/>
               <w:left w:val="single" w:sz="4" w:space="0" w:color="8C8C8C"/>
@@ -2274,7 +2278,7 @@
       <w:tr>
         <w:tc>
           <w:tcPr>
-            <w:tcW w:type="dxa" w:w="2212"/>
+            <w:tcW w:type="dxa" w:w="1840"/>
             <w:tcBorders>
               <w:top w:val="single" w:sz="4" w:space="0" w:color="8C8C8C"/>
               <w:left w:val="single" w:sz="4" w:space="0" w:color="8C8C8C"/>
@@ -2309,7 +2313,7 @@
         </w:tc>
         <w:tc>
           <w:tcPr>
-            <w:tcW w:type="dxa" w:w="3586"/>
+            <w:tcW w:type="dxa" w:w="3874"/>
             <w:tcBorders>
               <w:top w:val="single" w:sz="4" w:space="0" w:color="8C8C8C"/>
               <w:left w:val="single" w:sz="4" w:space="0" w:color="8C8C8C"/>
@@ -2337,7 +2341,7 @@
         </w:tc>
         <w:tc>
           <w:tcPr>
-            <w:tcW w:type="dxa" w:w="3228"/>
+            <w:tcW w:type="dxa" w:w="3312"/>
             <w:tcBorders>
               <w:top w:val="single" w:sz="4" w:space="0" w:color="8C8C8C"/>
               <w:left w:val="single" w:sz="4" w:space="0" w:color="8C8C8C"/>
@@ -2400,7 +2404,7 @@
       <w:tr>
         <w:tc>
           <w:tcPr>
-            <w:tcW w:type="dxa" w:w="2212"/>
+            <w:tcW w:type="dxa" w:w="1840"/>
             <w:tcBorders>
               <w:top w:val="single" w:sz="4" w:space="0" w:color="8C8C8C"/>
               <w:left w:val="single" w:sz="4" w:space="0" w:color="8C8C8C"/>
@@ -2428,7 +2432,7 @@
         </w:tc>
         <w:tc>
           <w:tcPr>
-            <w:tcW w:type="dxa" w:w="3586"/>
+            <w:tcW w:type="dxa" w:w="3874"/>
             <w:tcBorders>
               <w:top w:val="single" w:sz="4" w:space="0" w:color="8C8C8C"/>
               <w:left w:val="single" w:sz="4" w:space="0" w:color="8C8C8C"/>
@@ -2469,7 +2473,7 @@
         </w:tc>
         <w:tc>
           <w:tcPr>
-            <w:tcW w:type="dxa" w:w="3228"/>
+            <w:tcW w:type="dxa" w:w="3312"/>
             <w:tcBorders>
               <w:top w:val="single" w:sz="4" w:space="0" w:color="8C8C8C"/>
               <w:left w:val="single" w:sz="4" w:space="0" w:color="8C8C8C"/>
@@ -2519,7 +2523,7 @@
       <w:tr>
         <w:tc>
           <w:tcPr>
-            <w:tcW w:type="dxa" w:w="2212"/>
+            <w:tcW w:type="dxa" w:w="1840"/>
             <w:tcBorders>
               <w:top w:val="single" w:sz="4" w:space="0" w:color="8C8C8C"/>
               <w:left w:val="single" w:sz="4" w:space="0" w:color="8C8C8C"/>
@@ -2560,7 +2564,7 @@
         </w:tc>
         <w:tc>
           <w:tcPr>
-            <w:tcW w:type="dxa" w:w="3586"/>
+            <w:tcW w:type="dxa" w:w="3874"/>
             <w:tcBorders>
               <w:top w:val="single" w:sz="4" w:space="0" w:color="8C8C8C"/>
               <w:left w:val="single" w:sz="4" w:space="0" w:color="8C8C8C"/>
@@ -2595,7 +2599,7 @@
         </w:tc>
         <w:tc>
           <w:tcPr>
-            <w:tcW w:type="dxa" w:w="3228"/>
+            <w:tcW w:type="dxa" w:w="3312"/>
             <w:tcBorders>
               <w:top w:val="single" w:sz="4" w:space="0" w:color="8C8C8C"/>
               <w:left w:val="single" w:sz="4" w:space="0" w:color="8C8C8C"/>
@@ -2725,16 +2729,18 @@
       <w:tblPr>
         <w:tblW w:type="auto" w:w="0"/>
         <w:jc w:val="center"/>
+        <w:tblLayout w:type="fixed"/>
         <w:tblLook w:firstColumn="1" w:firstRow="1" w:lastColumn="0" w:lastRow="0" w:noHBand="0" w:noVBand="1" w:val="04A0"/>
+        <w:tblLayout w:type="fixed"/>
       </w:tblPr>
       <w:tblGrid>
-        <w:gridCol w:w="4513"/>
-        <w:gridCol w:w="4513"/>
+        <w:gridCol w:w="3824"/>
+        <w:gridCol w:w="5202"/>
       </w:tblGrid>
       <w:tr>
         <w:tc>
           <w:tcPr>
-            <w:tcW w:type="dxa" w:w="3965"/>
+            <w:tcW w:type="dxa" w:w="3824"/>
             <w:tcBorders>
               <w:top w:val="single" w:sz="4" w:space="0" w:color="8C8C8C"/>
               <w:left w:val="single" w:sz="4" w:space="0" w:color="8C8C8C"/>
@@ -2764,7 +2770,7 @@
         </w:tc>
         <w:tc>
           <w:tcPr>
-            <w:tcW w:type="dxa" w:w="5061"/>
+            <w:tcW w:type="dxa" w:w="5202"/>
             <w:tcBorders>
               <w:top w:val="single" w:sz="4" w:space="0" w:color="8C8C8C"/>
               <w:left w:val="single" w:sz="4" w:space="0" w:color="8C8C8C"/>
@@ -2796,7 +2802,7 @@
       <w:tr>
         <w:tc>
           <w:tcPr>
-            <w:tcW w:type="dxa" w:w="3965"/>
+            <w:tcW w:type="dxa" w:w="3824"/>
             <w:tcBorders>
               <w:top w:val="single" w:sz="4" w:space="0" w:color="8C8C8C"/>
               <w:left w:val="single" w:sz="4" w:space="0" w:color="8C8C8C"/>
@@ -2844,7 +2850,7 @@
         </w:tc>
         <w:tc>
           <w:tcPr>
-            <w:tcW w:type="dxa" w:w="5061"/>
+            <w:tcW w:type="dxa" w:w="5202"/>
             <w:tcBorders>
               <w:top w:val="single" w:sz="4" w:space="0" w:color="8C8C8C"/>
               <w:left w:val="single" w:sz="4" w:space="0" w:color="8C8C8C"/>
@@ -2894,7 +2900,7 @@
       <w:tr>
         <w:tc>
           <w:tcPr>
-            <w:tcW w:type="dxa" w:w="3965"/>
+            <w:tcW w:type="dxa" w:w="3824"/>
             <w:tcBorders>
               <w:top w:val="single" w:sz="4" w:space="0" w:color="8C8C8C"/>
               <w:left w:val="single" w:sz="4" w:space="0" w:color="8C8C8C"/>
@@ -2923,7 +2929,7 @@
         </w:tc>
         <w:tc>
           <w:tcPr>
-            <w:tcW w:type="dxa" w:w="5061"/>
+            <w:tcW w:type="dxa" w:w="5202"/>
             <w:tcBorders>
               <w:top w:val="single" w:sz="4" w:space="0" w:color="8C8C8C"/>
               <w:left w:val="single" w:sz="4" w:space="0" w:color="8C8C8C"/>
@@ -2953,7 +2959,7 @@
       <w:tr>
         <w:tc>
           <w:tcPr>
-            <w:tcW w:type="dxa" w:w="3965"/>
+            <w:tcW w:type="dxa" w:w="3824"/>
             <w:tcBorders>
               <w:top w:val="single" w:sz="4" w:space="0" w:color="8C8C8C"/>
               <w:left w:val="single" w:sz="4" w:space="0" w:color="8C8C8C"/>
@@ -2982,7 +2988,7 @@
         </w:tc>
         <w:tc>
           <w:tcPr>
-            <w:tcW w:type="dxa" w:w="5061"/>
+            <w:tcW w:type="dxa" w:w="5202"/>
             <w:tcBorders>
               <w:top w:val="single" w:sz="4" w:space="0" w:color="8C8C8C"/>
               <w:left w:val="single" w:sz="4" w:space="0" w:color="8C8C8C"/>
@@ -3019,7 +3025,7 @@
       <w:tr>
         <w:tc>
           <w:tcPr>
-            <w:tcW w:type="dxa" w:w="3965"/>
+            <w:tcW w:type="dxa" w:w="3824"/>
             <w:tcBorders>
               <w:top w:val="single" w:sz="4" w:space="0" w:color="8C8C8C"/>
               <w:left w:val="single" w:sz="4" w:space="0" w:color="8C8C8C"/>
@@ -3048,7 +3054,7 @@
         </w:tc>
         <w:tc>
           <w:tcPr>
-            <w:tcW w:type="dxa" w:w="5061"/>
+            <w:tcW w:type="dxa" w:w="5202"/>
             <w:tcBorders>
               <w:top w:val="single" w:sz="4" w:space="0" w:color="8C8C8C"/>
               <w:left w:val="single" w:sz="4" w:space="0" w:color="8C8C8C"/>
@@ -4159,17 +4165,19 @@
       <w:tblPr>
         <w:tblW w:type="auto" w:w="0"/>
         <w:jc w:val="center"/>
+        <w:tblLayout w:type="fixed"/>
         <w:tblLook w:firstColumn="1" w:firstRow="1" w:lastColumn="0" w:lastRow="0" w:noHBand="0" w:noVBand="1" w:val="04A0"/>
+        <w:tblLayout w:type="fixed"/>
       </w:tblPr>
       <w:tblGrid>
-        <w:gridCol w:w="3009"/>
-        <w:gridCol w:w="3009"/>
-        <w:gridCol w:w="3009"/>
+        <w:gridCol w:w="1042"/>
+        <w:gridCol w:w="3246"/>
+        <w:gridCol w:w="4738"/>
       </w:tblGrid>
       <w:tr>
         <w:tc>
           <w:tcPr>
-            <w:tcW w:type="dxa" w:w="1493"/>
+            <w:tcW w:type="dxa" w:w="1042"/>
             <w:tcBorders>
               <w:top w:val="single" w:sz="4" w:space="0" w:color="8C8C8C"/>
               <w:left w:val="single" w:sz="4" w:space="0" w:color="8C8C8C"/>
@@ -4199,7 +4207,7 @@
         </w:tc>
         <w:tc>
           <w:tcPr>
-            <w:tcW w:type="dxa" w:w="3461"/>
+            <w:tcW w:type="dxa" w:w="3246"/>
             <w:tcBorders>
               <w:top w:val="single" w:sz="4" w:space="0" w:color="8C8C8C"/>
               <w:left w:val="single" w:sz="4" w:space="0" w:color="8C8C8C"/>
@@ -4229,7 +4237,7 @@
         </w:tc>
         <w:tc>
           <w:tcPr>
-            <w:tcW w:type="dxa" w:w="4072"/>
+            <w:tcW w:type="dxa" w:w="4738"/>
             <w:tcBorders>
               <w:top w:val="single" w:sz="4" w:space="0" w:color="8C8C8C"/>
               <w:left w:val="single" w:sz="4" w:space="0" w:color="8C8C8C"/>
@@ -4261,7 +4269,7 @@
       <w:tr>
         <w:tc>
           <w:tcPr>
-            <w:tcW w:type="dxa" w:w="1493"/>
+            <w:tcW w:type="dxa" w:w="1042"/>
             <w:tcBorders>
               <w:top w:val="single" w:sz="4" w:space="0" w:color="8C8C8C"/>
               <w:left w:val="single" w:sz="4" w:space="0" w:color="8C8C8C"/>
@@ -4289,7 +4297,7 @@
         </w:tc>
         <w:tc>
           <w:tcPr>
-            <w:tcW w:type="dxa" w:w="3461"/>
+            <w:tcW w:type="dxa" w:w="3246"/>
             <w:tcBorders>
               <w:top w:val="single" w:sz="4" w:space="0" w:color="8C8C8C"/>
               <w:left w:val="single" w:sz="4" w:space="0" w:color="8C8C8C"/>
@@ -4318,7 +4326,7 @@
         </w:tc>
         <w:tc>
           <w:tcPr>
-            <w:tcW w:type="dxa" w:w="4072"/>
+            <w:tcW w:type="dxa" w:w="4738"/>
             <w:tcBorders>
               <w:top w:val="single" w:sz="4" w:space="0" w:color="8C8C8C"/>
               <w:left w:val="single" w:sz="4" w:space="0" w:color="8C8C8C"/>
@@ -4374,7 +4382,7 @@
       <w:tr>
         <w:tc>
           <w:tcPr>
-            <w:tcW w:type="dxa" w:w="1493"/>
+            <w:tcW w:type="dxa" w:w="1042"/>
             <w:tcBorders>
               <w:top w:val="single" w:sz="4" w:space="0" w:color="8C8C8C"/>
               <w:left w:val="single" w:sz="4" w:space="0" w:color="8C8C8C"/>
@@ -4402,7 +4410,7 @@
         </w:tc>
         <w:tc>
           <w:tcPr>
-            <w:tcW w:type="dxa" w:w="3461"/>
+            <w:tcW w:type="dxa" w:w="3246"/>
             <w:tcBorders>
               <w:top w:val="single" w:sz="4" w:space="0" w:color="8C8C8C"/>
               <w:left w:val="single" w:sz="4" w:space="0" w:color="8C8C8C"/>
@@ -4457,7 +4465,7 @@
         </w:tc>
         <w:tc>
           <w:tcPr>
-            <w:tcW w:type="dxa" w:w="4072"/>
+            <w:tcW w:type="dxa" w:w="4738"/>
             <w:tcBorders>
               <w:top w:val="single" w:sz="4" w:space="0" w:color="8C8C8C"/>
               <w:left w:val="single" w:sz="4" w:space="0" w:color="8C8C8C"/>
@@ -4500,7 +4508,7 @@
       <w:tr>
         <w:tc>
           <w:tcPr>
-            <w:tcW w:type="dxa" w:w="1493"/>
+            <w:tcW w:type="dxa" w:w="1042"/>
             <w:tcBorders>
               <w:top w:val="single" w:sz="4" w:space="0" w:color="8C8C8C"/>
               <w:left w:val="single" w:sz="4" w:space="0" w:color="8C8C8C"/>
@@ -4528,7 +4536,7 @@
         </w:tc>
         <w:tc>
           <w:tcPr>
-            <w:tcW w:type="dxa" w:w="3461"/>
+            <w:tcW w:type="dxa" w:w="3246"/>
             <w:tcBorders>
               <w:top w:val="single" w:sz="4" w:space="0" w:color="8C8C8C"/>
               <w:left w:val="single" w:sz="4" w:space="0" w:color="8C8C8C"/>
@@ -4570,7 +4578,7 @@
         </w:tc>
         <w:tc>
           <w:tcPr>
-            <w:tcW w:type="dxa" w:w="4072"/>
+            <w:tcW w:type="dxa" w:w="4738"/>
             <w:tcBorders>
               <w:top w:val="single" w:sz="4" w:space="0" w:color="8C8C8C"/>
               <w:left w:val="single" w:sz="4" w:space="0" w:color="8C8C8C"/>
@@ -4704,7 +4712,7 @@
       <w:tr>
         <w:tc>
           <w:tcPr>
-            <w:tcW w:type="dxa" w:w="1493"/>
+            <w:tcW w:type="dxa" w:w="1042"/>
             <w:tcBorders>
               <w:top w:val="single" w:sz="4" w:space="0" w:color="8C8C8C"/>
               <w:left w:val="single" w:sz="4" w:space="0" w:color="8C8C8C"/>
@@ -4732,7 +4740,7 @@
         </w:tc>
         <w:tc>
           <w:tcPr>
-            <w:tcW w:type="dxa" w:w="3461"/>
+            <w:tcW w:type="dxa" w:w="3246"/>
             <w:tcBorders>
               <w:top w:val="single" w:sz="4" w:space="0" w:color="8C8C8C"/>
               <w:left w:val="single" w:sz="4" w:space="0" w:color="8C8C8C"/>
@@ -4774,7 +4782,7 @@
         </w:tc>
         <w:tc>
           <w:tcPr>
-            <w:tcW w:type="dxa" w:w="4072"/>
+            <w:tcW w:type="dxa" w:w="4738"/>
             <w:tcBorders>
               <w:top w:val="single" w:sz="4" w:space="0" w:color="8C8C8C"/>
               <w:left w:val="single" w:sz="4" w:space="0" w:color="8C8C8C"/>
@@ -4811,7 +4819,7 @@
       <w:tr>
         <w:tc>
           <w:tcPr>
-            <w:tcW w:type="dxa" w:w="1493"/>
+            <w:tcW w:type="dxa" w:w="1042"/>
             <w:tcBorders>
               <w:top w:val="single" w:sz="4" w:space="0" w:color="8C8C8C"/>
               <w:left w:val="single" w:sz="4" w:space="0" w:color="8C8C8C"/>
@@ -4839,7 +4847,7 @@
         </w:tc>
         <w:tc>
           <w:tcPr>
-            <w:tcW w:type="dxa" w:w="3461"/>
+            <w:tcW w:type="dxa" w:w="3246"/>
             <w:tcBorders>
               <w:top w:val="single" w:sz="4" w:space="0" w:color="8C8C8C"/>
               <w:left w:val="single" w:sz="4" w:space="0" w:color="8C8C8C"/>
@@ -4868,7 +4876,7 @@
         </w:tc>
         <w:tc>
           <w:tcPr>
-            <w:tcW w:type="dxa" w:w="4072"/>
+            <w:tcW w:type="dxa" w:w="4738"/>
             <w:tcBorders>
               <w:top w:val="single" w:sz="4" w:space="0" w:color="8C8C8C"/>
               <w:left w:val="single" w:sz="4" w:space="0" w:color="8C8C8C"/>
@@ -4898,7 +4906,7 @@
       <w:tr>
         <w:tc>
           <w:tcPr>
-            <w:tcW w:type="dxa" w:w="1493"/>
+            <w:tcW w:type="dxa" w:w="1042"/>
             <w:tcBorders>
               <w:top w:val="single" w:sz="4" w:space="0" w:color="8C8C8C"/>
               <w:left w:val="single" w:sz="4" w:space="0" w:color="8C8C8C"/>
@@ -4926,7 +4934,7 @@
         </w:tc>
         <w:tc>
           <w:tcPr>
-            <w:tcW w:type="dxa" w:w="3461"/>
+            <w:tcW w:type="dxa" w:w="3246"/>
             <w:tcBorders>
               <w:top w:val="single" w:sz="4" w:space="0" w:color="8C8C8C"/>
               <w:left w:val="single" w:sz="4" w:space="0" w:color="8C8C8C"/>
@@ -4955,7 +4963,7 @@
         </w:tc>
         <w:tc>
           <w:tcPr>
-            <w:tcW w:type="dxa" w:w="4072"/>
+            <w:tcW w:type="dxa" w:w="4738"/>
             <w:tcBorders>
               <w:top w:val="single" w:sz="4" w:space="0" w:color="8C8C8C"/>
               <w:left w:val="single" w:sz="4" w:space="0" w:color="8C8C8C"/>
@@ -5011,7 +5019,7 @@
       <w:tr>
         <w:tc>
           <w:tcPr>
-            <w:tcW w:type="dxa" w:w="1493"/>
+            <w:tcW w:type="dxa" w:w="1042"/>
             <w:tcBorders>
               <w:top w:val="single" w:sz="4" w:space="0" w:color="8C8C8C"/>
               <w:left w:val="single" w:sz="4" w:space="0" w:color="8C8C8C"/>
@@ -5039,7 +5047,7 @@
         </w:tc>
         <w:tc>
           <w:tcPr>
-            <w:tcW w:type="dxa" w:w="3461"/>
+            <w:tcW w:type="dxa" w:w="3246"/>
             <w:tcBorders>
               <w:top w:val="single" w:sz="4" w:space="0" w:color="8C8C8C"/>
               <w:left w:val="single" w:sz="4" w:space="0" w:color="8C8C8C"/>
@@ -5094,7 +5102,7 @@
         </w:tc>
         <w:tc>
           <w:tcPr>
-            <w:tcW w:type="dxa" w:w="4072"/>
+            <w:tcW w:type="dxa" w:w="4738"/>
             <w:tcBorders>
               <w:top w:val="single" w:sz="4" w:space="0" w:color="8C8C8C"/>
               <w:left w:val="single" w:sz="4" w:space="0" w:color="8C8C8C"/>
@@ -5131,7 +5139,7 @@
       <w:tr>
         <w:tc>
           <w:tcPr>
-            <w:tcW w:type="dxa" w:w="1493"/>
+            <w:tcW w:type="dxa" w:w="1042"/>
             <w:tcBorders>
               <w:top w:val="single" w:sz="4" w:space="0" w:color="8C8C8C"/>
               <w:left w:val="single" w:sz="4" w:space="0" w:color="8C8C8C"/>
@@ -5159,7 +5167,7 @@
         </w:tc>
         <w:tc>
           <w:tcPr>
-            <w:tcW w:type="dxa" w:w="3461"/>
+            <w:tcW w:type="dxa" w:w="3246"/>
             <w:tcBorders>
               <w:top w:val="single" w:sz="4" w:space="0" w:color="8C8C8C"/>
               <w:left w:val="single" w:sz="4" w:space="0" w:color="8C8C8C"/>
@@ -5194,7 +5202,7 @@
         </w:tc>
         <w:tc>
           <w:tcPr>
-            <w:tcW w:type="dxa" w:w="4072"/>
+            <w:tcW w:type="dxa" w:w="4738"/>
             <w:tcBorders>
               <w:top w:val="single" w:sz="4" w:space="0" w:color="8C8C8C"/>
               <w:left w:val="single" w:sz="4" w:space="0" w:color="8C8C8C"/>
@@ -6779,17 +6787,19 @@
       <w:tblPr>
         <w:tblW w:type="auto" w:w="0"/>
         <w:jc w:val="center"/>
+        <w:tblLayout w:type="fixed"/>
         <w:tblLook w:firstColumn="1" w:firstRow="1" w:lastColumn="0" w:lastRow="0" w:noHBand="0" w:noVBand="1" w:val="04A0"/>
+        <w:tblLayout w:type="fixed"/>
       </w:tblPr>
       <w:tblGrid>
-        <w:gridCol w:w="3009"/>
-        <w:gridCol w:w="3009"/>
-        <w:gridCol w:w="3009"/>
+        <w:gridCol w:w="1727"/>
+        <w:gridCol w:w="3649"/>
+        <w:gridCol w:w="3649"/>
       </w:tblGrid>
       <w:tr>
         <w:tc>
           <w:tcPr>
-            <w:tcW w:type="dxa" w:w="1993"/>
+            <w:tcW w:type="dxa" w:w="1727"/>
             <w:tcBorders>
               <w:top w:val="single" w:sz="4" w:space="0" w:color="8C8C8C"/>
               <w:left w:val="single" w:sz="4" w:space="0" w:color="8C8C8C"/>
@@ -6819,7 +6829,7 @@
         </w:tc>
         <w:tc>
           <w:tcPr>
-            <w:tcW w:type="dxa" w:w="3517"/>
+            <w:tcW w:type="dxa" w:w="3649"/>
             <w:tcBorders>
               <w:top w:val="single" w:sz="4" w:space="0" w:color="8C8C8C"/>
               <w:left w:val="single" w:sz="4" w:space="0" w:color="8C8C8C"/>
@@ -6849,7 +6859,7 @@
         </w:tc>
         <w:tc>
           <w:tcPr>
-            <w:tcW w:type="dxa" w:w="3517"/>
+            <w:tcW w:type="dxa" w:w="3649"/>
             <w:tcBorders>
               <w:top w:val="single" w:sz="4" w:space="0" w:color="8C8C8C"/>
               <w:left w:val="single" w:sz="4" w:space="0" w:color="8C8C8C"/>
@@ -6881,7 +6891,7 @@
       <w:tr>
         <w:tc>
           <w:tcPr>
-            <w:tcW w:type="dxa" w:w="1993"/>
+            <w:tcW w:type="dxa" w:w="1727"/>
             <w:tcBorders>
               <w:top w:val="single" w:sz="4" w:space="0" w:color="8C8C8C"/>
               <w:left w:val="single" w:sz="4" w:space="0" w:color="8C8C8C"/>
@@ -6910,7 +6920,7 @@
         </w:tc>
         <w:tc>
           <w:tcPr>
-            <w:tcW w:type="dxa" w:w="3517"/>
+            <w:tcW w:type="dxa" w:w="3649"/>
             <w:tcBorders>
               <w:top w:val="single" w:sz="4" w:space="0" w:color="8C8C8C"/>
               <w:left w:val="single" w:sz="4" w:space="0" w:color="8C8C8C"/>
@@ -6991,7 +7001,7 @@
         </w:tc>
         <w:tc>
           <w:tcPr>
-            <w:tcW w:type="dxa" w:w="3517"/>
+            <w:tcW w:type="dxa" w:w="3649"/>
             <w:tcBorders>
               <w:top w:val="single" w:sz="4" w:space="0" w:color="8C8C8C"/>
               <w:left w:val="single" w:sz="4" w:space="0" w:color="8C8C8C"/>
@@ -7054,7 +7064,7 @@
       <w:tr>
         <w:tc>
           <w:tcPr>
-            <w:tcW w:type="dxa" w:w="1993"/>
+            <w:tcW w:type="dxa" w:w="1727"/>
             <w:tcBorders>
               <w:top w:val="single" w:sz="4" w:space="0" w:color="8C8C8C"/>
               <w:left w:val="single" w:sz="4" w:space="0" w:color="8C8C8C"/>
@@ -7083,7 +7093,7 @@
         </w:tc>
         <w:tc>
           <w:tcPr>
-            <w:tcW w:type="dxa" w:w="3517"/>
+            <w:tcW w:type="dxa" w:w="3649"/>
             <w:tcBorders>
               <w:top w:val="single" w:sz="4" w:space="0" w:color="8C8C8C"/>
               <w:left w:val="single" w:sz="4" w:space="0" w:color="8C8C8C"/>
@@ -7112,7 +7122,7 @@
         </w:tc>
         <w:tc>
           <w:tcPr>
-            <w:tcW w:type="dxa" w:w="3517"/>
+            <w:tcW w:type="dxa" w:w="3649"/>
             <w:tcBorders>
               <w:top w:val="single" w:sz="4" w:space="0" w:color="8C8C8C"/>
               <w:left w:val="single" w:sz="4" w:space="0" w:color="8C8C8C"/>
@@ -7143,7 +7153,7 @@
       <w:tr>
         <w:tc>
           <w:tcPr>
-            <w:tcW w:type="dxa" w:w="1993"/>
+            <w:tcW w:type="dxa" w:w="1727"/>
             <w:tcBorders>
               <w:top w:val="single" w:sz="4" w:space="0" w:color="8C8C8C"/>
               <w:left w:val="single" w:sz="4" w:space="0" w:color="8C8C8C"/>
@@ -7172,7 +7182,7 @@
         </w:tc>
         <w:tc>
           <w:tcPr>
-            <w:tcW w:type="dxa" w:w="3517"/>
+            <w:tcW w:type="dxa" w:w="3649"/>
             <w:tcBorders>
               <w:top w:val="single" w:sz="4" w:space="0" w:color="8C8C8C"/>
               <w:left w:val="single" w:sz="4" w:space="0" w:color="8C8C8C"/>
@@ -7227,7 +7237,7 @@
         </w:tc>
         <w:tc>
           <w:tcPr>
-            <w:tcW w:type="dxa" w:w="3517"/>
+            <w:tcW w:type="dxa" w:w="3649"/>
             <w:tcBorders>
               <w:top w:val="single" w:sz="4" w:space="0" w:color="8C8C8C"/>
               <w:left w:val="single" w:sz="4" w:space="0" w:color="8C8C8C"/>
@@ -7264,7 +7274,7 @@
       <w:tr>
         <w:tc>
           <w:tcPr>
-            <w:tcW w:type="dxa" w:w="1993"/>
+            <w:tcW w:type="dxa" w:w="1727"/>
             <w:tcBorders>
               <w:top w:val="single" w:sz="4" w:space="0" w:color="8C8C8C"/>
               <w:left w:val="single" w:sz="4" w:space="0" w:color="8C8C8C"/>
@@ -7293,7 +7303,7 @@
         </w:tc>
         <w:tc>
           <w:tcPr>
-            <w:tcW w:type="dxa" w:w="3517"/>
+            <w:tcW w:type="dxa" w:w="3649"/>
             <w:tcBorders>
               <w:top w:val="single" w:sz="4" w:space="0" w:color="8C8C8C"/>
               <w:left w:val="single" w:sz="4" w:space="0" w:color="8C8C8C"/>
@@ -7374,7 +7384,7 @@
         </w:tc>
         <w:tc>
           <w:tcPr>
-            <w:tcW w:type="dxa" w:w="3517"/>
+            <w:tcW w:type="dxa" w:w="3649"/>
             <w:tcBorders>
               <w:top w:val="single" w:sz="4" w:space="0" w:color="8C8C8C"/>
               <w:left w:val="single" w:sz="4" w:space="0" w:color="8C8C8C"/>
@@ -7444,7 +7454,7 @@
       <w:tr>
         <w:tc>
           <w:tcPr>
-            <w:tcW w:type="dxa" w:w="1993"/>
+            <w:tcW w:type="dxa" w:w="1727"/>
             <w:tcBorders>
               <w:top w:val="single" w:sz="4" w:space="0" w:color="8C8C8C"/>
               <w:left w:val="single" w:sz="4" w:space="0" w:color="8C8C8C"/>
@@ -7473,7 +7483,7 @@
         </w:tc>
         <w:tc>
           <w:tcPr>
-            <w:tcW w:type="dxa" w:w="3517"/>
+            <w:tcW w:type="dxa" w:w="3649"/>
             <w:tcBorders>
               <w:top w:val="single" w:sz="4" w:space="0" w:color="8C8C8C"/>
               <w:left w:val="single" w:sz="4" w:space="0" w:color="8C8C8C"/>
@@ -7515,7 +7525,7 @@
         </w:tc>
         <w:tc>
           <w:tcPr>
-            <w:tcW w:type="dxa" w:w="3517"/>
+            <w:tcW w:type="dxa" w:w="3649"/>
             <w:tcBorders>
               <w:top w:val="single" w:sz="4" w:space="0" w:color="8C8C8C"/>
               <w:left w:val="single" w:sz="4" w:space="0" w:color="8C8C8C"/>
@@ -7585,7 +7595,7 @@
       <w:tr>
         <w:tc>
           <w:tcPr>
-            <w:tcW w:type="dxa" w:w="1993"/>
+            <w:tcW w:type="dxa" w:w="1727"/>
             <w:tcBorders>
               <w:top w:val="single" w:sz="4" w:space="0" w:color="8C8C8C"/>
               <w:left w:val="single" w:sz="4" w:space="0" w:color="8C8C8C"/>
@@ -7614,7 +7624,7 @@
         </w:tc>
         <w:tc>
           <w:tcPr>
-            <w:tcW w:type="dxa" w:w="3517"/>
+            <w:tcW w:type="dxa" w:w="3649"/>
             <w:tcBorders>
               <w:top w:val="single" w:sz="4" w:space="0" w:color="8C8C8C"/>
               <w:left w:val="single" w:sz="4" w:space="0" w:color="8C8C8C"/>
@@ -7643,7 +7653,7 @@
         </w:tc>
         <w:tc>
           <w:tcPr>
-            <w:tcW w:type="dxa" w:w="3517"/>
+            <w:tcW w:type="dxa" w:w="3649"/>
             <w:tcBorders>
               <w:top w:val="single" w:sz="4" w:space="0" w:color="8C8C8C"/>
               <w:left w:val="single" w:sz="4" w:space="0" w:color="8C8C8C"/>
@@ -8607,18 +8617,20 @@
       <w:tblPr>
         <w:tblW w:type="auto" w:w="0"/>
         <w:jc w:val="center"/>
+        <w:tblLayout w:type="fixed"/>
         <w:tblLook w:firstColumn="1" w:firstRow="1" w:lastColumn="0" w:lastRow="0" w:noHBand="0" w:noVBand="1" w:val="04A0"/>
+        <w:tblLayout w:type="fixed"/>
       </w:tblPr>
       <w:tblGrid>
-        <w:gridCol w:w="2256"/>
-        <w:gridCol w:w="2256"/>
-        <w:gridCol w:w="2256"/>
-        <w:gridCol w:w="2256"/>
+        <w:gridCol w:w="3718"/>
+        <w:gridCol w:w="1607"/>
+        <w:gridCol w:w="1607"/>
+        <w:gridCol w:w="2094"/>
       </w:tblGrid>
       <w:tr>
         <w:tc>
           <w:tcPr>
-            <w:tcW w:type="dxa" w:w="3914"/>
+            <w:tcW w:type="dxa" w:w="3718"/>
             <w:tcBorders>
               <w:top w:val="single" w:sz="4" w:space="0" w:color="8C8C8C"/>
               <w:left w:val="single" w:sz="4" w:space="0" w:color="8C8C8C"/>
@@ -8648,7 +8660,7 @@
         </w:tc>
         <w:tc>
           <w:tcPr>
-            <w:tcW w:type="dxa" w:w="2237"/>
+            <w:tcW w:type="dxa" w:w="1607"/>
             <w:tcBorders>
               <w:top w:val="single" w:sz="4" w:space="0" w:color="8C8C8C"/>
               <w:left w:val="single" w:sz="4" w:space="0" w:color="8C8C8C"/>
@@ -8678,7 +8690,7 @@
         </w:tc>
         <w:tc>
           <w:tcPr>
-            <w:tcW w:type="dxa" w:w="879"/>
+            <w:tcW w:type="dxa" w:w="1607"/>
             <w:tcBorders>
               <w:top w:val="single" w:sz="4" w:space="0" w:color="8C8C8C"/>
               <w:left w:val="single" w:sz="4" w:space="0" w:color="8C8C8C"/>
@@ -8708,7 +8720,7 @@
         </w:tc>
         <w:tc>
           <w:tcPr>
-            <w:tcW w:type="dxa" w:w="1997"/>
+            <w:tcW w:type="dxa" w:w="2094"/>
             <w:tcBorders>
               <w:top w:val="single" w:sz="4" w:space="0" w:color="8C8C8C"/>
               <w:left w:val="single" w:sz="4" w:space="0" w:color="8C8C8C"/>
@@ -8740,7 +8752,7 @@
       <w:tr>
         <w:tc>
           <w:tcPr>
-            <w:tcW w:type="dxa" w:w="3914"/>
+            <w:tcW w:type="dxa" w:w="3718"/>
             <w:tcBorders>
               <w:top w:val="single" w:sz="4" w:space="0" w:color="8C8C8C"/>
               <w:left w:val="single" w:sz="4" w:space="0" w:color="8C8C8C"/>
@@ -8769,7 +8781,7 @@
         </w:tc>
         <w:tc>
           <w:tcPr>
-            <w:tcW w:type="dxa" w:w="2237"/>
+            <w:tcW w:type="dxa" w:w="1607"/>
             <w:tcBorders>
               <w:top w:val="single" w:sz="4" w:space="0" w:color="8C8C8C"/>
               <w:left w:val="single" w:sz="4" w:space="0" w:color="8C8C8C"/>
@@ -8797,7 +8809,7 @@
         </w:tc>
         <w:tc>
           <w:tcPr>
-            <w:tcW w:type="dxa" w:w="879"/>
+            <w:tcW w:type="dxa" w:w="1607"/>
             <w:tcBorders>
               <w:top w:val="single" w:sz="4" w:space="0" w:color="8C8C8C"/>
               <w:left w:val="single" w:sz="4" w:space="0" w:color="8C8C8C"/>
@@ -8825,7 +8837,7 @@
         </w:tc>
         <w:tc>
           <w:tcPr>
-            <w:tcW w:type="dxa" w:w="1997"/>
+            <w:tcW w:type="dxa" w:w="2094"/>
             <w:tcBorders>
               <w:top w:val="single" w:sz="4" w:space="0" w:color="8C8C8C"/>
               <w:left w:val="single" w:sz="4" w:space="0" w:color="8C8C8C"/>
@@ -8856,7 +8868,7 @@
       <w:tr>
         <w:tc>
           <w:tcPr>
-            <w:tcW w:type="dxa" w:w="3914"/>
+            <w:tcW w:type="dxa" w:w="3718"/>
             <w:tcBorders>
               <w:top w:val="single" w:sz="4" w:space="0" w:color="8C8C8C"/>
               <w:left w:val="single" w:sz="4" w:space="0" w:color="8C8C8C"/>
@@ -8885,7 +8897,7 @@
         </w:tc>
         <w:tc>
           <w:tcPr>
-            <w:tcW w:type="dxa" w:w="2237"/>
+            <w:tcW w:type="dxa" w:w="1607"/>
             <w:tcBorders>
               <w:top w:val="single" w:sz="4" w:space="0" w:color="8C8C8C"/>
               <w:left w:val="single" w:sz="4" w:space="0" w:color="8C8C8C"/>
@@ -8913,7 +8925,7 @@
         </w:tc>
         <w:tc>
           <w:tcPr>
-            <w:tcW w:type="dxa" w:w="879"/>
+            <w:tcW w:type="dxa" w:w="1607"/>
             <w:tcBorders>
               <w:top w:val="single" w:sz="4" w:space="0" w:color="8C8C8C"/>
               <w:left w:val="single" w:sz="4" w:space="0" w:color="8C8C8C"/>
@@ -8941,7 +8953,7 @@
         </w:tc>
         <w:tc>
           <w:tcPr>
-            <w:tcW w:type="dxa" w:w="1997"/>
+            <w:tcW w:type="dxa" w:w="2094"/>
             <w:tcBorders>
               <w:top w:val="single" w:sz="4" w:space="0" w:color="8C8C8C"/>
               <w:left w:val="single" w:sz="4" w:space="0" w:color="8C8C8C"/>
@@ -8972,7 +8984,7 @@
       <w:tr>
         <w:tc>
           <w:tcPr>
-            <w:tcW w:type="dxa" w:w="3914"/>
+            <w:tcW w:type="dxa" w:w="3718"/>
             <w:tcBorders>
               <w:top w:val="single" w:sz="4" w:space="0" w:color="8C8C8C"/>
               <w:left w:val="single" w:sz="4" w:space="0" w:color="8C8C8C"/>
@@ -9001,7 +9013,7 @@
         </w:tc>
         <w:tc>
           <w:tcPr>
-            <w:tcW w:type="dxa" w:w="2237"/>
+            <w:tcW w:type="dxa" w:w="1607"/>
             <w:tcBorders>
               <w:top w:val="single" w:sz="4" w:space="0" w:color="8C8C8C"/>
               <w:left w:val="single" w:sz="4" w:space="0" w:color="8C8C8C"/>
@@ -9029,7 +9041,7 @@
         </w:tc>
         <w:tc>
           <w:tcPr>
-            <w:tcW w:type="dxa" w:w="879"/>
+            <w:tcW w:type="dxa" w:w="1607"/>
             <w:tcBorders>
               <w:top w:val="single" w:sz="4" w:space="0" w:color="8C8C8C"/>
               <w:left w:val="single" w:sz="4" w:space="0" w:color="8C8C8C"/>
@@ -9057,7 +9069,7 @@
         </w:tc>
         <w:tc>
           <w:tcPr>
-            <w:tcW w:type="dxa" w:w="1997"/>
+            <w:tcW w:type="dxa" w:w="2094"/>
             <w:tcBorders>
               <w:top w:val="single" w:sz="4" w:space="0" w:color="8C8C8C"/>
               <w:left w:val="single" w:sz="4" w:space="0" w:color="8C8C8C"/>
@@ -9088,7 +9100,7 @@
       <w:tr>
         <w:tc>
           <w:tcPr>
-            <w:tcW w:type="dxa" w:w="3914"/>
+            <w:tcW w:type="dxa" w:w="3718"/>
             <w:tcBorders>
               <w:top w:val="single" w:sz="4" w:space="0" w:color="8C8C8C"/>
               <w:left w:val="single" w:sz="4" w:space="0" w:color="8C8C8C"/>
@@ -9117,7 +9129,7 @@
         </w:tc>
         <w:tc>
           <w:tcPr>
-            <w:tcW w:type="dxa" w:w="2237"/>
+            <w:tcW w:type="dxa" w:w="1607"/>
             <w:tcBorders>
               <w:top w:val="single" w:sz="4" w:space="0" w:color="8C8C8C"/>
               <w:left w:val="single" w:sz="4" w:space="0" w:color="8C8C8C"/>
@@ -9145,7 +9157,7 @@
         </w:tc>
         <w:tc>
           <w:tcPr>
-            <w:tcW w:type="dxa" w:w="879"/>
+            <w:tcW w:type="dxa" w:w="1607"/>
             <w:tcBorders>
               <w:top w:val="single" w:sz="4" w:space="0" w:color="8C8C8C"/>
               <w:left w:val="single" w:sz="4" w:space="0" w:color="8C8C8C"/>
@@ -9173,7 +9185,7 @@
         </w:tc>
         <w:tc>
           <w:tcPr>
-            <w:tcW w:type="dxa" w:w="1997"/>
+            <w:tcW w:type="dxa" w:w="2094"/>
             <w:tcBorders>
               <w:top w:val="single" w:sz="4" w:space="0" w:color="8C8C8C"/>
               <w:left w:val="single" w:sz="4" w:space="0" w:color="8C8C8C"/>
@@ -9204,7 +9216,7 @@
       <w:tr>
         <w:tc>
           <w:tcPr>
-            <w:tcW w:type="dxa" w:w="3914"/>
+            <w:tcW w:type="dxa" w:w="3718"/>
             <w:tcBorders>
               <w:top w:val="single" w:sz="4" w:space="0" w:color="8C8C8C"/>
               <w:left w:val="single" w:sz="4" w:space="0" w:color="8C8C8C"/>
@@ -9233,7 +9245,7 @@
         </w:tc>
         <w:tc>
           <w:tcPr>
-            <w:tcW w:type="dxa" w:w="2237"/>
+            <w:tcW w:type="dxa" w:w="1607"/>
             <w:tcBorders>
               <w:top w:val="single" w:sz="4" w:space="0" w:color="8C8C8C"/>
               <w:left w:val="single" w:sz="4" w:space="0" w:color="8C8C8C"/>
@@ -9261,7 +9273,7 @@
         </w:tc>
         <w:tc>
           <w:tcPr>
-            <w:tcW w:type="dxa" w:w="879"/>
+            <w:tcW w:type="dxa" w:w="1607"/>
             <w:tcBorders>
               <w:top w:val="single" w:sz="4" w:space="0" w:color="8C8C8C"/>
               <w:left w:val="single" w:sz="4" w:space="0" w:color="8C8C8C"/>
@@ -9289,7 +9301,7 @@
         </w:tc>
         <w:tc>
           <w:tcPr>
-            <w:tcW w:type="dxa" w:w="1997"/>
+            <w:tcW w:type="dxa" w:w="2094"/>
             <w:tcBorders>
               <w:top w:val="single" w:sz="4" w:space="0" w:color="8C8C8C"/>
               <w:left w:val="single" w:sz="4" w:space="0" w:color="8C8C8C"/>
@@ -9320,7 +9332,7 @@
       <w:tr>
         <w:tc>
           <w:tcPr>
-            <w:tcW w:type="dxa" w:w="3914"/>
+            <w:tcW w:type="dxa" w:w="3718"/>
             <w:tcBorders>
               <w:top w:val="single" w:sz="4" w:space="0" w:color="8C8C8C"/>
               <w:left w:val="single" w:sz="4" w:space="0" w:color="8C8C8C"/>
@@ -9349,7 +9361,7 @@
         </w:tc>
         <w:tc>
           <w:tcPr>
-            <w:tcW w:type="dxa" w:w="2237"/>
+            <w:tcW w:type="dxa" w:w="1607"/>
             <w:tcBorders>
               <w:top w:val="single" w:sz="4" w:space="0" w:color="8C8C8C"/>
               <w:left w:val="single" w:sz="4" w:space="0" w:color="8C8C8C"/>
@@ -9377,7 +9389,7 @@
         </w:tc>
         <w:tc>
           <w:tcPr>
-            <w:tcW w:type="dxa" w:w="879"/>
+            <w:tcW w:type="dxa" w:w="1607"/>
             <w:tcBorders>
               <w:top w:val="single" w:sz="4" w:space="0" w:color="8C8C8C"/>
               <w:left w:val="single" w:sz="4" w:space="0" w:color="8C8C8C"/>
@@ -9405,7 +9417,7 @@
         </w:tc>
         <w:tc>
           <w:tcPr>
-            <w:tcW w:type="dxa" w:w="1997"/>
+            <w:tcW w:type="dxa" w:w="2094"/>
             <w:tcBorders>
               <w:top w:val="single" w:sz="4" w:space="0" w:color="8C8C8C"/>
               <w:left w:val="single" w:sz="4" w:space="0" w:color="8C8C8C"/>
@@ -9436,7 +9448,7 @@
       <w:tr>
         <w:tc>
           <w:tcPr>
-            <w:tcW w:type="dxa" w:w="3914"/>
+            <w:tcW w:type="dxa" w:w="3718"/>
             <w:tcBorders>
               <w:top w:val="single" w:sz="4" w:space="0" w:color="8C8C8C"/>
               <w:left w:val="single" w:sz="4" w:space="0" w:color="8C8C8C"/>
@@ -9465,7 +9477,7 @@
         </w:tc>
         <w:tc>
           <w:tcPr>
-            <w:tcW w:type="dxa" w:w="2237"/>
+            <w:tcW w:type="dxa" w:w="1607"/>
             <w:tcBorders>
               <w:top w:val="single" w:sz="4" w:space="0" w:color="8C8C8C"/>
               <w:left w:val="single" w:sz="4" w:space="0" w:color="8C8C8C"/>
@@ -9493,7 +9505,7 @@
         </w:tc>
         <w:tc>
           <w:tcPr>
-            <w:tcW w:type="dxa" w:w="879"/>
+            <w:tcW w:type="dxa" w:w="1607"/>
             <w:tcBorders>
               <w:top w:val="single" w:sz="4" w:space="0" w:color="8C8C8C"/>
               <w:left w:val="single" w:sz="4" w:space="0" w:color="8C8C8C"/>
@@ -9521,7 +9533,7 @@
         </w:tc>
         <w:tc>
           <w:tcPr>
-            <w:tcW w:type="dxa" w:w="1997"/>
+            <w:tcW w:type="dxa" w:w="2094"/>
             <w:tcBorders>
               <w:top w:val="single" w:sz="4" w:space="0" w:color="8C8C8C"/>
               <w:left w:val="single" w:sz="4" w:space="0" w:color="8C8C8C"/>
@@ -9552,7 +9564,7 @@
       <w:tr>
         <w:tc>
           <w:tcPr>
-            <w:tcW w:type="dxa" w:w="3914"/>
+            <w:tcW w:type="dxa" w:w="3718"/>
             <w:tcBorders>
               <w:top w:val="single" w:sz="4" w:space="0" w:color="8C8C8C"/>
               <w:left w:val="single" w:sz="4" w:space="0" w:color="8C8C8C"/>
@@ -9581,7 +9593,7 @@
         </w:tc>
         <w:tc>
           <w:tcPr>
-            <w:tcW w:type="dxa" w:w="2237"/>
+            <w:tcW w:type="dxa" w:w="1607"/>
             <w:tcBorders>
               <w:top w:val="single" w:sz="4" w:space="0" w:color="8C8C8C"/>
               <w:left w:val="single" w:sz="4" w:space="0" w:color="8C8C8C"/>
@@ -9609,7 +9621,7 @@
         </w:tc>
         <w:tc>
           <w:tcPr>
-            <w:tcW w:type="dxa" w:w="879"/>
+            <w:tcW w:type="dxa" w:w="1607"/>
             <w:tcBorders>
               <w:top w:val="single" w:sz="4" w:space="0" w:color="8C8C8C"/>
               <w:left w:val="single" w:sz="4" w:space="0" w:color="8C8C8C"/>
@@ -9637,7 +9649,7 @@
         </w:tc>
         <w:tc>
           <w:tcPr>
-            <w:tcW w:type="dxa" w:w="1997"/>
+            <w:tcW w:type="dxa" w:w="2094"/>
             <w:tcBorders>
               <w:top w:val="single" w:sz="4" w:space="0" w:color="8C8C8C"/>
               <w:left w:val="single" w:sz="4" w:space="0" w:color="8C8C8C"/>
@@ -9668,7 +9680,7 @@
       <w:tr>
         <w:tc>
           <w:tcPr>
-            <w:tcW w:type="dxa" w:w="3914"/>
+            <w:tcW w:type="dxa" w:w="3718"/>
             <w:tcBorders>
               <w:top w:val="single" w:sz="4" w:space="0" w:color="8C8C8C"/>
               <w:left w:val="single" w:sz="4" w:space="0" w:color="8C8C8C"/>
@@ -9697,7 +9709,7 @@
         </w:tc>
         <w:tc>
           <w:tcPr>
-            <w:tcW w:type="dxa" w:w="2237"/>
+            <w:tcW w:type="dxa" w:w="1607"/>
             <w:tcBorders>
               <w:top w:val="single" w:sz="4" w:space="0" w:color="8C8C8C"/>
               <w:left w:val="single" w:sz="4" w:space="0" w:color="8C8C8C"/>
@@ -9725,7 +9737,7 @@
         </w:tc>
         <w:tc>
           <w:tcPr>
-            <w:tcW w:type="dxa" w:w="879"/>
+            <w:tcW w:type="dxa" w:w="1607"/>
             <w:tcBorders>
               <w:top w:val="single" w:sz="4" w:space="0" w:color="8C8C8C"/>
               <w:left w:val="single" w:sz="4" w:space="0" w:color="8C8C8C"/>
@@ -9753,7 +9765,7 @@
         </w:tc>
         <w:tc>
           <w:tcPr>
-            <w:tcW w:type="dxa" w:w="1997"/>
+            <w:tcW w:type="dxa" w:w="2094"/>
             <w:tcBorders>
               <w:top w:val="single" w:sz="4" w:space="0" w:color="8C8C8C"/>
               <w:left w:val="single" w:sz="4" w:space="0" w:color="8C8C8C"/>
@@ -9834,16 +9846,18 @@
       <w:tblPr>
         <w:tblW w:type="auto" w:w="0"/>
         <w:jc w:val="center"/>
+        <w:tblLayout w:type="fixed"/>
         <w:tblLook w:firstColumn="1" w:firstRow="1" w:lastColumn="0" w:lastRow="0" w:noHBand="0" w:noVBand="1" w:val="04A0"/>
+        <w:tblLayout w:type="fixed"/>
       </w:tblPr>
       <w:tblGrid>
-        <w:gridCol w:w="4513"/>
-        <w:gridCol w:w="4513"/>
+        <w:gridCol w:w="5798"/>
+        <w:gridCol w:w="3228"/>
       </w:tblGrid>
       <w:tr>
         <w:tc>
           <w:tcPr>
-            <w:tcW w:type="dxa" w:w="4772"/>
+            <w:tcW w:type="dxa" w:w="5798"/>
             <w:tcBorders>
               <w:top w:val="single" w:sz="4" w:space="0" w:color="8C8C8C"/>
               <w:left w:val="single" w:sz="4" w:space="0" w:color="8C8C8C"/>
@@ -9873,7 +9887,7 @@
         </w:tc>
         <w:tc>
           <w:tcPr>
-            <w:tcW w:type="dxa" w:w="4254"/>
+            <w:tcW w:type="dxa" w:w="3228"/>
             <w:tcBorders>
               <w:top w:val="single" w:sz="4" w:space="0" w:color="8C8C8C"/>
               <w:left w:val="single" w:sz="4" w:space="0" w:color="8C8C8C"/>
@@ -9905,7 +9919,7 @@
       <w:tr>
         <w:tc>
           <w:tcPr>
-            <w:tcW w:type="dxa" w:w="4772"/>
+            <w:tcW w:type="dxa" w:w="5798"/>
             <w:tcBorders>
               <w:top w:val="single" w:sz="4" w:space="0" w:color="8C8C8C"/>
               <w:left w:val="single" w:sz="4" w:space="0" w:color="8C8C8C"/>
@@ -9934,7 +9948,7 @@
         </w:tc>
         <w:tc>
           <w:tcPr>
-            <w:tcW w:type="dxa" w:w="4254"/>
+            <w:tcW w:type="dxa" w:w="3228"/>
             <w:tcBorders>
               <w:top w:val="single" w:sz="4" w:space="0" w:color="8C8C8C"/>
               <w:left w:val="single" w:sz="4" w:space="0" w:color="8C8C8C"/>
@@ -9964,7 +9978,7 @@
       <w:tr>
         <w:tc>
           <w:tcPr>
-            <w:tcW w:type="dxa" w:w="4772"/>
+            <w:tcW w:type="dxa" w:w="5798"/>
             <w:tcBorders>
               <w:top w:val="single" w:sz="4" w:space="0" w:color="8C8C8C"/>
               <w:left w:val="single" w:sz="4" w:space="0" w:color="8C8C8C"/>
@@ -9993,7 +10007,7 @@
         </w:tc>
         <w:tc>
           <w:tcPr>
-            <w:tcW w:type="dxa" w:w="4254"/>
+            <w:tcW w:type="dxa" w:w="3228"/>
             <w:tcBorders>
               <w:top w:val="single" w:sz="4" w:space="0" w:color="8C8C8C"/>
               <w:left w:val="single" w:sz="4" w:space="0" w:color="8C8C8C"/>
@@ -10023,7 +10037,7 @@
       <w:tr>
         <w:tc>
           <w:tcPr>
-            <w:tcW w:type="dxa" w:w="4772"/>
+            <w:tcW w:type="dxa" w:w="5798"/>
             <w:tcBorders>
               <w:top w:val="single" w:sz="4" w:space="0" w:color="8C8C8C"/>
               <w:left w:val="single" w:sz="4" w:space="0" w:color="8C8C8C"/>
@@ -10052,7 +10066,7 @@
         </w:tc>
         <w:tc>
           <w:tcPr>
-            <w:tcW w:type="dxa" w:w="4254"/>
+            <w:tcW w:type="dxa" w:w="3228"/>
             <w:tcBorders>
               <w:top w:val="single" w:sz="4" w:space="0" w:color="8C8C8C"/>
               <w:left w:val="single" w:sz="4" w:space="0" w:color="8C8C8C"/>
@@ -10082,7 +10096,7 @@
       <w:tr>
         <w:tc>
           <w:tcPr>
-            <w:tcW w:type="dxa" w:w="4772"/>
+            <w:tcW w:type="dxa" w:w="5798"/>
             <w:tcBorders>
               <w:top w:val="single" w:sz="4" w:space="0" w:color="8C8C8C"/>
               <w:left w:val="single" w:sz="4" w:space="0" w:color="8C8C8C"/>
@@ -10111,7 +10125,7 @@
         </w:tc>
         <w:tc>
           <w:tcPr>
-            <w:tcW w:type="dxa" w:w="4254"/>
+            <w:tcW w:type="dxa" w:w="3228"/>
             <w:tcBorders>
               <w:top w:val="single" w:sz="4" w:space="0" w:color="8C8C8C"/>
               <w:left w:val="single" w:sz="4" w:space="0" w:color="8C8C8C"/>
@@ -10141,7 +10155,7 @@
       <w:tr>
         <w:tc>
           <w:tcPr>
-            <w:tcW w:type="dxa" w:w="4772"/>
+            <w:tcW w:type="dxa" w:w="5798"/>
             <w:tcBorders>
               <w:top w:val="single" w:sz="4" w:space="0" w:color="8C8C8C"/>
               <w:left w:val="single" w:sz="4" w:space="0" w:color="8C8C8C"/>
@@ -10170,7 +10184,7 @@
         </w:tc>
         <w:tc>
           <w:tcPr>
-            <w:tcW w:type="dxa" w:w="4254"/>
+            <w:tcW w:type="dxa" w:w="3228"/>
             <w:tcBorders>
               <w:top w:val="single" w:sz="4" w:space="0" w:color="8C8C8C"/>
               <w:left w:val="single" w:sz="4" w:space="0" w:color="8C8C8C"/>
@@ -10911,18 +10925,20 @@
       <w:tblPr>
         <w:tblW w:type="auto" w:w="0"/>
         <w:jc w:val="center"/>
+        <w:tblLayout w:type="fixed"/>
         <w:tblLook w:firstColumn="1" w:firstRow="1" w:lastColumn="0" w:lastRow="0" w:noHBand="0" w:noVBand="1" w:val="04A0"/>
+        <w:tblLayout w:type="fixed"/>
       </w:tblPr>
       <w:tblGrid>
-        <w:gridCol w:w="2256"/>
-        <w:gridCol w:w="2256"/>
-        <w:gridCol w:w="2256"/>
-        <w:gridCol w:w="2256"/>
+        <w:gridCol w:w="1106"/>
+        <w:gridCol w:w="5028"/>
+        <w:gridCol w:w="1571"/>
+        <w:gridCol w:w="1320"/>
       </w:tblGrid>
       <w:tr>
         <w:tc>
           <w:tcPr>
-            <w:tcW w:type="dxa" w:w="1167"/>
+            <w:tcW w:type="dxa" w:w="1106"/>
             <w:tcBorders>
               <w:top w:val="single" w:sz="4" w:space="0" w:color="8C8C8C"/>
               <w:left w:val="single" w:sz="4" w:space="0" w:color="8C8C8C"/>
@@ -10952,7 +10968,7 @@
         </w:tc>
         <w:tc>
           <w:tcPr>
-            <w:tcW w:type="dxa" w:w="4669"/>
+            <w:tcW w:type="dxa" w:w="5028"/>
             <w:tcBorders>
               <w:top w:val="single" w:sz="4" w:space="0" w:color="8C8C8C"/>
               <w:left w:val="single" w:sz="4" w:space="0" w:color="8C8C8C"/>
@@ -10982,7 +10998,7 @@
         </w:tc>
         <w:tc>
           <w:tcPr>
-            <w:tcW w:type="dxa" w:w="1323"/>
+            <w:tcW w:type="dxa" w:w="1571"/>
             <w:tcBorders>
               <w:top w:val="single" w:sz="4" w:space="0" w:color="8C8C8C"/>
               <w:left w:val="single" w:sz="4" w:space="0" w:color="8C8C8C"/>
@@ -11012,7 +11028,7 @@
         </w:tc>
         <w:tc>
           <w:tcPr>
-            <w:tcW w:type="dxa" w:w="1867"/>
+            <w:tcW w:type="dxa" w:w="1320"/>
             <w:tcBorders>
               <w:top w:val="single" w:sz="4" w:space="0" w:color="8C8C8C"/>
               <w:left w:val="single" w:sz="4" w:space="0" w:color="8C8C8C"/>
@@ -11044,7 +11060,7 @@
       <w:tr>
         <w:tc>
           <w:tcPr>
-            <w:tcW w:type="dxa" w:w="1167"/>
+            <w:tcW w:type="dxa" w:w="1106"/>
             <w:tcBorders>
               <w:top w:val="single" w:sz="4" w:space="0" w:color="8C8C8C"/>
               <w:left w:val="single" w:sz="4" w:space="0" w:color="8C8C8C"/>
@@ -11072,7 +11088,7 @@
         </w:tc>
         <w:tc>
           <w:tcPr>
-            <w:tcW w:type="dxa" w:w="4669"/>
+            <w:tcW w:type="dxa" w:w="5028"/>
             <w:tcBorders>
               <w:top w:val="single" w:sz="4" w:space="0" w:color="8C8C8C"/>
               <w:left w:val="single" w:sz="4" w:space="0" w:color="8C8C8C"/>
@@ -11100,7 +11116,7 @@
         </w:tc>
         <w:tc>
           <w:tcPr>
-            <w:tcW w:type="dxa" w:w="1323"/>
+            <w:tcW w:type="dxa" w:w="1571"/>
             <w:tcBorders>
               <w:top w:val="single" w:sz="4" w:space="0" w:color="8C8C8C"/>
               <w:left w:val="single" w:sz="4" w:space="0" w:color="8C8C8C"/>
@@ -11129,7 +11145,7 @@
         </w:tc>
         <w:tc>
           <w:tcPr>
-            <w:tcW w:type="dxa" w:w="1867"/>
+            <w:tcW w:type="dxa" w:w="1320"/>
             <w:tcBorders>
               <w:top w:val="single" w:sz="4" w:space="0" w:color="8C8C8C"/>
               <w:left w:val="single" w:sz="4" w:space="0" w:color="8C8C8C"/>
@@ -11159,7 +11175,7 @@
       <w:tr>
         <w:tc>
           <w:tcPr>
-            <w:tcW w:type="dxa" w:w="1167"/>
+            <w:tcW w:type="dxa" w:w="1106"/>
             <w:tcBorders>
               <w:top w:val="single" w:sz="4" w:space="0" w:color="8C8C8C"/>
               <w:left w:val="single" w:sz="4" w:space="0" w:color="8C8C8C"/>
@@ -11187,7 +11203,7 @@
         </w:tc>
         <w:tc>
           <w:tcPr>
-            <w:tcW w:type="dxa" w:w="4669"/>
+            <w:tcW w:type="dxa" w:w="5028"/>
             <w:tcBorders>
               <w:top w:val="single" w:sz="4" w:space="0" w:color="8C8C8C"/>
               <w:left w:val="single" w:sz="4" w:space="0" w:color="8C8C8C"/>
@@ -11215,7 +11231,7 @@
         </w:tc>
         <w:tc>
           <w:tcPr>
-            <w:tcW w:type="dxa" w:w="1323"/>
+            <w:tcW w:type="dxa" w:w="1571"/>
             <w:tcBorders>
               <w:top w:val="single" w:sz="4" w:space="0" w:color="8C8C8C"/>
               <w:left w:val="single" w:sz="4" w:space="0" w:color="8C8C8C"/>
@@ -11244,7 +11260,7 @@
         </w:tc>
         <w:tc>
           <w:tcPr>
-            <w:tcW w:type="dxa" w:w="1867"/>
+            <w:tcW w:type="dxa" w:w="1320"/>
             <w:tcBorders>
               <w:top w:val="single" w:sz="4" w:space="0" w:color="8C8C8C"/>
               <w:left w:val="single" w:sz="4" w:space="0" w:color="8C8C8C"/>
@@ -11274,7 +11290,7 @@
       <w:tr>
         <w:tc>
           <w:tcPr>
-            <w:tcW w:type="dxa" w:w="1167"/>
+            <w:tcW w:type="dxa" w:w="1106"/>
             <w:tcBorders>
               <w:top w:val="single" w:sz="4" w:space="0" w:color="8C8C8C"/>
               <w:left w:val="single" w:sz="4" w:space="0" w:color="8C8C8C"/>
@@ -11302,7 +11318,7 @@
         </w:tc>
         <w:tc>
           <w:tcPr>
-            <w:tcW w:type="dxa" w:w="4669"/>
+            <w:tcW w:type="dxa" w:w="5028"/>
             <w:tcBorders>
               <w:top w:val="single" w:sz="4" w:space="0" w:color="8C8C8C"/>
               <w:left w:val="single" w:sz="4" w:space="0" w:color="8C8C8C"/>
@@ -11330,7 +11346,7 @@
         </w:tc>
         <w:tc>
           <w:tcPr>
-            <w:tcW w:type="dxa" w:w="1323"/>
+            <w:tcW w:type="dxa" w:w="1571"/>
             <w:tcBorders>
               <w:top w:val="single" w:sz="4" w:space="0" w:color="8C8C8C"/>
               <w:left w:val="single" w:sz="4" w:space="0" w:color="8C8C8C"/>
@@ -11359,7 +11375,7 @@
         </w:tc>
         <w:tc>
           <w:tcPr>
-            <w:tcW w:type="dxa" w:w="1867"/>
+            <w:tcW w:type="dxa" w:w="1320"/>
             <w:tcBorders>
               <w:top w:val="single" w:sz="4" w:space="0" w:color="8C8C8C"/>
               <w:left w:val="single" w:sz="4" w:space="0" w:color="8C8C8C"/>
@@ -11389,7 +11405,7 @@
       <w:tr>
         <w:tc>
           <w:tcPr>
-            <w:tcW w:type="dxa" w:w="1167"/>
+            <w:tcW w:type="dxa" w:w="1106"/>
             <w:tcBorders>
               <w:top w:val="single" w:sz="4" w:space="0" w:color="8C8C8C"/>
               <w:left w:val="single" w:sz="4" w:space="0" w:color="8C8C8C"/>
@@ -11417,7 +11433,7 @@
         </w:tc>
         <w:tc>
           <w:tcPr>
-            <w:tcW w:type="dxa" w:w="4669"/>
+            <w:tcW w:type="dxa" w:w="5028"/>
             <w:tcBorders>
               <w:top w:val="single" w:sz="4" w:space="0" w:color="8C8C8C"/>
               <w:left w:val="single" w:sz="4" w:space="0" w:color="8C8C8C"/>
@@ -11445,7 +11461,7 @@
         </w:tc>
         <w:tc>
           <w:tcPr>
-            <w:tcW w:type="dxa" w:w="1323"/>
+            <w:tcW w:type="dxa" w:w="1571"/>
             <w:tcBorders>
               <w:top w:val="single" w:sz="4" w:space="0" w:color="8C8C8C"/>
               <w:left w:val="single" w:sz="4" w:space="0" w:color="8C8C8C"/>
@@ -11474,7 +11490,7 @@
         </w:tc>
         <w:tc>
           <w:tcPr>
-            <w:tcW w:type="dxa" w:w="1867"/>
+            <w:tcW w:type="dxa" w:w="1320"/>
             <w:tcBorders>
               <w:top w:val="single" w:sz="4" w:space="0" w:color="8C8C8C"/>
               <w:left w:val="single" w:sz="4" w:space="0" w:color="8C8C8C"/>
@@ -11504,7 +11520,7 @@
       <w:tr>
         <w:tc>
           <w:tcPr>
-            <w:tcW w:type="dxa" w:w="1167"/>
+            <w:tcW w:type="dxa" w:w="1106"/>
             <w:tcBorders>
               <w:top w:val="single" w:sz="4" w:space="0" w:color="8C8C8C"/>
               <w:left w:val="single" w:sz="4" w:space="0" w:color="8C8C8C"/>
@@ -11532,7 +11548,7 @@
         </w:tc>
         <w:tc>
           <w:tcPr>
-            <w:tcW w:type="dxa" w:w="4669"/>
+            <w:tcW w:type="dxa" w:w="5028"/>
             <w:tcBorders>
               <w:top w:val="single" w:sz="4" w:space="0" w:color="8C8C8C"/>
               <w:left w:val="single" w:sz="4" w:space="0" w:color="8C8C8C"/>
@@ -11560,7 +11576,7 @@
         </w:tc>
         <w:tc>
           <w:tcPr>
-            <w:tcW w:type="dxa" w:w="1323"/>
+            <w:tcW w:type="dxa" w:w="1571"/>
             <w:tcBorders>
               <w:top w:val="single" w:sz="4" w:space="0" w:color="8C8C8C"/>
               <w:left w:val="single" w:sz="4" w:space="0" w:color="8C8C8C"/>
@@ -11589,7 +11605,7 @@
         </w:tc>
         <w:tc>
           <w:tcPr>
-            <w:tcW w:type="dxa" w:w="1867"/>
+            <w:tcW w:type="dxa" w:w="1320"/>
             <w:tcBorders>
               <w:top w:val="single" w:sz="4" w:space="0" w:color="8C8C8C"/>
               <w:left w:val="single" w:sz="4" w:space="0" w:color="8C8C8C"/>
@@ -11619,7 +11635,7 @@
       <w:tr>
         <w:tc>
           <w:tcPr>
-            <w:tcW w:type="dxa" w:w="1167"/>
+            <w:tcW w:type="dxa" w:w="1106"/>
             <w:tcBorders>
               <w:top w:val="single" w:sz="4" w:space="0" w:color="8C8C8C"/>
               <w:left w:val="single" w:sz="4" w:space="0" w:color="8C8C8C"/>
@@ -11647,7 +11663,7 @@
         </w:tc>
         <w:tc>
           <w:tcPr>
-            <w:tcW w:type="dxa" w:w="4669"/>
+            <w:tcW w:type="dxa" w:w="5028"/>
             <w:tcBorders>
               <w:top w:val="single" w:sz="4" w:space="0" w:color="8C8C8C"/>
               <w:left w:val="single" w:sz="4" w:space="0" w:color="8C8C8C"/>
@@ -11675,7 +11691,7 @@
         </w:tc>
         <w:tc>
           <w:tcPr>
-            <w:tcW w:type="dxa" w:w="1323"/>
+            <w:tcW w:type="dxa" w:w="1571"/>
             <w:tcBorders>
               <w:top w:val="single" w:sz="4" w:space="0" w:color="8C8C8C"/>
               <w:left w:val="single" w:sz="4" w:space="0" w:color="8C8C8C"/>
@@ -11704,7 +11720,7 @@
         </w:tc>
         <w:tc>
           <w:tcPr>
-            <w:tcW w:type="dxa" w:w="1867"/>
+            <w:tcW w:type="dxa" w:w="1320"/>
             <w:tcBorders>
               <w:top w:val="single" w:sz="4" w:space="0" w:color="8C8C8C"/>
               <w:left w:val="single" w:sz="4" w:space="0" w:color="8C8C8C"/>
@@ -11734,7 +11750,7 @@
       <w:tr>
         <w:tc>
           <w:tcPr>
-            <w:tcW w:type="dxa" w:w="1167"/>
+            <w:tcW w:type="dxa" w:w="1106"/>
             <w:tcBorders>
               <w:top w:val="single" w:sz="4" w:space="0" w:color="8C8C8C"/>
               <w:left w:val="single" w:sz="4" w:space="0" w:color="8C8C8C"/>
@@ -11762,7 +11778,7 @@
         </w:tc>
         <w:tc>
           <w:tcPr>
-            <w:tcW w:type="dxa" w:w="4669"/>
+            <w:tcW w:type="dxa" w:w="5028"/>
             <w:tcBorders>
               <w:top w:val="single" w:sz="4" w:space="0" w:color="8C8C8C"/>
               <w:left w:val="single" w:sz="4" w:space="0" w:color="8C8C8C"/>
@@ -11790,7 +11806,7 @@
         </w:tc>
         <w:tc>
           <w:tcPr>
-            <w:tcW w:type="dxa" w:w="1323"/>
+            <w:tcW w:type="dxa" w:w="1571"/>
             <w:tcBorders>
               <w:top w:val="single" w:sz="4" w:space="0" w:color="8C8C8C"/>
               <w:left w:val="single" w:sz="4" w:space="0" w:color="8C8C8C"/>
@@ -11819,7 +11835,7 @@
         </w:tc>
         <w:tc>
           <w:tcPr>
-            <w:tcW w:type="dxa" w:w="1867"/>
+            <w:tcW w:type="dxa" w:w="1320"/>
             <w:tcBorders>
               <w:top w:val="single" w:sz="4" w:space="0" w:color="8C8C8C"/>
               <w:left w:val="single" w:sz="4" w:space="0" w:color="8C8C8C"/>
@@ -11849,7 +11865,7 @@
       <w:tr>
         <w:tc>
           <w:tcPr>
-            <w:tcW w:type="dxa" w:w="1167"/>
+            <w:tcW w:type="dxa" w:w="1106"/>
             <w:tcBorders>
               <w:top w:val="single" w:sz="4" w:space="0" w:color="8C8C8C"/>
               <w:left w:val="single" w:sz="4" w:space="0" w:color="8C8C8C"/>
@@ -11877,7 +11893,7 @@
         </w:tc>
         <w:tc>
           <w:tcPr>
-            <w:tcW w:type="dxa" w:w="4669"/>
+            <w:tcW w:type="dxa" w:w="5028"/>
             <w:tcBorders>
               <w:top w:val="single" w:sz="4" w:space="0" w:color="8C8C8C"/>
               <w:left w:val="single" w:sz="4" w:space="0" w:color="8C8C8C"/>
@@ -11905,7 +11921,7 @@
         </w:tc>
         <w:tc>
           <w:tcPr>
-            <w:tcW w:type="dxa" w:w="1323"/>
+            <w:tcW w:type="dxa" w:w="1571"/>
             <w:tcBorders>
               <w:top w:val="single" w:sz="4" w:space="0" w:color="8C8C8C"/>
               <w:left w:val="single" w:sz="4" w:space="0" w:color="8C8C8C"/>
@@ -11934,7 +11950,7 @@
         </w:tc>
         <w:tc>
           <w:tcPr>
-            <w:tcW w:type="dxa" w:w="1867"/>
+            <w:tcW w:type="dxa" w:w="1320"/>
             <w:tcBorders>
               <w:top w:val="single" w:sz="4" w:space="0" w:color="8C8C8C"/>
               <w:left w:val="single" w:sz="4" w:space="0" w:color="8C8C8C"/>
@@ -12336,17 +12352,19 @@
       <w:tblPr>
         <w:tblW w:type="auto" w:w="0"/>
         <w:jc w:val="center"/>
+        <w:tblLayout w:type="fixed"/>
         <w:tblLook w:firstColumn="1" w:firstRow="1" w:lastColumn="0" w:lastRow="0" w:noHBand="0" w:noVBand="1" w:val="04A0"/>
+        <w:tblLayout w:type="fixed"/>
       </w:tblPr>
       <w:tblGrid>
-        <w:gridCol w:w="3009"/>
-        <w:gridCol w:w="3009"/>
-        <w:gridCol w:w="3009"/>
+        <w:gridCol w:w="1586"/>
+        <w:gridCol w:w="4468"/>
+        <w:gridCol w:w="2971"/>
       </w:tblGrid>
       <w:tr>
         <w:tc>
           <w:tcPr>
-            <w:tcW w:type="dxa" w:w="1576"/>
+            <w:tcW w:type="dxa" w:w="1586"/>
             <w:tcBorders>
               <w:top w:val="single" w:sz="4" w:space="0" w:color="8C8C8C"/>
               <w:left w:val="single" w:sz="4" w:space="0" w:color="8C8C8C"/>
@@ -12376,7 +12394,7 @@
         </w:tc>
         <w:tc>
           <w:tcPr>
-            <w:tcW w:type="dxa" w:w="4298"/>
+            <w:tcW w:type="dxa" w:w="4468"/>
             <w:tcBorders>
               <w:top w:val="single" w:sz="4" w:space="0" w:color="8C8C8C"/>
               <w:left w:val="single" w:sz="4" w:space="0" w:color="8C8C8C"/>
@@ -12406,7 +12424,7 @@
         </w:tc>
         <w:tc>
           <w:tcPr>
-            <w:tcW w:type="dxa" w:w="3152"/>
+            <w:tcW w:type="dxa" w:w="2971"/>
             <w:tcBorders>
               <w:top w:val="single" w:sz="4" w:space="0" w:color="8C8C8C"/>
               <w:left w:val="single" w:sz="4" w:space="0" w:color="8C8C8C"/>
@@ -12438,7 +12456,7 @@
       <w:tr>
         <w:tc>
           <w:tcPr>
-            <w:tcW w:type="dxa" w:w="1576"/>
+            <w:tcW w:type="dxa" w:w="1586"/>
             <w:tcBorders>
               <w:top w:val="single" w:sz="4" w:space="0" w:color="8C8C8C"/>
               <w:left w:val="single" w:sz="4" w:space="0" w:color="8C8C8C"/>
@@ -12467,7 +12485,7 @@
         </w:tc>
         <w:tc>
           <w:tcPr>
-            <w:tcW w:type="dxa" w:w="4298"/>
+            <w:tcW w:type="dxa" w:w="4468"/>
             <w:tcBorders>
               <w:top w:val="single" w:sz="4" w:space="0" w:color="8C8C8C"/>
               <w:left w:val="single" w:sz="4" w:space="0" w:color="8C8C8C"/>
@@ -12509,7 +12527,7 @@
         </w:tc>
         <w:tc>
           <w:tcPr>
-            <w:tcW w:type="dxa" w:w="3152"/>
+            <w:tcW w:type="dxa" w:w="2971"/>
             <w:tcBorders>
               <w:top w:val="single" w:sz="4" w:space="0" w:color="8C8C8C"/>
               <w:left w:val="single" w:sz="4" w:space="0" w:color="8C8C8C"/>
@@ -12546,7 +12564,7 @@
       <w:tr>
         <w:tc>
           <w:tcPr>
-            <w:tcW w:type="dxa" w:w="1576"/>
+            <w:tcW w:type="dxa" w:w="1586"/>
             <w:tcBorders>
               <w:top w:val="single" w:sz="4" w:space="0" w:color="8C8C8C"/>
               <w:left w:val="single" w:sz="4" w:space="0" w:color="8C8C8C"/>
@@ -12575,7 +12593,7 @@
         </w:tc>
         <w:tc>
           <w:tcPr>
-            <w:tcW w:type="dxa" w:w="4298"/>
+            <w:tcW w:type="dxa" w:w="4468"/>
             <w:tcBorders>
               <w:top w:val="single" w:sz="4" w:space="0" w:color="8C8C8C"/>
               <w:left w:val="single" w:sz="4" w:space="0" w:color="8C8C8C"/>
@@ -12617,7 +12635,7 @@
         </w:tc>
         <w:tc>
           <w:tcPr>
-            <w:tcW w:type="dxa" w:w="3152"/>
+            <w:tcW w:type="dxa" w:w="2971"/>
             <w:tcBorders>
               <w:top w:val="single" w:sz="4" w:space="0" w:color="8C8C8C"/>
               <w:left w:val="single" w:sz="4" w:space="0" w:color="8C8C8C"/>
@@ -12654,7 +12672,7 @@
       <w:tr>
         <w:tc>
           <w:tcPr>
-            <w:tcW w:type="dxa" w:w="1576"/>
+            <w:tcW w:type="dxa" w:w="1586"/>
             <w:tcBorders>
               <w:top w:val="single" w:sz="4" w:space="0" w:color="8C8C8C"/>
               <w:left w:val="single" w:sz="4" w:space="0" w:color="8C8C8C"/>
@@ -12683,7 +12701,7 @@
         </w:tc>
         <w:tc>
           <w:tcPr>
-            <w:tcW w:type="dxa" w:w="4298"/>
+            <w:tcW w:type="dxa" w:w="4468"/>
             <w:tcBorders>
               <w:top w:val="single" w:sz="4" w:space="0" w:color="8C8C8C"/>
               <w:left w:val="single" w:sz="4" w:space="0" w:color="8C8C8C"/>
@@ -12790,7 +12808,7 @@
         </w:tc>
         <w:tc>
           <w:tcPr>
-            <w:tcW w:type="dxa" w:w="3152"/>
+            <w:tcW w:type="dxa" w:w="2971"/>
             <w:tcBorders>
               <w:top w:val="single" w:sz="4" w:space="0" w:color="8C8C8C"/>
               <w:left w:val="single" w:sz="4" w:space="0" w:color="8C8C8C"/>
@@ -12821,7 +12839,7 @@
       <w:tr>
         <w:tc>
           <w:tcPr>
-            <w:tcW w:type="dxa" w:w="1576"/>
+            <w:tcW w:type="dxa" w:w="1586"/>
             <w:tcBorders>
               <w:top w:val="single" w:sz="4" w:space="0" w:color="8C8C8C"/>
               <w:left w:val="single" w:sz="4" w:space="0" w:color="8C8C8C"/>
@@ -12850,7 +12868,7 @@
         </w:tc>
         <w:tc>
           <w:tcPr>
-            <w:tcW w:type="dxa" w:w="4298"/>
+            <w:tcW w:type="dxa" w:w="4468"/>
             <w:tcBorders>
               <w:top w:val="single" w:sz="4" w:space="0" w:color="8C8C8C"/>
               <w:left w:val="single" w:sz="4" w:space="0" w:color="8C8C8C"/>
@@ -12878,7 +12896,7 @@
         </w:tc>
         <w:tc>
           <w:tcPr>
-            <w:tcW w:type="dxa" w:w="3152"/>
+            <w:tcW w:type="dxa" w:w="2971"/>
             <w:tcBorders>
               <w:top w:val="single" w:sz="4" w:space="0" w:color="8C8C8C"/>
               <w:left w:val="single" w:sz="4" w:space="0" w:color="8C8C8C"/>
@@ -12973,18 +12991,20 @@
       <w:tblPr>
         <w:tblW w:type="auto" w:w="0"/>
         <w:jc w:val="center"/>
+        <w:tblLayout w:type="fixed"/>
         <w:tblLook w:firstColumn="1" w:firstRow="1" w:lastColumn="0" w:lastRow="0" w:noHBand="0" w:noVBand="1" w:val="04A0"/>
+        <w:tblLayout w:type="fixed"/>
       </w:tblPr>
       <w:tblGrid>
-        <w:gridCol w:w="2256"/>
-        <w:gridCol w:w="2256"/>
-        <w:gridCol w:w="2256"/>
-        <w:gridCol w:w="2256"/>
+        <w:gridCol w:w="2284"/>
+        <w:gridCol w:w="2128"/>
+        <w:gridCol w:w="1270"/>
+        <w:gridCol w:w="3343"/>
       </w:tblGrid>
       <w:tr>
         <w:tc>
           <w:tcPr>
-            <w:tcW w:type="dxa" w:w="2289"/>
+            <w:tcW w:type="dxa" w:w="2284"/>
             <w:tcBorders>
               <w:top w:val="single" w:sz="4" w:space="0" w:color="8C8C8C"/>
               <w:left w:val="single" w:sz="4" w:space="0" w:color="8C8C8C"/>
@@ -13014,7 +13034,7 @@
         </w:tc>
         <w:tc>
           <w:tcPr>
-            <w:tcW w:type="dxa" w:w="2591"/>
+            <w:tcW w:type="dxa" w:w="2128"/>
             <w:tcBorders>
               <w:top w:val="single" w:sz="4" w:space="0" w:color="8C8C8C"/>
               <w:left w:val="single" w:sz="4" w:space="0" w:color="8C8C8C"/>
@@ -13044,7 +13064,7 @@
         </w:tc>
         <w:tc>
           <w:tcPr>
-            <w:tcW w:type="dxa" w:w="1555"/>
+            <w:tcW w:type="dxa" w:w="1270"/>
             <w:tcBorders>
               <w:top w:val="single" w:sz="4" w:space="0" w:color="8C8C8C"/>
               <w:left w:val="single" w:sz="4" w:space="0" w:color="8C8C8C"/>
@@ -13074,7 +13094,7 @@
         </w:tc>
         <w:tc>
           <w:tcPr>
-            <w:tcW w:type="dxa" w:w="2591"/>
+            <w:tcW w:type="dxa" w:w="3343"/>
             <w:tcBorders>
               <w:top w:val="single" w:sz="4" w:space="0" w:color="8C8C8C"/>
               <w:left w:val="single" w:sz="4" w:space="0" w:color="8C8C8C"/>
@@ -13106,7 +13126,7 @@
       <w:tr>
         <w:tc>
           <w:tcPr>
-            <w:tcW w:type="dxa" w:w="2289"/>
+            <w:tcW w:type="dxa" w:w="2284"/>
             <w:tcBorders>
               <w:top w:val="single" w:sz="4" w:space="0" w:color="8C8C8C"/>
               <w:left w:val="single" w:sz="4" w:space="0" w:color="8C8C8C"/>
@@ -13141,7 +13161,7 @@
         </w:tc>
         <w:tc>
           <w:tcPr>
-            <w:tcW w:type="dxa" w:w="2591"/>
+            <w:tcW w:type="dxa" w:w="2128"/>
             <w:tcBorders>
               <w:top w:val="single" w:sz="4" w:space="0" w:color="8C8C8C"/>
               <w:left w:val="single" w:sz="4" w:space="0" w:color="8C8C8C"/>
@@ -13170,7 +13190,7 @@
         </w:tc>
         <w:tc>
           <w:tcPr>
-            <w:tcW w:type="dxa" w:w="1555"/>
+            <w:tcW w:type="dxa" w:w="1270"/>
             <w:tcBorders>
               <w:top w:val="single" w:sz="4" w:space="0" w:color="8C8C8C"/>
               <w:left w:val="single" w:sz="4" w:space="0" w:color="8C8C8C"/>
@@ -13225,7 +13245,7 @@
         </w:tc>
         <w:tc>
           <w:tcPr>
-            <w:tcW w:type="dxa" w:w="2591"/>
+            <w:tcW w:type="dxa" w:w="3343"/>
             <w:tcBorders>
               <w:top w:val="single" w:sz="4" w:space="0" w:color="8C8C8C"/>
               <w:left w:val="single" w:sz="4" w:space="0" w:color="8C8C8C"/>
@@ -13275,7 +13295,7 @@
       <w:tr>
         <w:tc>
           <w:tcPr>
-            <w:tcW w:type="dxa" w:w="2289"/>
+            <w:tcW w:type="dxa" w:w="2284"/>
             <w:tcBorders>
               <w:top w:val="single" w:sz="4" w:space="0" w:color="8C8C8C"/>
               <w:left w:val="single" w:sz="4" w:space="0" w:color="8C8C8C"/>
@@ -13310,7 +13330,7 @@
         </w:tc>
         <w:tc>
           <w:tcPr>
-            <w:tcW w:type="dxa" w:w="2591"/>
+            <w:tcW w:type="dxa" w:w="2128"/>
             <w:tcBorders>
               <w:top w:val="single" w:sz="4" w:space="0" w:color="8C8C8C"/>
               <w:left w:val="single" w:sz="4" w:space="0" w:color="8C8C8C"/>
@@ -13339,7 +13359,7 @@
         </w:tc>
         <w:tc>
           <w:tcPr>
-            <w:tcW w:type="dxa" w:w="1555"/>
+            <w:tcW w:type="dxa" w:w="1270"/>
             <w:tcBorders>
               <w:top w:val="single" w:sz="4" w:space="0" w:color="8C8C8C"/>
               <w:left w:val="single" w:sz="4" w:space="0" w:color="8C8C8C"/>
@@ -13368,7 +13388,7 @@
         </w:tc>
         <w:tc>
           <w:tcPr>
-            <w:tcW w:type="dxa" w:w="2591"/>
+            <w:tcW w:type="dxa" w:w="3343"/>
             <w:tcBorders>
               <w:top w:val="single" w:sz="4" w:space="0" w:color="8C8C8C"/>
               <w:left w:val="single" w:sz="4" w:space="0" w:color="8C8C8C"/>
@@ -13425,7 +13445,7 @@
       <w:tr>
         <w:tc>
           <w:tcPr>
-            <w:tcW w:type="dxa" w:w="2289"/>
+            <w:tcW w:type="dxa" w:w="2284"/>
             <w:tcBorders>
               <w:top w:val="single" w:sz="4" w:space="0" w:color="8C8C8C"/>
               <w:left w:val="single" w:sz="4" w:space="0" w:color="8C8C8C"/>
@@ -13473,7 +13493,7 @@
         </w:tc>
         <w:tc>
           <w:tcPr>
-            <w:tcW w:type="dxa" w:w="2591"/>
+            <w:tcW w:type="dxa" w:w="2128"/>
             <w:tcBorders>
               <w:top w:val="single" w:sz="4" w:space="0" w:color="8C8C8C"/>
               <w:left w:val="single" w:sz="4" w:space="0" w:color="8C8C8C"/>
@@ -13515,7 +13535,7 @@
         </w:tc>
         <w:tc>
           <w:tcPr>
-            <w:tcW w:type="dxa" w:w="1555"/>
+            <w:tcW w:type="dxa" w:w="1270"/>
             <w:tcBorders>
               <w:top w:val="single" w:sz="4" w:space="0" w:color="8C8C8C"/>
               <w:left w:val="single" w:sz="4" w:space="0" w:color="8C8C8C"/>
@@ -13544,7 +13564,7 @@
         </w:tc>
         <w:tc>
           <w:tcPr>
-            <w:tcW w:type="dxa" w:w="2591"/>
+            <w:tcW w:type="dxa" w:w="3343"/>
             <w:tcBorders>
               <w:top w:val="single" w:sz="4" w:space="0" w:color="8C8C8C"/>
               <w:left w:val="single" w:sz="4" w:space="0" w:color="8C8C8C"/>
@@ -13588,7 +13608,7 @@
       <w:tr>
         <w:tc>
           <w:tcPr>
-            <w:tcW w:type="dxa" w:w="2289"/>
+            <w:tcW w:type="dxa" w:w="2284"/>
             <w:tcBorders>
               <w:top w:val="single" w:sz="4" w:space="0" w:color="8C8C8C"/>
               <w:left w:val="single" w:sz="4" w:space="0" w:color="8C8C8C"/>
@@ -13636,7 +13656,7 @@
         </w:tc>
         <w:tc>
           <w:tcPr>
-            <w:tcW w:type="dxa" w:w="2591"/>
+            <w:tcW w:type="dxa" w:w="2128"/>
             <w:tcBorders>
               <w:top w:val="single" w:sz="4" w:space="0" w:color="8C8C8C"/>
               <w:left w:val="single" w:sz="4" w:space="0" w:color="8C8C8C"/>
@@ -13703,7 +13723,7 @@
         </w:tc>
         <w:tc>
           <w:tcPr>
-            <w:tcW w:type="dxa" w:w="1555"/>
+            <w:tcW w:type="dxa" w:w="1270"/>
             <w:tcBorders>
               <w:top w:val="single" w:sz="4" w:space="0" w:color="8C8C8C"/>
               <w:left w:val="single" w:sz="4" w:space="0" w:color="8C8C8C"/>
@@ -13732,7 +13752,7 @@
         </w:tc>
         <w:tc>
           <w:tcPr>
-            <w:tcW w:type="dxa" w:w="2591"/>
+            <w:tcW w:type="dxa" w:w="3343"/>
             <w:tcBorders>
               <w:top w:val="single" w:sz="4" w:space="0" w:color="8C8C8C"/>
               <w:left w:val="single" w:sz="4" w:space="0" w:color="8C8C8C"/>
@@ -13776,7 +13796,7 @@
       <w:tr>
         <w:tc>
           <w:tcPr>
-            <w:tcW w:type="dxa" w:w="2289"/>
+            <w:tcW w:type="dxa" w:w="2284"/>
             <w:tcBorders>
               <w:top w:val="single" w:sz="4" w:space="0" w:color="8C8C8C"/>
               <w:left w:val="single" w:sz="4" w:space="0" w:color="8C8C8C"/>
@@ -13811,7 +13831,7 @@
         </w:tc>
         <w:tc>
           <w:tcPr>
-            <w:tcW w:type="dxa" w:w="2591"/>
+            <w:tcW w:type="dxa" w:w="2128"/>
             <w:tcBorders>
               <w:top w:val="single" w:sz="4" w:space="0" w:color="8C8C8C"/>
               <w:left w:val="single" w:sz="4" w:space="0" w:color="8C8C8C"/>
@@ -13840,7 +13860,7 @@
         </w:tc>
         <w:tc>
           <w:tcPr>
-            <w:tcW w:type="dxa" w:w="1555"/>
+            <w:tcW w:type="dxa" w:w="1270"/>
             <w:tcBorders>
               <w:top w:val="single" w:sz="4" w:space="0" w:color="8C8C8C"/>
               <w:left w:val="single" w:sz="4" w:space="0" w:color="8C8C8C"/>
@@ -13868,7 +13888,7 @@
         </w:tc>
         <w:tc>
           <w:tcPr>
-            <w:tcW w:type="dxa" w:w="2591"/>
+            <w:tcW w:type="dxa" w:w="3343"/>
             <w:tcBorders>
               <w:top w:val="single" w:sz="4" w:space="0" w:color="8C8C8C"/>
               <w:left w:val="single" w:sz="4" w:space="0" w:color="8C8C8C"/>
@@ -13925,7 +13945,7 @@
       <w:tr>
         <w:tc>
           <w:tcPr>
-            <w:tcW w:type="dxa" w:w="2289"/>
+            <w:tcW w:type="dxa" w:w="2284"/>
             <w:tcBorders>
               <w:top w:val="single" w:sz="4" w:space="0" w:color="8C8C8C"/>
               <w:left w:val="single" w:sz="4" w:space="0" w:color="8C8C8C"/>
@@ -13954,7 +13974,7 @@
         </w:tc>
         <w:tc>
           <w:tcPr>
-            <w:tcW w:type="dxa" w:w="2591"/>
+            <w:tcW w:type="dxa" w:w="2128"/>
             <w:tcBorders>
               <w:top w:val="single" w:sz="4" w:space="0" w:color="8C8C8C"/>
               <w:left w:val="single" w:sz="4" w:space="0" w:color="8C8C8C"/>
@@ -13983,7 +14003,7 @@
         </w:tc>
         <w:tc>
           <w:tcPr>
-            <w:tcW w:type="dxa" w:w="1555"/>
+            <w:tcW w:type="dxa" w:w="1270"/>
             <w:tcBorders>
               <w:top w:val="single" w:sz="4" w:space="0" w:color="8C8C8C"/>
               <w:left w:val="single" w:sz="4" w:space="0" w:color="8C8C8C"/>
@@ -14018,7 +14038,7 @@
         </w:tc>
         <w:tc>
           <w:tcPr>
-            <w:tcW w:type="dxa" w:w="2591"/>
+            <w:tcW w:type="dxa" w:w="3343"/>
             <w:tcBorders>
               <w:top w:val="single" w:sz="4" w:space="0" w:color="8C8C8C"/>
               <w:left w:val="single" w:sz="4" w:space="0" w:color="8C8C8C"/>
@@ -14291,17 +14311,19 @@
       <w:tblPr>
         <w:tblW w:type="auto" w:w="0"/>
         <w:jc w:val="center"/>
+        <w:tblLayout w:type="fixed"/>
         <w:tblLook w:firstColumn="1" w:firstRow="1" w:lastColumn="0" w:lastRow="0" w:noHBand="0" w:noVBand="1" w:val="04A0"/>
+        <w:tblLayout w:type="fixed"/>
       </w:tblPr>
       <w:tblGrid>
-        <w:gridCol w:w="3009"/>
-        <w:gridCol w:w="3009"/>
-        <w:gridCol w:w="3009"/>
+        <w:gridCol w:w="1065"/>
+        <w:gridCol w:w="3981"/>
+        <w:gridCol w:w="3981"/>
       </w:tblGrid>
       <w:tr>
         <w:tc>
           <w:tcPr>
-            <w:tcW w:type="dxa" w:w="2127"/>
+            <w:tcW w:type="dxa" w:w="1065"/>
             <w:tcBorders>
               <w:top w:val="single" w:sz="4" w:space="0" w:color="8C8C8C"/>
               <w:left w:val="single" w:sz="4" w:space="0" w:color="8C8C8C"/>
@@ -14331,7 +14353,7 @@
         </w:tc>
         <w:tc>
           <w:tcPr>
-            <w:tcW w:type="dxa" w:w="3449"/>
+            <w:tcW w:type="dxa" w:w="3981"/>
             <w:tcBorders>
               <w:top w:val="single" w:sz="4" w:space="0" w:color="8C8C8C"/>
               <w:left w:val="single" w:sz="4" w:space="0" w:color="8C8C8C"/>
@@ -14361,7 +14383,7 @@
         </w:tc>
         <w:tc>
           <w:tcPr>
-            <w:tcW w:type="dxa" w:w="3449"/>
+            <w:tcW w:type="dxa" w:w="3981"/>
             <w:tcBorders>
               <w:top w:val="single" w:sz="4" w:space="0" w:color="8C8C8C"/>
               <w:left w:val="single" w:sz="4" w:space="0" w:color="8C8C8C"/>
@@ -14393,7 +14415,7 @@
       <w:tr>
         <w:tc>
           <w:tcPr>
-            <w:tcW w:type="dxa" w:w="2127"/>
+            <w:tcW w:type="dxa" w:w="1065"/>
             <w:tcBorders>
               <w:top w:val="single" w:sz="4" w:space="0" w:color="8C8C8C"/>
               <w:left w:val="single" w:sz="4" w:space="0" w:color="8C8C8C"/>
@@ -14421,7 +14443,7 @@
         </w:tc>
         <w:tc>
           <w:tcPr>
-            <w:tcW w:type="dxa" w:w="3449"/>
+            <w:tcW w:type="dxa" w:w="3981"/>
             <w:tcBorders>
               <w:top w:val="single" w:sz="4" w:space="0" w:color="8C8C8C"/>
               <w:left w:val="single" w:sz="4" w:space="0" w:color="8C8C8C"/>
@@ -14482,7 +14504,7 @@
         </w:tc>
         <w:tc>
           <w:tcPr>
-            <w:tcW w:type="dxa" w:w="3449"/>
+            <w:tcW w:type="dxa" w:w="3981"/>
             <w:tcBorders>
               <w:top w:val="single" w:sz="4" w:space="0" w:color="8C8C8C"/>
               <w:left w:val="single" w:sz="4" w:space="0" w:color="8C8C8C"/>
@@ -14512,7 +14534,7 @@
       <w:tr>
         <w:tc>
           <w:tcPr>
-            <w:tcW w:type="dxa" w:w="2127"/>
+            <w:tcW w:type="dxa" w:w="1065"/>
             <w:tcBorders>
               <w:top w:val="single" w:sz="4" w:space="0" w:color="8C8C8C"/>
               <w:left w:val="single" w:sz="4" w:space="0" w:color="8C8C8C"/>
@@ -14540,7 +14562,7 @@
         </w:tc>
         <w:tc>
           <w:tcPr>
-            <w:tcW w:type="dxa" w:w="3449"/>
+            <w:tcW w:type="dxa" w:w="3981"/>
             <w:tcBorders>
               <w:top w:val="single" w:sz="4" w:space="0" w:color="8C8C8C"/>
               <w:left w:val="single" w:sz="4" w:space="0" w:color="8C8C8C"/>
@@ -14621,7 +14643,7 @@
         </w:tc>
         <w:tc>
           <w:tcPr>
-            <w:tcW w:type="dxa" w:w="3449"/>
+            <w:tcW w:type="dxa" w:w="3981"/>
             <w:tcBorders>
               <w:top w:val="single" w:sz="4" w:space="0" w:color="8C8C8C"/>
               <w:left w:val="single" w:sz="4" w:space="0" w:color="8C8C8C"/>
@@ -14729,7 +14751,7 @@
       <w:tr>
         <w:tc>
           <w:tcPr>
-            <w:tcW w:type="dxa" w:w="2127"/>
+            <w:tcW w:type="dxa" w:w="1065"/>
             <w:tcBorders>
               <w:top w:val="single" w:sz="4" w:space="0" w:color="8C8C8C"/>
               <w:left w:val="single" w:sz="4" w:space="0" w:color="8C8C8C"/>
@@ -14757,7 +14779,7 @@
         </w:tc>
         <w:tc>
           <w:tcPr>
-            <w:tcW w:type="dxa" w:w="3449"/>
+            <w:tcW w:type="dxa" w:w="3981"/>
             <w:tcBorders>
               <w:top w:val="single" w:sz="4" w:space="0" w:color="8C8C8C"/>
               <w:left w:val="single" w:sz="4" w:space="0" w:color="8C8C8C"/>
@@ -14915,7 +14937,7 @@
         </w:tc>
         <w:tc>
           <w:tcPr>
-            <w:tcW w:type="dxa" w:w="3449"/>
+            <w:tcW w:type="dxa" w:w="3981"/>
             <w:tcBorders>
               <w:top w:val="single" w:sz="4" w:space="0" w:color="8C8C8C"/>
               <w:left w:val="single" w:sz="4" w:space="0" w:color="8C8C8C"/>
@@ -14945,7 +14967,7 @@
       <w:tr>
         <w:tc>
           <w:tcPr>
-            <w:tcW w:type="dxa" w:w="2127"/>
+            <w:tcW w:type="dxa" w:w="1065"/>
             <w:tcBorders>
               <w:top w:val="single" w:sz="4" w:space="0" w:color="8C8C8C"/>
               <w:left w:val="single" w:sz="4" w:space="0" w:color="8C8C8C"/>
@@ -14973,7 +14995,7 @@
         </w:tc>
         <w:tc>
           <w:tcPr>
-            <w:tcW w:type="dxa" w:w="3449"/>
+            <w:tcW w:type="dxa" w:w="3981"/>
             <w:tcBorders>
               <w:top w:val="single" w:sz="4" w:space="0" w:color="8C8C8C"/>
               <w:left w:val="single" w:sz="4" w:space="0" w:color="8C8C8C"/>
@@ -15021,7 +15043,7 @@
         </w:tc>
         <w:tc>
           <w:tcPr>
-            <w:tcW w:type="dxa" w:w="3449"/>
+            <w:tcW w:type="dxa" w:w="3981"/>
             <w:tcBorders>
               <w:top w:val="single" w:sz="4" w:space="0" w:color="8C8C8C"/>
               <w:left w:val="single" w:sz="4" w:space="0" w:color="8C8C8C"/>
@@ -15051,7 +15073,7 @@
       <w:tr>
         <w:tc>
           <w:tcPr>
-            <w:tcW w:type="dxa" w:w="2127"/>
+            <w:tcW w:type="dxa" w:w="1065"/>
             <w:tcBorders>
               <w:top w:val="single" w:sz="4" w:space="0" w:color="8C8C8C"/>
               <w:left w:val="single" w:sz="4" w:space="0" w:color="8C8C8C"/>
@@ -15079,7 +15101,7 @@
         </w:tc>
         <w:tc>
           <w:tcPr>
-            <w:tcW w:type="dxa" w:w="3449"/>
+            <w:tcW w:type="dxa" w:w="3981"/>
             <w:tcBorders>
               <w:top w:val="single" w:sz="4" w:space="0" w:color="8C8C8C"/>
               <w:left w:val="single" w:sz="4" w:space="0" w:color="8C8C8C"/>
@@ -15166,7 +15188,7 @@
         </w:tc>
         <w:tc>
           <w:tcPr>
-            <w:tcW w:type="dxa" w:w="3449"/>
+            <w:tcW w:type="dxa" w:w="3981"/>
             <w:tcBorders>
               <w:top w:val="single" w:sz="4" w:space="0" w:color="8C8C8C"/>
               <w:left w:val="single" w:sz="4" w:space="0" w:color="8C8C8C"/>
@@ -15209,7 +15231,7 @@
       <w:tr>
         <w:tc>
           <w:tcPr>
-            <w:tcW w:type="dxa" w:w="2127"/>
+            <w:tcW w:type="dxa" w:w="1065"/>
             <w:tcBorders>
               <w:top w:val="single" w:sz="4" w:space="0" w:color="8C8C8C"/>
               <w:left w:val="single" w:sz="4" w:space="0" w:color="8C8C8C"/>
@@ -15237,7 +15259,7 @@
         </w:tc>
         <w:tc>
           <w:tcPr>
-            <w:tcW w:type="dxa" w:w="3449"/>
+            <w:tcW w:type="dxa" w:w="3981"/>
             <w:tcBorders>
               <w:top w:val="single" w:sz="4" w:space="0" w:color="8C8C8C"/>
               <w:left w:val="single" w:sz="4" w:space="0" w:color="8C8C8C"/>
@@ -15285,7 +15307,7 @@
         </w:tc>
         <w:tc>
           <w:tcPr>
-            <w:tcW w:type="dxa" w:w="3449"/>
+            <w:tcW w:type="dxa" w:w="3981"/>
             <w:tcBorders>
               <w:top w:val="single" w:sz="4" w:space="0" w:color="8C8C8C"/>
               <w:left w:val="single" w:sz="4" w:space="0" w:color="8C8C8C"/>
@@ -15328,7 +15350,7 @@
       <w:tr>
         <w:tc>
           <w:tcPr>
-            <w:tcW w:type="dxa" w:w="2127"/>
+            <w:tcW w:type="dxa" w:w="1065"/>
             <w:tcBorders>
               <w:top w:val="single" w:sz="4" w:space="0" w:color="8C8C8C"/>
               <w:left w:val="single" w:sz="4" w:space="0" w:color="8C8C8C"/>
@@ -15356,7 +15378,7 @@
         </w:tc>
         <w:tc>
           <w:tcPr>
-            <w:tcW w:type="dxa" w:w="3449"/>
+            <w:tcW w:type="dxa" w:w="3981"/>
             <w:tcBorders>
               <w:top w:val="single" w:sz="4" w:space="0" w:color="8C8C8C"/>
               <w:left w:val="single" w:sz="4" w:space="0" w:color="8C8C8C"/>
@@ -15424,7 +15446,7 @@
         </w:tc>
         <w:tc>
           <w:tcPr>
-            <w:tcW w:type="dxa" w:w="3449"/>
+            <w:tcW w:type="dxa" w:w="3981"/>
             <w:tcBorders>
               <w:top w:val="single" w:sz="4" w:space="0" w:color="8C8C8C"/>
               <w:left w:val="single" w:sz="4" w:space="0" w:color="8C8C8C"/>
@@ -15461,7 +15483,7 @@
       <w:tr>
         <w:tc>
           <w:tcPr>
-            <w:tcW w:type="dxa" w:w="2127"/>
+            <w:tcW w:type="dxa" w:w="1065"/>
             <w:tcBorders>
               <w:top w:val="single" w:sz="4" w:space="0" w:color="8C8C8C"/>
               <w:left w:val="single" w:sz="4" w:space="0" w:color="8C8C8C"/>
@@ -15489,7 +15511,7 @@
         </w:tc>
         <w:tc>
           <w:tcPr>
-            <w:tcW w:type="dxa" w:w="3449"/>
+            <w:tcW w:type="dxa" w:w="3981"/>
             <w:tcBorders>
               <w:top w:val="single" w:sz="4" w:space="0" w:color="8C8C8C"/>
               <w:left w:val="single" w:sz="4" w:space="0" w:color="8C8C8C"/>
@@ -15576,7 +15598,7 @@
         </w:tc>
         <w:tc>
           <w:tcPr>
-            <w:tcW w:type="dxa" w:w="3449"/>
+            <w:tcW w:type="dxa" w:w="3981"/>
             <w:tcBorders>
               <w:top w:val="single" w:sz="4" w:space="0" w:color="8C8C8C"/>
               <w:left w:val="single" w:sz="4" w:space="0" w:color="8C8C8C"/>
@@ -15949,17 +15971,19 @@
       <w:tblPr>
         <w:tblW w:type="auto" w:w="0"/>
         <w:jc w:val="center"/>
+        <w:tblLayout w:type="fixed"/>
         <w:tblLook w:firstColumn="1" w:firstRow="1" w:lastColumn="0" w:lastRow="0" w:noHBand="0" w:noVBand="1" w:val="04A0"/>
+        <w:tblLayout w:type="fixed"/>
       </w:tblPr>
       <w:tblGrid>
-        <w:gridCol w:w="3009"/>
-        <w:gridCol w:w="3009"/>
-        <w:gridCol w:w="3009"/>
+        <w:gridCol w:w="2187"/>
+        <w:gridCol w:w="2774"/>
+        <w:gridCol w:w="4065"/>
       </w:tblGrid>
       <w:tr>
         <w:tc>
           <w:tcPr>
-            <w:tcW w:type="dxa" w:w="2299"/>
+            <w:tcW w:type="dxa" w:w="2187"/>
             <w:tcBorders>
               <w:top w:val="single" w:sz="4" w:space="0" w:color="8C8C8C"/>
               <w:left w:val="single" w:sz="4" w:space="0" w:color="8C8C8C"/>
@@ -15989,7 +16013,7 @@
         </w:tc>
         <w:tc>
           <w:tcPr>
-            <w:tcW w:type="dxa" w:w="3364"/>
+            <w:tcW w:type="dxa" w:w="2774"/>
             <w:tcBorders>
               <w:top w:val="single" w:sz="4" w:space="0" w:color="8C8C8C"/>
               <w:left w:val="single" w:sz="4" w:space="0" w:color="8C8C8C"/>
@@ -16019,7 +16043,7 @@
         </w:tc>
         <w:tc>
           <w:tcPr>
-            <w:tcW w:type="dxa" w:w="3364"/>
+            <w:tcW w:type="dxa" w:w="4065"/>
             <w:tcBorders>
               <w:top w:val="single" w:sz="4" w:space="0" w:color="8C8C8C"/>
               <w:left w:val="single" w:sz="4" w:space="0" w:color="8C8C8C"/>
@@ -16051,7 +16075,7 @@
       <w:tr>
         <w:tc>
           <w:tcPr>
-            <w:tcW w:type="dxa" w:w="2299"/>
+            <w:tcW w:type="dxa" w:w="2187"/>
             <w:tcBorders>
               <w:top w:val="single" w:sz="4" w:space="0" w:color="8C8C8C"/>
               <w:left w:val="single" w:sz="4" w:space="0" w:color="8C8C8C"/>
@@ -16079,7 +16103,7 @@
         </w:tc>
         <w:tc>
           <w:tcPr>
-            <w:tcW w:type="dxa" w:w="3364"/>
+            <w:tcW w:type="dxa" w:w="2774"/>
             <w:tcBorders>
               <w:top w:val="single" w:sz="4" w:space="0" w:color="8C8C8C"/>
               <w:left w:val="single" w:sz="4" w:space="0" w:color="8C8C8C"/>
@@ -16107,7 +16131,7 @@
         </w:tc>
         <w:tc>
           <w:tcPr>
-            <w:tcW w:type="dxa" w:w="3364"/>
+            <w:tcW w:type="dxa" w:w="4065"/>
             <w:tcBorders>
               <w:top w:val="single" w:sz="4" w:space="0" w:color="8C8C8C"/>
               <w:left w:val="single" w:sz="4" w:space="0" w:color="8C8C8C"/>
@@ -16151,7 +16175,7 @@
       <w:tr>
         <w:tc>
           <w:tcPr>
-            <w:tcW w:type="dxa" w:w="2299"/>
+            <w:tcW w:type="dxa" w:w="2187"/>
             <w:tcBorders>
               <w:top w:val="single" w:sz="4" w:space="0" w:color="8C8C8C"/>
               <w:left w:val="single" w:sz="4" w:space="0" w:color="8C8C8C"/>
@@ -16192,7 +16216,7 @@
         </w:tc>
         <w:tc>
           <w:tcPr>
-            <w:tcW w:type="dxa" w:w="3364"/>
+            <w:tcW w:type="dxa" w:w="2774"/>
             <w:tcBorders>
               <w:top w:val="single" w:sz="4" w:space="0" w:color="8C8C8C"/>
               <w:left w:val="single" w:sz="4" w:space="0" w:color="8C8C8C"/>
@@ -16220,7 +16244,7 @@
         </w:tc>
         <w:tc>
           <w:tcPr>
-            <w:tcW w:type="dxa" w:w="3364"/>
+            <w:tcW w:type="dxa" w:w="4065"/>
             <w:tcBorders>
               <w:top w:val="single" w:sz="4" w:space="0" w:color="8C8C8C"/>
               <w:left w:val="single" w:sz="4" w:space="0" w:color="8C8C8C"/>
@@ -16290,7 +16314,7 @@
       <w:tr>
         <w:tc>
           <w:tcPr>
-            <w:tcW w:type="dxa" w:w="2299"/>
+            <w:tcW w:type="dxa" w:w="2187"/>
             <w:tcBorders>
               <w:top w:val="single" w:sz="4" w:space="0" w:color="8C8C8C"/>
               <w:left w:val="single" w:sz="4" w:space="0" w:color="8C8C8C"/>
@@ -16318,7 +16342,7 @@
         </w:tc>
         <w:tc>
           <w:tcPr>
-            <w:tcW w:type="dxa" w:w="3364"/>
+            <w:tcW w:type="dxa" w:w="2774"/>
             <w:tcBorders>
               <w:top w:val="single" w:sz="4" w:space="0" w:color="8C8C8C"/>
               <w:left w:val="single" w:sz="4" w:space="0" w:color="8C8C8C"/>
@@ -16346,7 +16370,7 @@
         </w:tc>
         <w:tc>
           <w:tcPr>
-            <w:tcW w:type="dxa" w:w="3364"/>
+            <w:tcW w:type="dxa" w:w="4065"/>
             <w:tcBorders>
               <w:top w:val="single" w:sz="4" w:space="0" w:color="8C8C8C"/>
               <w:left w:val="single" w:sz="4" w:space="0" w:color="8C8C8C"/>
@@ -16390,7 +16414,7 @@
       <w:tr>
         <w:tc>
           <w:tcPr>
-            <w:tcW w:type="dxa" w:w="2299"/>
+            <w:tcW w:type="dxa" w:w="2187"/>
             <w:tcBorders>
               <w:top w:val="single" w:sz="4" w:space="0" w:color="8C8C8C"/>
               <w:left w:val="single" w:sz="4" w:space="0" w:color="8C8C8C"/>
@@ -16418,7 +16442,7 @@
         </w:tc>
         <w:tc>
           <w:tcPr>
-            <w:tcW w:type="dxa" w:w="3364"/>
+            <w:tcW w:type="dxa" w:w="2774"/>
             <w:tcBorders>
               <w:top w:val="single" w:sz="4" w:space="0" w:color="8C8C8C"/>
               <w:left w:val="single" w:sz="4" w:space="0" w:color="8C8C8C"/>
@@ -16446,7 +16470,7 @@
         </w:tc>
         <w:tc>
           <w:tcPr>
-            <w:tcW w:type="dxa" w:w="3364"/>
+            <w:tcW w:type="dxa" w:w="4065"/>
             <w:tcBorders>
               <w:top w:val="single" w:sz="4" w:space="0" w:color="8C8C8C"/>
               <w:left w:val="single" w:sz="4" w:space="0" w:color="8C8C8C"/>
@@ -16477,7 +16501,7 @@
       <w:tr>
         <w:tc>
           <w:tcPr>
-            <w:tcW w:type="dxa" w:w="2299"/>
+            <w:tcW w:type="dxa" w:w="2187"/>
             <w:tcBorders>
               <w:top w:val="single" w:sz="4" w:space="0" w:color="8C8C8C"/>
               <w:left w:val="single" w:sz="4" w:space="0" w:color="8C8C8C"/>
@@ -16505,7 +16529,7 @@
         </w:tc>
         <w:tc>
           <w:tcPr>
-            <w:tcW w:type="dxa" w:w="3364"/>
+            <w:tcW w:type="dxa" w:w="2774"/>
             <w:tcBorders>
               <w:top w:val="single" w:sz="4" w:space="0" w:color="8C8C8C"/>
               <w:left w:val="single" w:sz="4" w:space="0" w:color="8C8C8C"/>
@@ -16534,7 +16558,7 @@
         </w:tc>
         <w:tc>
           <w:tcPr>
-            <w:tcW w:type="dxa" w:w="3364"/>
+            <w:tcW w:type="dxa" w:w="4065"/>
             <w:tcBorders>
               <w:top w:val="single" w:sz="4" w:space="0" w:color="8C8C8C"/>
               <w:left w:val="single" w:sz="4" w:space="0" w:color="8C8C8C"/>
@@ -16565,7 +16589,7 @@
       <w:tr>
         <w:tc>
           <w:tcPr>
-            <w:tcW w:type="dxa" w:w="2299"/>
+            <w:tcW w:type="dxa" w:w="2187"/>
             <w:tcBorders>
               <w:top w:val="single" w:sz="4" w:space="0" w:color="8C8C8C"/>
               <w:left w:val="single" w:sz="4" w:space="0" w:color="8C8C8C"/>
@@ -16593,7 +16617,7 @@
         </w:tc>
         <w:tc>
           <w:tcPr>
-            <w:tcW w:type="dxa" w:w="3364"/>
+            <w:tcW w:type="dxa" w:w="2774"/>
             <w:tcBorders>
               <w:top w:val="single" w:sz="4" w:space="0" w:color="8C8C8C"/>
               <w:left w:val="single" w:sz="4" w:space="0" w:color="8C8C8C"/>
@@ -16621,7 +16645,7 @@
         </w:tc>
         <w:tc>
           <w:tcPr>
-            <w:tcW w:type="dxa" w:w="3364"/>
+            <w:tcW w:type="dxa" w:w="4065"/>
             <w:tcBorders>
               <w:top w:val="single" w:sz="4" w:space="0" w:color="8C8C8C"/>
               <w:left w:val="single" w:sz="4" w:space="0" w:color="8C8C8C"/>
@@ -16652,7 +16676,7 @@
       <w:tr>
         <w:tc>
           <w:tcPr>
-            <w:tcW w:type="dxa" w:w="2299"/>
+            <w:tcW w:type="dxa" w:w="2187"/>
             <w:tcBorders>
               <w:top w:val="single" w:sz="4" w:space="0" w:color="8C8C8C"/>
               <w:left w:val="single" w:sz="4" w:space="0" w:color="8C8C8C"/>
@@ -16680,7 +16704,7 @@
         </w:tc>
         <w:tc>
           <w:tcPr>
-            <w:tcW w:type="dxa" w:w="3364"/>
+            <w:tcW w:type="dxa" w:w="2774"/>
             <w:tcBorders>
               <w:top w:val="single" w:sz="4" w:space="0" w:color="8C8C8C"/>
               <w:left w:val="single" w:sz="4" w:space="0" w:color="8C8C8C"/>
@@ -16708,7 +16732,7 @@
         </w:tc>
         <w:tc>
           <w:tcPr>
-            <w:tcW w:type="dxa" w:w="3364"/>
+            <w:tcW w:type="dxa" w:w="4065"/>
             <w:tcBorders>
               <w:top w:val="single" w:sz="4" w:space="0" w:color="8C8C8C"/>
               <w:left w:val="single" w:sz="4" w:space="0" w:color="8C8C8C"/>
@@ -16745,7 +16769,7 @@
       <w:tr>
         <w:tc>
           <w:tcPr>
-            <w:tcW w:type="dxa" w:w="2299"/>
+            <w:tcW w:type="dxa" w:w="2187"/>
             <w:tcBorders>
               <w:top w:val="single" w:sz="4" w:space="0" w:color="8C8C8C"/>
               <w:left w:val="single" w:sz="4" w:space="0" w:color="8C8C8C"/>
@@ -16773,7 +16797,7 @@
         </w:tc>
         <w:tc>
           <w:tcPr>
-            <w:tcW w:type="dxa" w:w="3364"/>
+            <w:tcW w:type="dxa" w:w="2774"/>
             <w:tcBorders>
               <w:top w:val="single" w:sz="4" w:space="0" w:color="8C8C8C"/>
               <w:left w:val="single" w:sz="4" w:space="0" w:color="8C8C8C"/>
@@ -16802,7 +16826,7 @@
         </w:tc>
         <w:tc>
           <w:tcPr>
-            <w:tcW w:type="dxa" w:w="3364"/>
+            <w:tcW w:type="dxa" w:w="4065"/>
             <w:tcBorders>
               <w:top w:val="single" w:sz="4" w:space="0" w:color="8C8C8C"/>
               <w:left w:val="single" w:sz="4" w:space="0" w:color="8C8C8C"/>
@@ -16833,7 +16857,7 @@
       <w:tr>
         <w:tc>
           <w:tcPr>
-            <w:tcW w:type="dxa" w:w="2299"/>
+            <w:tcW w:type="dxa" w:w="2187"/>
             <w:tcBorders>
               <w:top w:val="single" w:sz="4" w:space="0" w:color="8C8C8C"/>
               <w:left w:val="single" w:sz="4" w:space="0" w:color="8C8C8C"/>
@@ -16861,7 +16885,7 @@
         </w:tc>
         <w:tc>
           <w:tcPr>
-            <w:tcW w:type="dxa" w:w="3364"/>
+            <w:tcW w:type="dxa" w:w="2774"/>
             <w:tcBorders>
               <w:top w:val="single" w:sz="4" w:space="0" w:color="8C8C8C"/>
               <w:left w:val="single" w:sz="4" w:space="0" w:color="8C8C8C"/>
@@ -16915,7 +16939,7 @@
         </w:tc>
         <w:tc>
           <w:tcPr>
-            <w:tcW w:type="dxa" w:w="3364"/>
+            <w:tcW w:type="dxa" w:w="4065"/>
             <w:tcBorders>
               <w:top w:val="single" w:sz="4" w:space="0" w:color="8C8C8C"/>
               <w:left w:val="single" w:sz="4" w:space="0" w:color="8C8C8C"/>
@@ -16959,7 +16983,7 @@
       <w:tr>
         <w:tc>
           <w:tcPr>
-            <w:tcW w:type="dxa" w:w="2299"/>
+            <w:tcW w:type="dxa" w:w="2187"/>
             <w:tcBorders>
               <w:top w:val="single" w:sz="4" w:space="0" w:color="8C8C8C"/>
               <w:left w:val="single" w:sz="4" w:space="0" w:color="8C8C8C"/>
@@ -16987,7 +17011,7 @@
         </w:tc>
         <w:tc>
           <w:tcPr>
-            <w:tcW w:type="dxa" w:w="3364"/>
+            <w:tcW w:type="dxa" w:w="2774"/>
             <w:tcBorders>
               <w:top w:val="single" w:sz="4" w:space="0" w:color="8C8C8C"/>
               <w:left w:val="single" w:sz="4" w:space="0" w:color="8C8C8C"/>
@@ -17015,7 +17039,7 @@
         </w:tc>
         <w:tc>
           <w:tcPr>
-            <w:tcW w:type="dxa" w:w="3364"/>
+            <w:tcW w:type="dxa" w:w="4065"/>
             <w:tcBorders>
               <w:top w:val="single" w:sz="4" w:space="0" w:color="8C8C8C"/>
               <w:left w:val="single" w:sz="4" w:space="0" w:color="8C8C8C"/>
@@ -17046,7 +17070,7 @@
       <w:tr>
         <w:tc>
           <w:tcPr>
-            <w:tcW w:type="dxa" w:w="2299"/>
+            <w:tcW w:type="dxa" w:w="2187"/>
             <w:tcBorders>
               <w:top w:val="single" w:sz="4" w:space="0" w:color="8C8C8C"/>
               <w:left w:val="single" w:sz="4" w:space="0" w:color="8C8C8C"/>
@@ -17074,7 +17098,7 @@
         </w:tc>
         <w:tc>
           <w:tcPr>
-            <w:tcW w:type="dxa" w:w="3364"/>
+            <w:tcW w:type="dxa" w:w="2774"/>
             <w:tcBorders>
               <w:top w:val="single" w:sz="4" w:space="0" w:color="8C8C8C"/>
               <w:left w:val="single" w:sz="4" w:space="0" w:color="8C8C8C"/>
@@ -17116,7 +17140,7 @@
         </w:tc>
         <w:tc>
           <w:tcPr>
-            <w:tcW w:type="dxa" w:w="3364"/>
+            <w:tcW w:type="dxa" w:w="4065"/>
             <w:tcBorders>
               <w:top w:val="single" w:sz="4" w:space="0" w:color="8C8C8C"/>
               <w:left w:val="single" w:sz="4" w:space="0" w:color="8C8C8C"/>
@@ -17147,7 +17171,7 @@
       <w:tr>
         <w:tc>
           <w:tcPr>
-            <w:tcW w:type="dxa" w:w="2299"/>
+            <w:tcW w:type="dxa" w:w="2187"/>
             <w:tcBorders>
               <w:top w:val="single" w:sz="4" w:space="0" w:color="8C8C8C"/>
               <w:left w:val="single" w:sz="4" w:space="0" w:color="8C8C8C"/>
@@ -17175,7 +17199,7 @@
         </w:tc>
         <w:tc>
           <w:tcPr>
-            <w:tcW w:type="dxa" w:w="3364"/>
+            <w:tcW w:type="dxa" w:w="2774"/>
             <w:tcBorders>
               <w:top w:val="single" w:sz="4" w:space="0" w:color="8C8C8C"/>
               <w:left w:val="single" w:sz="4" w:space="0" w:color="8C8C8C"/>
@@ -17203,7 +17227,7 @@
         </w:tc>
         <w:tc>
           <w:tcPr>
-            <w:tcW w:type="dxa" w:w="3364"/>
+            <w:tcW w:type="dxa" w:w="4065"/>
             <w:tcBorders>
               <w:top w:val="single" w:sz="4" w:space="0" w:color="8C8C8C"/>
               <w:left w:val="single" w:sz="4" w:space="0" w:color="8C8C8C"/>
@@ -17253,7 +17277,7 @@
       <w:tr>
         <w:tc>
           <w:tcPr>
-            <w:tcW w:type="dxa" w:w="2299"/>
+            <w:tcW w:type="dxa" w:w="2187"/>
             <w:tcBorders>
               <w:top w:val="single" w:sz="4" w:space="0" w:color="8C8C8C"/>
               <w:left w:val="single" w:sz="4" w:space="0" w:color="8C8C8C"/>
@@ -17281,7 +17305,7 @@
         </w:tc>
         <w:tc>
           <w:tcPr>
-            <w:tcW w:type="dxa" w:w="3364"/>
+            <w:tcW w:type="dxa" w:w="2774"/>
             <w:tcBorders>
               <w:top w:val="single" w:sz="4" w:space="0" w:color="8C8C8C"/>
               <w:left w:val="single" w:sz="4" w:space="0" w:color="8C8C8C"/>
@@ -17309,7 +17333,7 @@
         </w:tc>
         <w:tc>
           <w:tcPr>
-            <w:tcW w:type="dxa" w:w="3364"/>
+            <w:tcW w:type="dxa" w:w="4065"/>
             <w:tcBorders>
               <w:top w:val="single" w:sz="4" w:space="0" w:color="8C8C8C"/>
               <w:left w:val="single" w:sz="4" w:space="0" w:color="8C8C8C"/>
@@ -17346,7 +17370,7 @@
       <w:tr>
         <w:tc>
           <w:tcPr>
-            <w:tcW w:type="dxa" w:w="2299"/>
+            <w:tcW w:type="dxa" w:w="2187"/>
             <w:tcBorders>
               <w:top w:val="single" w:sz="4" w:space="0" w:color="8C8C8C"/>
               <w:left w:val="single" w:sz="4" w:space="0" w:color="8C8C8C"/>
@@ -17374,7 +17398,7 @@
         </w:tc>
         <w:tc>
           <w:tcPr>
-            <w:tcW w:type="dxa" w:w="3364"/>
+            <w:tcW w:type="dxa" w:w="2774"/>
             <w:tcBorders>
               <w:top w:val="single" w:sz="4" w:space="0" w:color="8C8C8C"/>
               <w:left w:val="single" w:sz="4" w:space="0" w:color="8C8C8C"/>
@@ -17402,7 +17426,7 @@
         </w:tc>
         <w:tc>
           <w:tcPr>
-            <w:tcW w:type="dxa" w:w="3364"/>
+            <w:tcW w:type="dxa" w:w="4065"/>
             <w:tcBorders>
               <w:top w:val="single" w:sz="4" w:space="0" w:color="8C8C8C"/>
               <w:left w:val="single" w:sz="4" w:space="0" w:color="8C8C8C"/>
@@ -17863,17 +17887,19 @@
       <w:tblPr>
         <w:tblW w:type="auto" w:w="0"/>
         <w:jc w:val="center"/>
+        <w:tblLayout w:type="fixed"/>
         <w:tblLook w:firstColumn="1" w:firstRow="1" w:lastColumn="0" w:lastRow="0" w:noHBand="0" w:noVBand="1" w:val="04A0"/>
+        <w:tblLayout w:type="fixed"/>
       </w:tblPr>
       <w:tblGrid>
-        <w:gridCol w:w="3009"/>
-        <w:gridCol w:w="3009"/>
-        <w:gridCol w:w="3009"/>
+        <w:gridCol w:w="3861"/>
+        <w:gridCol w:w="4197"/>
+        <w:gridCol w:w="968"/>
       </w:tblGrid>
       <w:tr>
         <w:tc>
           <w:tcPr>
-            <w:tcW w:type="dxa" w:w="3472"/>
+            <w:tcW w:type="dxa" w:w="3861"/>
             <w:tcBorders>
               <w:top w:val="single" w:sz="4" w:space="0" w:color="8C8C8C"/>
               <w:left w:val="single" w:sz="4" w:space="0" w:color="8C8C8C"/>
@@ -17903,7 +17929,7 @@
         </w:tc>
         <w:tc>
           <w:tcPr>
-            <w:tcW w:type="dxa" w:w="3472"/>
+            <w:tcW w:type="dxa" w:w="4197"/>
             <w:tcBorders>
               <w:top w:val="single" w:sz="4" w:space="0" w:color="8C8C8C"/>
               <w:left w:val="single" w:sz="4" w:space="0" w:color="8C8C8C"/>
@@ -17933,7 +17959,7 @@
         </w:tc>
         <w:tc>
           <w:tcPr>
-            <w:tcW w:type="dxa" w:w="2083"/>
+            <w:tcW w:type="dxa" w:w="968"/>
             <w:tcBorders>
               <w:top w:val="single" w:sz="4" w:space="0" w:color="8C8C8C"/>
               <w:left w:val="single" w:sz="4" w:space="0" w:color="8C8C8C"/>
@@ -17965,7 +17991,7 @@
       <w:tr>
         <w:tc>
           <w:tcPr>
-            <w:tcW w:type="dxa" w:w="3472"/>
+            <w:tcW w:type="dxa" w:w="3861"/>
             <w:tcBorders>
               <w:top w:val="single" w:sz="4" w:space="0" w:color="8C8C8C"/>
               <w:left w:val="single" w:sz="4" w:space="0" w:color="8C8C8C"/>
@@ -17993,7 +18019,7 @@
         </w:tc>
         <w:tc>
           <w:tcPr>
-            <w:tcW w:type="dxa" w:w="3472"/>
+            <w:tcW w:type="dxa" w:w="4197"/>
             <w:tcBorders>
               <w:top w:val="single" w:sz="4" w:space="0" w:color="8C8C8C"/>
               <w:left w:val="single" w:sz="4" w:space="0" w:color="8C8C8C"/>
@@ -18067,7 +18093,7 @@
         </w:tc>
         <w:tc>
           <w:tcPr>
-            <w:tcW w:type="dxa" w:w="2083"/>
+            <w:tcW w:type="dxa" w:w="968"/>
             <w:tcBorders>
               <w:top w:val="single" w:sz="4" w:space="0" w:color="8C8C8C"/>
               <w:left w:val="single" w:sz="4" w:space="0" w:color="8C8C8C"/>
@@ -18097,7 +18123,7 @@
       <w:tr>
         <w:tc>
           <w:tcPr>
-            <w:tcW w:type="dxa" w:w="3472"/>
+            <w:tcW w:type="dxa" w:w="3861"/>
             <w:tcBorders>
               <w:top w:val="single" w:sz="4" w:space="0" w:color="8C8C8C"/>
               <w:left w:val="single" w:sz="4" w:space="0" w:color="8C8C8C"/>
@@ -18125,7 +18151,7 @@
         </w:tc>
         <w:tc>
           <w:tcPr>
-            <w:tcW w:type="dxa" w:w="3472"/>
+            <w:tcW w:type="dxa" w:w="4197"/>
             <w:tcBorders>
               <w:top w:val="single" w:sz="4" w:space="0" w:color="8C8C8C"/>
               <w:left w:val="single" w:sz="4" w:space="0" w:color="8C8C8C"/>
@@ -18180,7 +18206,7 @@
         </w:tc>
         <w:tc>
           <w:tcPr>
-            <w:tcW w:type="dxa" w:w="2083"/>
+            <w:tcW w:type="dxa" w:w="968"/>
             <w:tcBorders>
               <w:top w:val="single" w:sz="4" w:space="0" w:color="8C8C8C"/>
               <w:left w:val="single" w:sz="4" w:space="0" w:color="8C8C8C"/>
@@ -18210,7 +18236,7 @@
       <w:tr>
         <w:tc>
           <w:tcPr>
-            <w:tcW w:type="dxa" w:w="3472"/>
+            <w:tcW w:type="dxa" w:w="3861"/>
             <w:tcBorders>
               <w:top w:val="single" w:sz="4" w:space="0" w:color="8C8C8C"/>
               <w:left w:val="single" w:sz="4" w:space="0" w:color="8C8C8C"/>
@@ -18238,7 +18264,7 @@
         </w:tc>
         <w:tc>
           <w:tcPr>
-            <w:tcW w:type="dxa" w:w="3472"/>
+            <w:tcW w:type="dxa" w:w="4197"/>
             <w:tcBorders>
               <w:top w:val="single" w:sz="4" w:space="0" w:color="8C8C8C"/>
               <w:left w:val="single" w:sz="4" w:space="0" w:color="8C8C8C"/>
@@ -18332,7 +18358,7 @@
         </w:tc>
         <w:tc>
           <w:tcPr>
-            <w:tcW w:type="dxa" w:w="2083"/>
+            <w:tcW w:type="dxa" w:w="968"/>
             <w:tcBorders>
               <w:top w:val="single" w:sz="4" w:space="0" w:color="8C8C8C"/>
               <w:left w:val="single" w:sz="4" w:space="0" w:color="8C8C8C"/>
@@ -18362,7 +18388,7 @@
       <w:tr>
         <w:tc>
           <w:tcPr>
-            <w:tcW w:type="dxa" w:w="3472"/>
+            <w:tcW w:type="dxa" w:w="3861"/>
             <w:tcBorders>
               <w:top w:val="single" w:sz="4" w:space="0" w:color="8C8C8C"/>
               <w:left w:val="single" w:sz="4" w:space="0" w:color="8C8C8C"/>
@@ -18390,7 +18416,7 @@
         </w:tc>
         <w:tc>
           <w:tcPr>
-            <w:tcW w:type="dxa" w:w="3472"/>
+            <w:tcW w:type="dxa" w:w="4197"/>
             <w:tcBorders>
               <w:top w:val="single" w:sz="4" w:space="0" w:color="8C8C8C"/>
               <w:left w:val="single" w:sz="4" w:space="0" w:color="8C8C8C"/>
@@ -18451,7 +18477,7 @@
         </w:tc>
         <w:tc>
           <w:tcPr>
-            <w:tcW w:type="dxa" w:w="2083"/>
+            <w:tcW w:type="dxa" w:w="968"/>
             <w:tcBorders>
               <w:top w:val="single" w:sz="4" w:space="0" w:color="8C8C8C"/>
               <w:left w:val="single" w:sz="4" w:space="0" w:color="8C8C8C"/>
@@ -18481,7 +18507,7 @@
       <w:tr>
         <w:tc>
           <w:tcPr>
-            <w:tcW w:type="dxa" w:w="3472"/>
+            <w:tcW w:type="dxa" w:w="3861"/>
             <w:tcBorders>
               <w:top w:val="single" w:sz="4" w:space="0" w:color="8C8C8C"/>
               <w:left w:val="single" w:sz="4" w:space="0" w:color="8C8C8C"/>
@@ -18509,7 +18535,7 @@
         </w:tc>
         <w:tc>
           <w:tcPr>
-            <w:tcW w:type="dxa" w:w="3472"/>
+            <w:tcW w:type="dxa" w:w="4197"/>
             <w:tcBorders>
               <w:top w:val="single" w:sz="4" w:space="0" w:color="8C8C8C"/>
               <w:left w:val="single" w:sz="4" w:space="0" w:color="8C8C8C"/>
@@ -18596,7 +18622,7 @@
         </w:tc>
         <w:tc>
           <w:tcPr>
-            <w:tcW w:type="dxa" w:w="2083"/>
+            <w:tcW w:type="dxa" w:w="968"/>
             <w:tcBorders>
               <w:top w:val="single" w:sz="4" w:space="0" w:color="8C8C8C"/>
               <w:left w:val="single" w:sz="4" w:space="0" w:color="8C8C8C"/>
@@ -18626,7 +18652,7 @@
       <w:tr>
         <w:tc>
           <w:tcPr>
-            <w:tcW w:type="dxa" w:w="3472"/>
+            <w:tcW w:type="dxa" w:w="3861"/>
             <w:tcBorders>
               <w:top w:val="single" w:sz="4" w:space="0" w:color="8C8C8C"/>
               <w:left w:val="single" w:sz="4" w:space="0" w:color="8C8C8C"/>
@@ -18654,7 +18680,7 @@
         </w:tc>
         <w:tc>
           <w:tcPr>
-            <w:tcW w:type="dxa" w:w="3472"/>
+            <w:tcW w:type="dxa" w:w="4197"/>
             <w:tcBorders>
               <w:top w:val="single" w:sz="4" w:space="0" w:color="8C8C8C"/>
               <w:left w:val="single" w:sz="4" w:space="0" w:color="8C8C8C"/>
@@ -18748,7 +18774,7 @@
         </w:tc>
         <w:tc>
           <w:tcPr>
-            <w:tcW w:type="dxa" w:w="2083"/>
+            <w:tcW w:type="dxa" w:w="968"/>
             <w:tcBorders>
               <w:top w:val="single" w:sz="4" w:space="0" w:color="8C8C8C"/>
               <w:left w:val="single" w:sz="4" w:space="0" w:color="8C8C8C"/>
@@ -18778,7 +18804,7 @@
       <w:tr>
         <w:tc>
           <w:tcPr>
-            <w:tcW w:type="dxa" w:w="3472"/>
+            <w:tcW w:type="dxa" w:w="3861"/>
             <w:tcBorders>
               <w:top w:val="single" w:sz="4" w:space="0" w:color="8C8C8C"/>
               <w:left w:val="single" w:sz="4" w:space="0" w:color="8C8C8C"/>
@@ -18806,7 +18832,7 @@
         </w:tc>
         <w:tc>
           <w:tcPr>
-            <w:tcW w:type="dxa" w:w="3472"/>
+            <w:tcW w:type="dxa" w:w="4197"/>
             <w:tcBorders>
               <w:top w:val="single" w:sz="4" w:space="0" w:color="8C8C8C"/>
               <w:left w:val="single" w:sz="4" w:space="0" w:color="8C8C8C"/>
@@ -18861,7 +18887,7 @@
         </w:tc>
         <w:tc>
           <w:tcPr>
-            <w:tcW w:type="dxa" w:w="2083"/>
+            <w:tcW w:type="dxa" w:w="968"/>
             <w:tcBorders>
               <w:top w:val="single" w:sz="4" w:space="0" w:color="8C8C8C"/>
               <w:left w:val="single" w:sz="4" w:space="0" w:color="8C8C8C"/>
@@ -18891,7 +18917,7 @@
       <w:tr>
         <w:tc>
           <w:tcPr>
-            <w:tcW w:type="dxa" w:w="3472"/>
+            <w:tcW w:type="dxa" w:w="3861"/>
             <w:tcBorders>
               <w:top w:val="single" w:sz="4" w:space="0" w:color="8C8C8C"/>
               <w:left w:val="single" w:sz="4" w:space="0" w:color="8C8C8C"/>
@@ -18919,7 +18945,7 @@
         </w:tc>
         <w:tc>
           <w:tcPr>
-            <w:tcW w:type="dxa" w:w="3472"/>
+            <w:tcW w:type="dxa" w:w="4197"/>
             <w:tcBorders>
               <w:top w:val="single" w:sz="4" w:space="0" w:color="8C8C8C"/>
               <w:left w:val="single" w:sz="4" w:space="0" w:color="8C8C8C"/>
@@ -18961,7 +18987,7 @@
         </w:tc>
         <w:tc>
           <w:tcPr>
-            <w:tcW w:type="dxa" w:w="2083"/>
+            <w:tcW w:type="dxa" w:w="968"/>
             <w:tcBorders>
               <w:top w:val="single" w:sz="4" w:space="0" w:color="8C8C8C"/>
               <w:left w:val="single" w:sz="4" w:space="0" w:color="8C8C8C"/>
@@ -18991,7 +19017,7 @@
       <w:tr>
         <w:tc>
           <w:tcPr>
-            <w:tcW w:type="dxa" w:w="3472"/>
+            <w:tcW w:type="dxa" w:w="3861"/>
             <w:tcBorders>
               <w:top w:val="single" w:sz="4" w:space="0" w:color="8C8C8C"/>
               <w:left w:val="single" w:sz="4" w:space="0" w:color="8C8C8C"/>
@@ -19019,7 +19045,7 @@
         </w:tc>
         <w:tc>
           <w:tcPr>
-            <w:tcW w:type="dxa" w:w="3472"/>
+            <w:tcW w:type="dxa" w:w="4197"/>
             <w:tcBorders>
               <w:top w:val="single" w:sz="4" w:space="0" w:color="8C8C8C"/>
               <w:left w:val="single" w:sz="4" w:space="0" w:color="8C8C8C"/>
@@ -19093,7 +19119,7 @@
         </w:tc>
         <w:tc>
           <w:tcPr>
-            <w:tcW w:type="dxa" w:w="2083"/>
+            <w:tcW w:type="dxa" w:w="968"/>
             <w:tcBorders>
               <w:top w:val="single" w:sz="4" w:space="0" w:color="8C8C8C"/>
               <w:left w:val="single" w:sz="4" w:space="0" w:color="8C8C8C"/>
@@ -19123,7 +19149,7 @@
       <w:tr>
         <w:tc>
           <w:tcPr>
-            <w:tcW w:type="dxa" w:w="3472"/>
+            <w:tcW w:type="dxa" w:w="3861"/>
             <w:tcBorders>
               <w:top w:val="single" w:sz="4" w:space="0" w:color="8C8C8C"/>
               <w:left w:val="single" w:sz="4" w:space="0" w:color="8C8C8C"/>
@@ -19151,7 +19177,7 @@
         </w:tc>
         <w:tc>
           <w:tcPr>
-            <w:tcW w:type="dxa" w:w="3472"/>
+            <w:tcW w:type="dxa" w:w="4197"/>
             <w:tcBorders>
               <w:top w:val="single" w:sz="4" w:space="0" w:color="8C8C8C"/>
               <w:left w:val="single" w:sz="4" w:space="0" w:color="8C8C8C"/>
@@ -19199,7 +19225,7 @@
         </w:tc>
         <w:tc>
           <w:tcPr>
-            <w:tcW w:type="dxa" w:w="2083"/>
+            <w:tcW w:type="dxa" w:w="968"/>
             <w:tcBorders>
               <w:top w:val="single" w:sz="4" w:space="0" w:color="8C8C8C"/>
               <w:left w:val="single" w:sz="4" w:space="0" w:color="8C8C8C"/>
@@ -19229,7 +19255,7 @@
       <w:tr>
         <w:tc>
           <w:tcPr>
-            <w:tcW w:type="dxa" w:w="3472"/>
+            <w:tcW w:type="dxa" w:w="3861"/>
             <w:tcBorders>
               <w:top w:val="single" w:sz="4" w:space="0" w:color="8C8C8C"/>
               <w:left w:val="single" w:sz="4" w:space="0" w:color="8C8C8C"/>
@@ -19257,7 +19283,7 @@
         </w:tc>
         <w:tc>
           <w:tcPr>
-            <w:tcW w:type="dxa" w:w="3472"/>
+            <w:tcW w:type="dxa" w:w="4197"/>
             <w:tcBorders>
               <w:top w:val="single" w:sz="4" w:space="0" w:color="8C8C8C"/>
               <w:left w:val="single" w:sz="4" w:space="0" w:color="8C8C8C"/>
@@ -19318,7 +19344,7 @@
         </w:tc>
         <w:tc>
           <w:tcPr>
-            <w:tcW w:type="dxa" w:w="2083"/>
+            <w:tcW w:type="dxa" w:w="968"/>
             <w:tcBorders>
               <w:top w:val="single" w:sz="4" w:space="0" w:color="8C8C8C"/>
               <w:left w:val="single" w:sz="4" w:space="0" w:color="8C8C8C"/>
@@ -19348,7 +19374,7 @@
       <w:tr>
         <w:tc>
           <w:tcPr>
-            <w:tcW w:type="dxa" w:w="3472"/>
+            <w:tcW w:type="dxa" w:w="3861"/>
             <w:tcBorders>
               <w:top w:val="single" w:sz="4" w:space="0" w:color="8C8C8C"/>
               <w:left w:val="single" w:sz="4" w:space="0" w:color="8C8C8C"/>
@@ -19376,7 +19402,7 @@
         </w:tc>
         <w:tc>
           <w:tcPr>
-            <w:tcW w:type="dxa" w:w="3472"/>
+            <w:tcW w:type="dxa" w:w="4197"/>
             <w:tcBorders>
               <w:top w:val="single" w:sz="4" w:space="0" w:color="8C8C8C"/>
               <w:left w:val="single" w:sz="4" w:space="0" w:color="8C8C8C"/>
@@ -19437,7 +19463,7 @@
         </w:tc>
         <w:tc>
           <w:tcPr>
-            <w:tcW w:type="dxa" w:w="2083"/>
+            <w:tcW w:type="dxa" w:w="968"/>
             <w:tcBorders>
               <w:top w:val="single" w:sz="4" w:space="0" w:color="8C8C8C"/>
               <w:left w:val="single" w:sz="4" w:space="0" w:color="8C8C8C"/>
@@ -19467,7 +19493,7 @@
       <w:tr>
         <w:tc>
           <w:tcPr>
-            <w:tcW w:type="dxa" w:w="3472"/>
+            <w:tcW w:type="dxa" w:w="3861"/>
             <w:tcBorders>
               <w:top w:val="single" w:sz="4" w:space="0" w:color="8C8C8C"/>
               <w:left w:val="single" w:sz="4" w:space="0" w:color="8C8C8C"/>
@@ -19495,7 +19521,7 @@
         </w:tc>
         <w:tc>
           <w:tcPr>
-            <w:tcW w:type="dxa" w:w="3472"/>
+            <w:tcW w:type="dxa" w:w="4197"/>
             <w:tcBorders>
               <w:top w:val="single" w:sz="4" w:space="0" w:color="8C8C8C"/>
               <w:left w:val="single" w:sz="4" w:space="0" w:color="8C8C8C"/>
@@ -19569,7 +19595,7 @@
         </w:tc>
         <w:tc>
           <w:tcPr>
-            <w:tcW w:type="dxa" w:w="2083"/>
+            <w:tcW w:type="dxa" w:w="968"/>
             <w:tcBorders>
               <w:top w:val="single" w:sz="4" w:space="0" w:color="8C8C8C"/>
               <w:left w:val="single" w:sz="4" w:space="0" w:color="8C8C8C"/>
@@ -19623,17 +19649,19 @@
       <w:tblPr>
         <w:tblW w:type="auto" w:w="0"/>
         <w:jc w:val="center"/>
+        <w:tblLayout w:type="fixed"/>
         <w:tblLook w:firstColumn="1" w:firstRow="1" w:lastColumn="0" w:lastRow="0" w:noHBand="0" w:noVBand="1" w:val="04A0"/>
+        <w:tblLayout w:type="fixed"/>
       </w:tblPr>
       <w:tblGrid>
-        <w:gridCol w:w="3009"/>
-        <w:gridCol w:w="3009"/>
-        <w:gridCol w:w="3009"/>
+        <w:gridCol w:w="894"/>
+        <w:gridCol w:w="4066"/>
+        <w:gridCol w:w="4066"/>
       </w:tblGrid>
       <w:tr>
         <w:tc>
           <w:tcPr>
-            <w:tcW w:type="dxa" w:w="430"/>
+            <w:tcW w:type="dxa" w:w="894"/>
             <w:tcBorders>
               <w:top w:val="single" w:sz="4" w:space="0" w:color="8C8C8C"/>
               <w:left w:val="single" w:sz="4" w:space="0" w:color="8C8C8C"/>
@@ -19663,7 +19691,7 @@
         </w:tc>
         <w:tc>
           <w:tcPr>
-            <w:tcW w:type="dxa" w:w="4298"/>
+            <w:tcW w:type="dxa" w:w="4066"/>
             <w:tcBorders>
               <w:top w:val="single" w:sz="4" w:space="0" w:color="8C8C8C"/>
               <w:left w:val="single" w:sz="4" w:space="0" w:color="8C8C8C"/>
@@ -19693,7 +19721,7 @@
         </w:tc>
         <w:tc>
           <w:tcPr>
-            <w:tcW w:type="dxa" w:w="4298"/>
+            <w:tcW w:type="dxa" w:w="4066"/>
             <w:tcBorders>
               <w:top w:val="single" w:sz="4" w:space="0" w:color="8C8C8C"/>
               <w:left w:val="single" w:sz="4" w:space="0" w:color="8C8C8C"/>
@@ -19725,7 +19753,7 @@
       <w:tr>
         <w:tc>
           <w:tcPr>
-            <w:tcW w:type="dxa" w:w="430"/>
+            <w:tcW w:type="dxa" w:w="894"/>
             <w:tcBorders>
               <w:top w:val="single" w:sz="4" w:space="0" w:color="8C8C8C"/>
               <w:left w:val="single" w:sz="4" w:space="0" w:color="8C8C8C"/>
@@ -19753,7 +19781,7 @@
         </w:tc>
         <w:tc>
           <w:tcPr>
-            <w:tcW w:type="dxa" w:w="4298"/>
+            <w:tcW w:type="dxa" w:w="4066"/>
             <w:tcBorders>
               <w:top w:val="single" w:sz="4" w:space="0" w:color="8C8C8C"/>
               <w:left w:val="single" w:sz="4" w:space="0" w:color="8C8C8C"/>
@@ -19788,7 +19816,7 @@
         </w:tc>
         <w:tc>
           <w:tcPr>
-            <w:tcW w:type="dxa" w:w="4298"/>
+            <w:tcW w:type="dxa" w:w="4066"/>
             <w:tcBorders>
               <w:top w:val="single" w:sz="4" w:space="0" w:color="8C8C8C"/>
               <w:left w:val="single" w:sz="4" w:space="0" w:color="8C8C8C"/>
@@ -19877,7 +19905,7 @@
       <w:tr>
         <w:tc>
           <w:tcPr>
-            <w:tcW w:type="dxa" w:w="430"/>
+            <w:tcW w:type="dxa" w:w="894"/>
             <w:tcBorders>
               <w:top w:val="single" w:sz="4" w:space="0" w:color="8C8C8C"/>
               <w:left w:val="single" w:sz="4" w:space="0" w:color="8C8C8C"/>
@@ -19905,7 +19933,7 @@
         </w:tc>
         <w:tc>
           <w:tcPr>
-            <w:tcW w:type="dxa" w:w="4298"/>
+            <w:tcW w:type="dxa" w:w="4066"/>
             <w:tcBorders>
               <w:top w:val="single" w:sz="4" w:space="0" w:color="8C8C8C"/>
               <w:left w:val="single" w:sz="4" w:space="0" w:color="8C8C8C"/>
@@ -19959,7 +19987,7 @@
         </w:tc>
         <w:tc>
           <w:tcPr>
-            <w:tcW w:type="dxa" w:w="4298"/>
+            <w:tcW w:type="dxa" w:w="4066"/>
             <w:tcBorders>
               <w:top w:val="single" w:sz="4" w:space="0" w:color="8C8C8C"/>
               <w:left w:val="single" w:sz="4" w:space="0" w:color="8C8C8C"/>
@@ -20022,7 +20050,7 @@
       <w:tr>
         <w:tc>
           <w:tcPr>
-            <w:tcW w:type="dxa" w:w="430"/>
+            <w:tcW w:type="dxa" w:w="894"/>
             <w:tcBorders>
               <w:top w:val="single" w:sz="4" w:space="0" w:color="8C8C8C"/>
               <w:left w:val="single" w:sz="4" w:space="0" w:color="8C8C8C"/>
@@ -20050,7 +20078,7 @@
         </w:tc>
         <w:tc>
           <w:tcPr>
-            <w:tcW w:type="dxa" w:w="4298"/>
+            <w:tcW w:type="dxa" w:w="4066"/>
             <w:tcBorders>
               <w:top w:val="single" w:sz="4" w:space="0" w:color="8C8C8C"/>
               <w:left w:val="single" w:sz="4" w:space="0" w:color="8C8C8C"/>
@@ -20078,7 +20106,7 @@
         </w:tc>
         <w:tc>
           <w:tcPr>
-            <w:tcW w:type="dxa" w:w="4298"/>
+            <w:tcW w:type="dxa" w:w="4066"/>
             <w:tcBorders>
               <w:top w:val="single" w:sz="4" w:space="0" w:color="8C8C8C"/>
               <w:left w:val="single" w:sz="4" w:space="0" w:color="8C8C8C"/>
@@ -20121,7 +20149,7 @@
       <w:tr>
         <w:tc>
           <w:tcPr>
-            <w:tcW w:type="dxa" w:w="430"/>
+            <w:tcW w:type="dxa" w:w="894"/>
             <w:tcBorders>
               <w:top w:val="single" w:sz="4" w:space="0" w:color="8C8C8C"/>
               <w:left w:val="single" w:sz="4" w:space="0" w:color="8C8C8C"/>
@@ -20149,7 +20177,7 @@
         </w:tc>
         <w:tc>
           <w:tcPr>
-            <w:tcW w:type="dxa" w:w="4298"/>
+            <w:tcW w:type="dxa" w:w="4066"/>
             <w:tcBorders>
               <w:top w:val="single" w:sz="4" w:space="0" w:color="8C8C8C"/>
               <w:left w:val="single" w:sz="4" w:space="0" w:color="8C8C8C"/>
@@ -20203,7 +20231,7 @@
         </w:tc>
         <w:tc>
           <w:tcPr>
-            <w:tcW w:type="dxa" w:w="4298"/>
+            <w:tcW w:type="dxa" w:w="4066"/>
             <w:tcBorders>
               <w:top w:val="single" w:sz="4" w:space="0" w:color="8C8C8C"/>
               <w:left w:val="single" w:sz="4" w:space="0" w:color="8C8C8C"/>
@@ -20253,7 +20281,7 @@
       <w:tr>
         <w:tc>
           <w:tcPr>
-            <w:tcW w:type="dxa" w:w="430"/>
+            <w:tcW w:type="dxa" w:w="894"/>
             <w:tcBorders>
               <w:top w:val="single" w:sz="4" w:space="0" w:color="8C8C8C"/>
               <w:left w:val="single" w:sz="4" w:space="0" w:color="8C8C8C"/>
@@ -20281,7 +20309,7 @@
         </w:tc>
         <w:tc>
           <w:tcPr>
-            <w:tcW w:type="dxa" w:w="4298"/>
+            <w:tcW w:type="dxa" w:w="4066"/>
             <w:tcBorders>
               <w:top w:val="single" w:sz="4" w:space="0" w:color="8C8C8C"/>
               <w:left w:val="single" w:sz="4" w:space="0" w:color="8C8C8C"/>
@@ -20316,7 +20344,7 @@
         </w:tc>
         <w:tc>
           <w:tcPr>
-            <w:tcW w:type="dxa" w:w="4298"/>
+            <w:tcW w:type="dxa" w:w="4066"/>
             <w:tcBorders>
               <w:top w:val="single" w:sz="4" w:space="0" w:color="8C8C8C"/>
               <w:left w:val="single" w:sz="4" w:space="0" w:color="8C8C8C"/>
@@ -20418,7 +20446,7 @@
       <w:tr>
         <w:tc>
           <w:tcPr>
-            <w:tcW w:type="dxa" w:w="430"/>
+            <w:tcW w:type="dxa" w:w="894"/>
             <w:tcBorders>
               <w:top w:val="single" w:sz="4" w:space="0" w:color="8C8C8C"/>
               <w:left w:val="single" w:sz="4" w:space="0" w:color="8C8C8C"/>
@@ -20446,7 +20474,7 @@
         </w:tc>
         <w:tc>
           <w:tcPr>
-            <w:tcW w:type="dxa" w:w="4298"/>
+            <w:tcW w:type="dxa" w:w="4066"/>
             <w:tcBorders>
               <w:top w:val="single" w:sz="4" w:space="0" w:color="8C8C8C"/>
               <w:left w:val="single" w:sz="4" w:space="0" w:color="8C8C8C"/>
@@ -20500,7 +20528,7 @@
         </w:tc>
         <w:tc>
           <w:tcPr>
-            <w:tcW w:type="dxa" w:w="4298"/>
+            <w:tcW w:type="dxa" w:w="4066"/>
             <w:tcBorders>
               <w:top w:val="single" w:sz="4" w:space="0" w:color="8C8C8C"/>
               <w:left w:val="single" w:sz="4" w:space="0" w:color="8C8C8C"/>
@@ -20602,7 +20630,7 @@
       <w:tr>
         <w:tc>
           <w:tcPr>
-            <w:tcW w:type="dxa" w:w="430"/>
+            <w:tcW w:type="dxa" w:w="894"/>
             <w:tcBorders>
               <w:top w:val="single" w:sz="4" w:space="0" w:color="8C8C8C"/>
               <w:left w:val="single" w:sz="4" w:space="0" w:color="8C8C8C"/>
@@ -20630,7 +20658,7 @@
         </w:tc>
         <w:tc>
           <w:tcPr>
-            <w:tcW w:type="dxa" w:w="4298"/>
+            <w:tcW w:type="dxa" w:w="4066"/>
             <w:tcBorders>
               <w:top w:val="single" w:sz="4" w:space="0" w:color="8C8C8C"/>
               <w:left w:val="single" w:sz="4" w:space="0" w:color="8C8C8C"/>
@@ -20658,7 +20686,7 @@
         </w:tc>
         <w:tc>
           <w:tcPr>
-            <w:tcW w:type="dxa" w:w="4298"/>
+            <w:tcW w:type="dxa" w:w="4066"/>
             <w:tcBorders>
               <w:top w:val="single" w:sz="4" w:space="0" w:color="8C8C8C"/>
               <w:left w:val="single" w:sz="4" w:space="0" w:color="8C8C8C"/>
@@ -20714,7 +20742,7 @@
       <w:tr>
         <w:tc>
           <w:tcPr>
-            <w:tcW w:type="dxa" w:w="430"/>
+            <w:tcW w:type="dxa" w:w="894"/>
             <w:tcBorders>
               <w:top w:val="single" w:sz="4" w:space="0" w:color="8C8C8C"/>
               <w:left w:val="single" w:sz="4" w:space="0" w:color="8C8C8C"/>
@@ -20742,7 +20770,7 @@
         </w:tc>
         <w:tc>
           <w:tcPr>
-            <w:tcW w:type="dxa" w:w="4298"/>
+            <w:tcW w:type="dxa" w:w="4066"/>
             <w:tcBorders>
               <w:top w:val="single" w:sz="4" w:space="0" w:color="8C8C8C"/>
               <w:left w:val="single" w:sz="4" w:space="0" w:color="8C8C8C"/>
@@ -20770,7 +20798,7 @@
         </w:tc>
         <w:tc>
           <w:tcPr>
-            <w:tcW w:type="dxa" w:w="4298"/>
+            <w:tcW w:type="dxa" w:w="4066"/>
             <w:tcBorders>
               <w:top w:val="single" w:sz="4" w:space="0" w:color="8C8C8C"/>
               <w:left w:val="single" w:sz="4" w:space="0" w:color="8C8C8C"/>
@@ -20813,7 +20841,7 @@
       <w:tr>
         <w:tc>
           <w:tcPr>
-            <w:tcW w:type="dxa" w:w="430"/>
+            <w:tcW w:type="dxa" w:w="894"/>
             <w:tcBorders>
               <w:top w:val="single" w:sz="4" w:space="0" w:color="8C8C8C"/>
               <w:left w:val="single" w:sz="4" w:space="0" w:color="8C8C8C"/>
@@ -20841,7 +20869,7 @@
         </w:tc>
         <w:tc>
           <w:tcPr>
-            <w:tcW w:type="dxa" w:w="4298"/>
+            <w:tcW w:type="dxa" w:w="4066"/>
             <w:tcBorders>
               <w:top w:val="single" w:sz="4" w:space="0" w:color="8C8C8C"/>
               <w:left w:val="single" w:sz="4" w:space="0" w:color="8C8C8C"/>
@@ -20869,7 +20897,7 @@
         </w:tc>
         <w:tc>
           <w:tcPr>
-            <w:tcW w:type="dxa" w:w="4298"/>
+            <w:tcW w:type="dxa" w:w="4066"/>
             <w:tcBorders>
               <w:top w:val="single" w:sz="4" w:space="0" w:color="8C8C8C"/>
               <w:left w:val="single" w:sz="4" w:space="0" w:color="8C8C8C"/>
@@ -20899,7 +20927,7 @@
       <w:tr>
         <w:tc>
           <w:tcPr>
-            <w:tcW w:type="dxa" w:w="430"/>
+            <w:tcW w:type="dxa" w:w="894"/>
             <w:tcBorders>
               <w:top w:val="single" w:sz="4" w:space="0" w:color="8C8C8C"/>
               <w:left w:val="single" w:sz="4" w:space="0" w:color="8C8C8C"/>
@@ -20927,7 +20955,7 @@
         </w:tc>
         <w:tc>
           <w:tcPr>
-            <w:tcW w:type="dxa" w:w="4298"/>
+            <w:tcW w:type="dxa" w:w="4066"/>
             <w:tcBorders>
               <w:top w:val="single" w:sz="4" w:space="0" w:color="8C8C8C"/>
               <w:left w:val="single" w:sz="4" w:space="0" w:color="8C8C8C"/>
@@ -20955,7 +20983,7 @@
         </w:tc>
         <w:tc>
           <w:tcPr>
-            <w:tcW w:type="dxa" w:w="4298"/>
+            <w:tcW w:type="dxa" w:w="4066"/>
             <w:tcBorders>
               <w:top w:val="single" w:sz="4" w:space="0" w:color="8C8C8C"/>
               <w:left w:val="single" w:sz="4" w:space="0" w:color="8C8C8C"/>

--- a/docs/TestZede-SDD.docx
+++ b/docs/TestZede-SDD.docx
@@ -2079,14 +2079,14 @@
         <w:tblLayout w:type="fixed"/>
       </w:tblPr>
       <w:tblGrid>
-        <w:gridCol w:w="1840"/>
-        <w:gridCol w:w="3874"/>
-        <w:gridCol w:w="3312"/>
+        <w:gridCol w:w="3141"/>
+        <w:gridCol w:w="3173"/>
+        <w:gridCol w:w="2713"/>
       </w:tblGrid>
       <w:tr>
         <w:tc>
           <w:tcPr>
-            <w:tcW w:type="dxa" w:w="1840"/>
+            <w:tcW w:type="dxa" w:w="3141"/>
             <w:tcBorders>
               <w:top w:val="single" w:sz="4" w:space="0" w:color="8C8C8C"/>
               <w:left w:val="single" w:sz="4" w:space="0" w:color="8C8C8C"/>
@@ -2116,7 +2116,7 @@
         </w:tc>
         <w:tc>
           <w:tcPr>
-            <w:tcW w:type="dxa" w:w="3874"/>
+            <w:tcW w:type="dxa" w:w="3173"/>
             <w:tcBorders>
               <w:top w:val="single" w:sz="4" w:space="0" w:color="8C8C8C"/>
               <w:left w:val="single" w:sz="4" w:space="0" w:color="8C8C8C"/>
@@ -2146,7 +2146,7 @@
         </w:tc>
         <w:tc>
           <w:tcPr>
-            <w:tcW w:type="dxa" w:w="3312"/>
+            <w:tcW w:type="dxa" w:w="2713"/>
             <w:tcBorders>
               <w:top w:val="single" w:sz="4" w:space="0" w:color="8C8C8C"/>
               <w:left w:val="single" w:sz="4" w:space="0" w:color="8C8C8C"/>
@@ -2178,7 +2178,7 @@
       <w:tr>
         <w:tc>
           <w:tcPr>
-            <w:tcW w:type="dxa" w:w="1840"/>
+            <w:tcW w:type="dxa" w:w="3141"/>
             <w:tcBorders>
               <w:top w:val="single" w:sz="4" w:space="0" w:color="8C8C8C"/>
               <w:left w:val="single" w:sz="4" w:space="0" w:color="8C8C8C"/>
@@ -2206,7 +2206,7 @@
         </w:tc>
         <w:tc>
           <w:tcPr>
-            <w:tcW w:type="dxa" w:w="3874"/>
+            <w:tcW w:type="dxa" w:w="3173"/>
             <w:tcBorders>
               <w:top w:val="single" w:sz="4" w:space="0" w:color="8C8C8C"/>
               <w:left w:val="single" w:sz="4" w:space="0" w:color="8C8C8C"/>
@@ -2234,7 +2234,7 @@
         </w:tc>
         <w:tc>
           <w:tcPr>
-            <w:tcW w:type="dxa" w:w="3312"/>
+            <w:tcW w:type="dxa" w:w="2713"/>
             <w:tcBorders>
               <w:top w:val="single" w:sz="4" w:space="0" w:color="8C8C8C"/>
               <w:left w:val="single" w:sz="4" w:space="0" w:color="8C8C8C"/>
@@ -2278,7 +2278,7 @@
       <w:tr>
         <w:tc>
           <w:tcPr>
-            <w:tcW w:type="dxa" w:w="1840"/>
+            <w:tcW w:type="dxa" w:w="3141"/>
             <w:tcBorders>
               <w:top w:val="single" w:sz="4" w:space="0" w:color="8C8C8C"/>
               <w:left w:val="single" w:sz="4" w:space="0" w:color="8C8C8C"/>
@@ -2307,13 +2307,52 @@
               <w:rPr>
                 <w:sz w:val="18"/>
               </w:rPr>
-              <w:t xml:space="preserve"> (sayfa başına en fazla bir)</w:t>
-            </w:r>
-          </w:p>
-        </w:tc>
-        <w:tc>
-          <w:tcPr>
-            <w:tcW w:type="dxa" w:w="3874"/>
+              <w:t xml:space="preserve"> (</w:t>
+            </w:r>
+            <w:r>
+              <w:rPr>
+                <w:rFonts w:ascii="Consolas" w:hAnsi="Consolas"/>
+                <w:sz w:val="18"/>
+              </w:rPr>
+              <w:t>TaskRunner</w:t>
+            </w:r>
+            <w:r>
+              <w:rPr>
+                <w:sz w:val="18"/>
+              </w:rPr>
+              <w:t xml:space="preserve"> başına en fazla bir; analiz sayfalarında </w:t>
+            </w:r>
+            <w:r>
+              <w:rPr>
+                <w:rFonts w:ascii="Consolas" w:hAnsi="Consolas"/>
+                <w:sz w:val="18"/>
+              </w:rPr>
+              <w:t>SourcePicker</w:t>
+            </w:r>
+            <w:r>
+              <w:rPr>
+                <w:sz w:val="18"/>
+              </w:rPr>
+              <w:t xml:space="preserve">'ın HumanEval listesi için ayrı bir </w:t>
+            </w:r>
+            <w:r>
+              <w:rPr>
+                <w:rFonts w:ascii="Consolas" w:hAnsi="Consolas"/>
+                <w:sz w:val="18"/>
+              </w:rPr>
+              <w:t>TaskRunner</w:t>
+            </w:r>
+            <w:r>
+              <w:rPr>
+                <w:sz w:val="18"/>
+              </w:rPr>
+              <w:t>'ı da vardır)</w:t>
+            </w:r>
+          </w:p>
+        </w:tc>
+        <w:tc>
+          <w:tcPr>
+            <w:tcW w:type="dxa" w:w="3173"/>
             <w:tcBorders>
               <w:top w:val="single" w:sz="4" w:space="0" w:color="8C8C8C"/>
               <w:left w:val="single" w:sz="4" w:space="0" w:color="8C8C8C"/>
@@ -2341,7 +2380,7 @@
         </w:tc>
         <w:tc>
           <w:tcPr>
-            <w:tcW w:type="dxa" w:w="3312"/>
+            <w:tcW w:type="dxa" w:w="2713"/>
             <w:tcBorders>
               <w:top w:val="single" w:sz="4" w:space="0" w:color="8C8C8C"/>
               <w:left w:val="single" w:sz="4" w:space="0" w:color="8C8C8C"/>
@@ -2404,7 +2443,7 @@
       <w:tr>
         <w:tc>
           <w:tcPr>
-            <w:tcW w:type="dxa" w:w="1840"/>
+            <w:tcW w:type="dxa" w:w="3141"/>
             <w:tcBorders>
               <w:top w:val="single" w:sz="4" w:space="0" w:color="8C8C8C"/>
               <w:left w:val="single" w:sz="4" w:space="0" w:color="8C8C8C"/>
@@ -2432,7 +2471,7 @@
         </w:tc>
         <w:tc>
           <w:tcPr>
-            <w:tcW w:type="dxa" w:w="3874"/>
+            <w:tcW w:type="dxa" w:w="3173"/>
             <w:tcBorders>
               <w:top w:val="single" w:sz="4" w:space="0" w:color="8C8C8C"/>
               <w:left w:val="single" w:sz="4" w:space="0" w:color="8C8C8C"/>
@@ -2473,7 +2512,7 @@
         </w:tc>
         <w:tc>
           <w:tcPr>
-            <w:tcW w:type="dxa" w:w="3312"/>
+            <w:tcW w:type="dxa" w:w="2713"/>
             <w:tcBorders>
               <w:top w:val="single" w:sz="4" w:space="0" w:color="8C8C8C"/>
               <w:left w:val="single" w:sz="4" w:space="0" w:color="8C8C8C"/>
@@ -2523,7 +2562,7 @@
       <w:tr>
         <w:tc>
           <w:tcPr>
-            <w:tcW w:type="dxa" w:w="1840"/>
+            <w:tcW w:type="dxa" w:w="3141"/>
             <w:tcBorders>
               <w:top w:val="single" w:sz="4" w:space="0" w:color="8C8C8C"/>
               <w:left w:val="single" w:sz="4" w:space="0" w:color="8C8C8C"/>
@@ -2564,7 +2603,7 @@
         </w:tc>
         <w:tc>
           <w:tcPr>
-            <w:tcW w:type="dxa" w:w="3874"/>
+            <w:tcW w:type="dxa" w:w="3173"/>
             <w:tcBorders>
               <w:top w:val="single" w:sz="4" w:space="0" w:color="8C8C8C"/>
               <w:left w:val="single" w:sz="4" w:space="0" w:color="8C8C8C"/>
@@ -2599,7 +2638,7 @@
         </w:tc>
         <w:tc>
           <w:tcPr>
-            <w:tcW w:type="dxa" w:w="3312"/>
+            <w:tcW w:type="dxa" w:w="2713"/>
             <w:tcBorders>
               <w:top w:val="single" w:sz="4" w:space="0" w:color="8C8C8C"/>
               <w:left w:val="single" w:sz="4" w:space="0" w:color="8C8C8C"/>
@@ -7446,6 +7485,19 @@
                 <w:rFonts w:ascii="Consolas" w:hAnsi="Consolas"/>
                 <w:sz w:val="18"/>
               </w:rPr>
+              <w:t>datasets.units.make_unit</w:t>
+            </w:r>
+            <w:r>
+              <w:rPr>
+                <w:sz w:val="18"/>
+              </w:rPr>
+              <w:t xml:space="preserve">, </w:t>
+            </w:r>
+            <w:r>
+              <w:rPr>
+                <w:rFonts w:ascii="Consolas" w:hAnsi="Consolas"/>
+                <w:sz w:val="18"/>
+              </w:rPr>
               <w:t>config</w:t>
             </w:r>
           </w:p>
@@ -15976,14 +16028,14 @@
         <w:tblLayout w:type="fixed"/>
       </w:tblPr>
       <w:tblGrid>
-        <w:gridCol w:w="2187"/>
-        <w:gridCol w:w="2774"/>
-        <w:gridCol w:w="4065"/>
+        <w:gridCol w:w="2159"/>
+        <w:gridCol w:w="2738"/>
+        <w:gridCol w:w="4129"/>
       </w:tblGrid>
       <w:tr>
         <w:tc>
           <w:tcPr>
-            <w:tcW w:type="dxa" w:w="2187"/>
+            <w:tcW w:type="dxa" w:w="2159"/>
             <w:tcBorders>
               <w:top w:val="single" w:sz="4" w:space="0" w:color="8C8C8C"/>
               <w:left w:val="single" w:sz="4" w:space="0" w:color="8C8C8C"/>
@@ -16013,7 +16065,7 @@
         </w:tc>
         <w:tc>
           <w:tcPr>
-            <w:tcW w:type="dxa" w:w="2774"/>
+            <w:tcW w:type="dxa" w:w="2738"/>
             <w:tcBorders>
               <w:top w:val="single" w:sz="4" w:space="0" w:color="8C8C8C"/>
               <w:left w:val="single" w:sz="4" w:space="0" w:color="8C8C8C"/>
@@ -16043,7 +16095,7 @@
         </w:tc>
         <w:tc>
           <w:tcPr>
-            <w:tcW w:type="dxa" w:w="4065"/>
+            <w:tcW w:type="dxa" w:w="4129"/>
             <w:tcBorders>
               <w:top w:val="single" w:sz="4" w:space="0" w:color="8C8C8C"/>
               <w:left w:val="single" w:sz="4" w:space="0" w:color="8C8C8C"/>
@@ -16075,7 +16127,7 @@
       <w:tr>
         <w:tc>
           <w:tcPr>
-            <w:tcW w:type="dxa" w:w="2187"/>
+            <w:tcW w:type="dxa" w:w="2159"/>
             <w:tcBorders>
               <w:top w:val="single" w:sz="4" w:space="0" w:color="8C8C8C"/>
               <w:left w:val="single" w:sz="4" w:space="0" w:color="8C8C8C"/>
@@ -16103,7 +16155,7 @@
         </w:tc>
         <w:tc>
           <w:tcPr>
-            <w:tcW w:type="dxa" w:w="2774"/>
+            <w:tcW w:type="dxa" w:w="2738"/>
             <w:tcBorders>
               <w:top w:val="single" w:sz="4" w:space="0" w:color="8C8C8C"/>
               <w:left w:val="single" w:sz="4" w:space="0" w:color="8C8C8C"/>
@@ -16131,7 +16183,7 @@
         </w:tc>
         <w:tc>
           <w:tcPr>
-            <w:tcW w:type="dxa" w:w="4065"/>
+            <w:tcW w:type="dxa" w:w="4129"/>
             <w:tcBorders>
               <w:top w:val="single" w:sz="4" w:space="0" w:color="8C8C8C"/>
               <w:left w:val="single" w:sz="4" w:space="0" w:color="8C8C8C"/>
@@ -16175,7 +16227,7 @@
       <w:tr>
         <w:tc>
           <w:tcPr>
-            <w:tcW w:type="dxa" w:w="2187"/>
+            <w:tcW w:type="dxa" w:w="2159"/>
             <w:tcBorders>
               <w:top w:val="single" w:sz="4" w:space="0" w:color="8C8C8C"/>
               <w:left w:val="single" w:sz="4" w:space="0" w:color="8C8C8C"/>
@@ -16216,7 +16268,7 @@
         </w:tc>
         <w:tc>
           <w:tcPr>
-            <w:tcW w:type="dxa" w:w="2774"/>
+            <w:tcW w:type="dxa" w:w="2738"/>
             <w:tcBorders>
               <w:top w:val="single" w:sz="4" w:space="0" w:color="8C8C8C"/>
               <w:left w:val="single" w:sz="4" w:space="0" w:color="8C8C8C"/>
@@ -16244,7 +16296,7 @@
         </w:tc>
         <w:tc>
           <w:tcPr>
-            <w:tcW w:type="dxa" w:w="4065"/>
+            <w:tcW w:type="dxa" w:w="4129"/>
             <w:tcBorders>
               <w:top w:val="single" w:sz="4" w:space="0" w:color="8C8C8C"/>
               <w:left w:val="single" w:sz="4" w:space="0" w:color="8C8C8C"/>
@@ -16280,13 +16332,13 @@
                 <w:rFonts w:ascii="Consolas" w:hAnsi="Consolas"/>
                 <w:sz w:val="18"/>
               </w:rPr>
-              <w:t>CoverageService.DEFAULT_TIMEOUT</w:t>
-            </w:r>
-            <w:r>
-              <w:rPr>
-                <w:sz w:val="18"/>
-              </w:rPr>
-              <w:t xml:space="preserve">, </w:t>
+              <w:t>coverage_service.DEFAULT_TIMEOUT</w:t>
+            </w:r>
+            <w:r>
+              <w:rPr>
+                <w:sz w:val="18"/>
+              </w:rPr>
+              <w:t xml:space="preserve"> (modül sabiti), </w:t>
             </w:r>
             <w:r>
               <w:rPr>
@@ -16314,7 +16366,7 @@
       <w:tr>
         <w:tc>
           <w:tcPr>
-            <w:tcW w:type="dxa" w:w="2187"/>
+            <w:tcW w:type="dxa" w:w="2159"/>
             <w:tcBorders>
               <w:top w:val="single" w:sz="4" w:space="0" w:color="8C8C8C"/>
               <w:left w:val="single" w:sz="4" w:space="0" w:color="8C8C8C"/>
@@ -16342,7 +16394,7 @@
         </w:tc>
         <w:tc>
           <w:tcPr>
-            <w:tcW w:type="dxa" w:w="2774"/>
+            <w:tcW w:type="dxa" w:w="2738"/>
             <w:tcBorders>
               <w:top w:val="single" w:sz="4" w:space="0" w:color="8C8C8C"/>
               <w:left w:val="single" w:sz="4" w:space="0" w:color="8C8C8C"/>
@@ -16370,7 +16422,7 @@
         </w:tc>
         <w:tc>
           <w:tcPr>
-            <w:tcW w:type="dxa" w:w="4065"/>
+            <w:tcW w:type="dxa" w:w="4129"/>
             <w:tcBorders>
               <w:top w:val="single" w:sz="4" w:space="0" w:color="8C8C8C"/>
               <w:left w:val="single" w:sz="4" w:space="0" w:color="8C8C8C"/>
@@ -16414,7 +16466,7 @@
       <w:tr>
         <w:tc>
           <w:tcPr>
-            <w:tcW w:type="dxa" w:w="2187"/>
+            <w:tcW w:type="dxa" w:w="2159"/>
             <w:tcBorders>
               <w:top w:val="single" w:sz="4" w:space="0" w:color="8C8C8C"/>
               <w:left w:val="single" w:sz="4" w:space="0" w:color="8C8C8C"/>
@@ -16442,7 +16494,7 @@
         </w:tc>
         <w:tc>
           <w:tcPr>
-            <w:tcW w:type="dxa" w:w="2774"/>
+            <w:tcW w:type="dxa" w:w="2738"/>
             <w:tcBorders>
               <w:top w:val="single" w:sz="4" w:space="0" w:color="8C8C8C"/>
               <w:left w:val="single" w:sz="4" w:space="0" w:color="8C8C8C"/>
@@ -16470,7 +16522,7 @@
         </w:tc>
         <w:tc>
           <w:tcPr>
-            <w:tcW w:type="dxa" w:w="4065"/>
+            <w:tcW w:type="dxa" w:w="4129"/>
             <w:tcBorders>
               <w:top w:val="single" w:sz="4" w:space="0" w:color="8C8C8C"/>
               <w:left w:val="single" w:sz="4" w:space="0" w:color="8C8C8C"/>
@@ -16501,7 +16553,7 @@
       <w:tr>
         <w:tc>
           <w:tcPr>
-            <w:tcW w:type="dxa" w:w="2187"/>
+            <w:tcW w:type="dxa" w:w="2159"/>
             <w:tcBorders>
               <w:top w:val="single" w:sz="4" w:space="0" w:color="8C8C8C"/>
               <w:left w:val="single" w:sz="4" w:space="0" w:color="8C8C8C"/>
@@ -16529,7 +16581,7 @@
         </w:tc>
         <w:tc>
           <w:tcPr>
-            <w:tcW w:type="dxa" w:w="2774"/>
+            <w:tcW w:type="dxa" w:w="2738"/>
             <w:tcBorders>
               <w:top w:val="single" w:sz="4" w:space="0" w:color="8C8C8C"/>
               <w:left w:val="single" w:sz="4" w:space="0" w:color="8C8C8C"/>
@@ -16558,7 +16610,7 @@
         </w:tc>
         <w:tc>
           <w:tcPr>
-            <w:tcW w:type="dxa" w:w="4065"/>
+            <w:tcW w:type="dxa" w:w="4129"/>
             <w:tcBorders>
               <w:top w:val="single" w:sz="4" w:space="0" w:color="8C8C8C"/>
               <w:left w:val="single" w:sz="4" w:space="0" w:color="8C8C8C"/>
@@ -16589,7 +16641,7 @@
       <w:tr>
         <w:tc>
           <w:tcPr>
-            <w:tcW w:type="dxa" w:w="2187"/>
+            <w:tcW w:type="dxa" w:w="2159"/>
             <w:tcBorders>
               <w:top w:val="single" w:sz="4" w:space="0" w:color="8C8C8C"/>
               <w:left w:val="single" w:sz="4" w:space="0" w:color="8C8C8C"/>
@@ -16617,7 +16669,7 @@
         </w:tc>
         <w:tc>
           <w:tcPr>
-            <w:tcW w:type="dxa" w:w="2774"/>
+            <w:tcW w:type="dxa" w:w="2738"/>
             <w:tcBorders>
               <w:top w:val="single" w:sz="4" w:space="0" w:color="8C8C8C"/>
               <w:left w:val="single" w:sz="4" w:space="0" w:color="8C8C8C"/>
@@ -16645,7 +16697,7 @@
         </w:tc>
         <w:tc>
           <w:tcPr>
-            <w:tcW w:type="dxa" w:w="4065"/>
+            <w:tcW w:type="dxa" w:w="4129"/>
             <w:tcBorders>
               <w:top w:val="single" w:sz="4" w:space="0" w:color="8C8C8C"/>
               <w:left w:val="single" w:sz="4" w:space="0" w:color="8C8C8C"/>
@@ -16676,7 +16728,7 @@
       <w:tr>
         <w:tc>
           <w:tcPr>
-            <w:tcW w:type="dxa" w:w="2187"/>
+            <w:tcW w:type="dxa" w:w="2159"/>
             <w:tcBorders>
               <w:top w:val="single" w:sz="4" w:space="0" w:color="8C8C8C"/>
               <w:left w:val="single" w:sz="4" w:space="0" w:color="8C8C8C"/>
@@ -16704,7 +16756,7 @@
         </w:tc>
         <w:tc>
           <w:tcPr>
-            <w:tcW w:type="dxa" w:w="2774"/>
+            <w:tcW w:type="dxa" w:w="2738"/>
             <w:tcBorders>
               <w:top w:val="single" w:sz="4" w:space="0" w:color="8C8C8C"/>
               <w:left w:val="single" w:sz="4" w:space="0" w:color="8C8C8C"/>
@@ -16732,7 +16784,7 @@
         </w:tc>
         <w:tc>
           <w:tcPr>
-            <w:tcW w:type="dxa" w:w="4065"/>
+            <w:tcW w:type="dxa" w:w="4129"/>
             <w:tcBorders>
               <w:top w:val="single" w:sz="4" w:space="0" w:color="8C8C8C"/>
               <w:left w:val="single" w:sz="4" w:space="0" w:color="8C8C8C"/>
@@ -16769,7 +16821,7 @@
       <w:tr>
         <w:tc>
           <w:tcPr>
-            <w:tcW w:type="dxa" w:w="2187"/>
+            <w:tcW w:type="dxa" w:w="2159"/>
             <w:tcBorders>
               <w:top w:val="single" w:sz="4" w:space="0" w:color="8C8C8C"/>
               <w:left w:val="single" w:sz="4" w:space="0" w:color="8C8C8C"/>
@@ -16797,7 +16849,7 @@
         </w:tc>
         <w:tc>
           <w:tcPr>
-            <w:tcW w:type="dxa" w:w="2774"/>
+            <w:tcW w:type="dxa" w:w="2738"/>
             <w:tcBorders>
               <w:top w:val="single" w:sz="4" w:space="0" w:color="8C8C8C"/>
               <w:left w:val="single" w:sz="4" w:space="0" w:color="8C8C8C"/>
@@ -16826,7 +16878,7 @@
         </w:tc>
         <w:tc>
           <w:tcPr>
-            <w:tcW w:type="dxa" w:w="4065"/>
+            <w:tcW w:type="dxa" w:w="4129"/>
             <w:tcBorders>
               <w:top w:val="single" w:sz="4" w:space="0" w:color="8C8C8C"/>
               <w:left w:val="single" w:sz="4" w:space="0" w:color="8C8C8C"/>
@@ -16857,7 +16909,7 @@
       <w:tr>
         <w:tc>
           <w:tcPr>
-            <w:tcW w:type="dxa" w:w="2187"/>
+            <w:tcW w:type="dxa" w:w="2159"/>
             <w:tcBorders>
               <w:top w:val="single" w:sz="4" w:space="0" w:color="8C8C8C"/>
               <w:left w:val="single" w:sz="4" w:space="0" w:color="8C8C8C"/>
@@ -16885,7 +16937,7 @@
         </w:tc>
         <w:tc>
           <w:tcPr>
-            <w:tcW w:type="dxa" w:w="2774"/>
+            <w:tcW w:type="dxa" w:w="2738"/>
             <w:tcBorders>
               <w:top w:val="single" w:sz="4" w:space="0" w:color="8C8C8C"/>
               <w:left w:val="single" w:sz="4" w:space="0" w:color="8C8C8C"/>
@@ -16939,7 +16991,7 @@
         </w:tc>
         <w:tc>
           <w:tcPr>
-            <w:tcW w:type="dxa" w:w="4065"/>
+            <w:tcW w:type="dxa" w:w="4129"/>
             <w:tcBorders>
               <w:top w:val="single" w:sz="4" w:space="0" w:color="8C8C8C"/>
               <w:left w:val="single" w:sz="4" w:space="0" w:color="8C8C8C"/>
@@ -16983,7 +17035,7 @@
       <w:tr>
         <w:tc>
           <w:tcPr>
-            <w:tcW w:type="dxa" w:w="2187"/>
+            <w:tcW w:type="dxa" w:w="2159"/>
             <w:tcBorders>
               <w:top w:val="single" w:sz="4" w:space="0" w:color="8C8C8C"/>
               <w:left w:val="single" w:sz="4" w:space="0" w:color="8C8C8C"/>
@@ -17011,7 +17063,7 @@
         </w:tc>
         <w:tc>
           <w:tcPr>
-            <w:tcW w:type="dxa" w:w="2774"/>
+            <w:tcW w:type="dxa" w:w="2738"/>
             <w:tcBorders>
               <w:top w:val="single" w:sz="4" w:space="0" w:color="8C8C8C"/>
               <w:left w:val="single" w:sz="4" w:space="0" w:color="8C8C8C"/>
@@ -17039,7 +17091,7 @@
         </w:tc>
         <w:tc>
           <w:tcPr>
-            <w:tcW w:type="dxa" w:w="4065"/>
+            <w:tcW w:type="dxa" w:w="4129"/>
             <w:tcBorders>
               <w:top w:val="single" w:sz="4" w:space="0" w:color="8C8C8C"/>
               <w:left w:val="single" w:sz="4" w:space="0" w:color="8C8C8C"/>
@@ -17070,7 +17122,7 @@
       <w:tr>
         <w:tc>
           <w:tcPr>
-            <w:tcW w:type="dxa" w:w="2187"/>
+            <w:tcW w:type="dxa" w:w="2159"/>
             <w:tcBorders>
               <w:top w:val="single" w:sz="4" w:space="0" w:color="8C8C8C"/>
               <w:left w:val="single" w:sz="4" w:space="0" w:color="8C8C8C"/>
@@ -17098,7 +17150,7 @@
         </w:tc>
         <w:tc>
           <w:tcPr>
-            <w:tcW w:type="dxa" w:w="2774"/>
+            <w:tcW w:type="dxa" w:w="2738"/>
             <w:tcBorders>
               <w:top w:val="single" w:sz="4" w:space="0" w:color="8C8C8C"/>
               <w:left w:val="single" w:sz="4" w:space="0" w:color="8C8C8C"/>
@@ -17140,7 +17192,7 @@
         </w:tc>
         <w:tc>
           <w:tcPr>
-            <w:tcW w:type="dxa" w:w="4065"/>
+            <w:tcW w:type="dxa" w:w="4129"/>
             <w:tcBorders>
               <w:top w:val="single" w:sz="4" w:space="0" w:color="8C8C8C"/>
               <w:left w:val="single" w:sz="4" w:space="0" w:color="8C8C8C"/>
@@ -17171,7 +17223,7 @@
       <w:tr>
         <w:tc>
           <w:tcPr>
-            <w:tcW w:type="dxa" w:w="2187"/>
+            <w:tcW w:type="dxa" w:w="2159"/>
             <w:tcBorders>
               <w:top w:val="single" w:sz="4" w:space="0" w:color="8C8C8C"/>
               <w:left w:val="single" w:sz="4" w:space="0" w:color="8C8C8C"/>
@@ -17199,7 +17251,7 @@
         </w:tc>
         <w:tc>
           <w:tcPr>
-            <w:tcW w:type="dxa" w:w="2774"/>
+            <w:tcW w:type="dxa" w:w="2738"/>
             <w:tcBorders>
               <w:top w:val="single" w:sz="4" w:space="0" w:color="8C8C8C"/>
               <w:left w:val="single" w:sz="4" w:space="0" w:color="8C8C8C"/>
@@ -17227,7 +17279,7 @@
         </w:tc>
         <w:tc>
           <w:tcPr>
-            <w:tcW w:type="dxa" w:w="4065"/>
+            <w:tcW w:type="dxa" w:w="4129"/>
             <w:tcBorders>
               <w:top w:val="single" w:sz="4" w:space="0" w:color="8C8C8C"/>
               <w:left w:val="single" w:sz="4" w:space="0" w:color="8C8C8C"/>
@@ -17277,7 +17329,7 @@
       <w:tr>
         <w:tc>
           <w:tcPr>
-            <w:tcW w:type="dxa" w:w="2187"/>
+            <w:tcW w:type="dxa" w:w="2159"/>
             <w:tcBorders>
               <w:top w:val="single" w:sz="4" w:space="0" w:color="8C8C8C"/>
               <w:left w:val="single" w:sz="4" w:space="0" w:color="8C8C8C"/>
@@ -17305,7 +17357,7 @@
         </w:tc>
         <w:tc>
           <w:tcPr>
-            <w:tcW w:type="dxa" w:w="2774"/>
+            <w:tcW w:type="dxa" w:w="2738"/>
             <w:tcBorders>
               <w:top w:val="single" w:sz="4" w:space="0" w:color="8C8C8C"/>
               <w:left w:val="single" w:sz="4" w:space="0" w:color="8C8C8C"/>
@@ -17333,7 +17385,7 @@
         </w:tc>
         <w:tc>
           <w:tcPr>
-            <w:tcW w:type="dxa" w:w="4065"/>
+            <w:tcW w:type="dxa" w:w="4129"/>
             <w:tcBorders>
               <w:top w:val="single" w:sz="4" w:space="0" w:color="8C8C8C"/>
               <w:left w:val="single" w:sz="4" w:space="0" w:color="8C8C8C"/>
@@ -17370,7 +17422,7 @@
       <w:tr>
         <w:tc>
           <w:tcPr>
-            <w:tcW w:type="dxa" w:w="2187"/>
+            <w:tcW w:type="dxa" w:w="2159"/>
             <w:tcBorders>
               <w:top w:val="single" w:sz="4" w:space="0" w:color="8C8C8C"/>
               <w:left w:val="single" w:sz="4" w:space="0" w:color="8C8C8C"/>
@@ -17398,7 +17450,7 @@
         </w:tc>
         <w:tc>
           <w:tcPr>
-            <w:tcW w:type="dxa" w:w="2774"/>
+            <w:tcW w:type="dxa" w:w="2738"/>
             <w:tcBorders>
               <w:top w:val="single" w:sz="4" w:space="0" w:color="8C8C8C"/>
               <w:left w:val="single" w:sz="4" w:space="0" w:color="8C8C8C"/>
@@ -17426,7 +17478,7 @@
         </w:tc>
         <w:tc>
           <w:tcPr>
-            <w:tcW w:type="dxa" w:w="4065"/>
+            <w:tcW w:type="dxa" w:w="4129"/>
             <w:tcBorders>
               <w:top w:val="single" w:sz="4" w:space="0" w:color="8C8C8C"/>
               <w:left w:val="single" w:sz="4" w:space="0" w:color="8C8C8C"/>
@@ -17465,16 +17517,7 @@
         <w:jc w:val="both"/>
       </w:pPr>
       <w:r>
-        <w:t xml:space="preserve">STD 3.8 test kaydındaki "birim sınırı veri seti başına uygulanır; </w:t>
-      </w:r>
-      <w:r>
-        <w:rPr>
-          <w:rFonts w:ascii="Consolas" w:hAnsi="Consolas"/>
-        </w:rPr>
-        <w:t>external</w:t>
-      </w:r>
-      <w:r>
-        <w:t xml:space="preserve"> için sınır 5 ile 10 birim çalışır" notu, </w:t>
+        <w:t xml:space="preserve">STD 3.8 test kaydındaki (durum 8.1) "birim sınırı veri seti başına uygulandığı için 'Split: external' 10 birim (5 HumanEval + 5 small67) çalıştırdı" notu, </w:t>
       </w:r>
       <w:r>
         <w:rPr>
@@ -19200,7 +19243,7 @@
                 <w:rFonts w:ascii="Consolas" w:hAnsi="Consolas"/>
                 <w:sz w:val="18"/>
               </w:rPr>
-              <w:t>CodePage.check_source</w:t>
+              <w:t>code_page.check_source</w:t>
             </w:r>
             <w:r>
               <w:rPr>
@@ -21005,7 +21048,7 @@
               <w:rPr>
                 <w:sz w:val="18"/>
               </w:rPr>
-              <w:t>STD 4.1 kayıtlarında her test tek platformda koşulmuş (3.1–3.5, 3.7, 3.9 macOS; 3.6, 3.8 Windows).</w:t>
+              <w:t>STD 4.1'deki test ortamı ve "Test eden" satırına göre her test tek platformda koşulmuş (3.1–3.5, 3.7, 3.9 macOS; 3.6, 3.8 Windows).</w:t>
             </w:r>
           </w:p>
         </w:tc>

--- a/docs/TestZede-SDD.docx
+++ b/docs/TestZede-SDD.docx
@@ -14356,7 +14356,7 @@
         <w:jc w:val="both"/>
       </w:pPr>
       <w:r>
-        <w:t>ARCHITECTURE §5'teki kalıplar kodda aşağıdaki yerlerde uygulanmıştır. Son iki satır ARCHITECTURE tablosunda yoktur ama kodda vardır.</w:t>
+        <w:t>ARCHITECTURE §5'teki kalıplar kodda aşağıdaki yerlerde uygulanmıştır. Son iki satır (bağımlılık enjeksiyonu, Template Method) ARCHITECTURE tablosunda yoktur ama kodda vardır.</w:t>
       </w:r>
     </w:p>
     <w:tbl>
@@ -15688,7 +15688,7 @@
         <w:jc w:val="both"/>
       </w:pPr>
       <w:r>
-        <w:t xml:space="preserve">ARCHITECTURE §5 </w:t>
+        <w:t xml:space="preserve">ARCHITECTURE §5 eskiden </w:t>
       </w:r>
       <w:r>
         <w:rPr>
@@ -15697,7 +15697,7 @@
         <w:t>config.Settings</w:t>
       </w:r>
       <w:r>
-        <w:t xml:space="preserve"> için de Singleton yazar; kodda böyle bir sınıf yoktur (yapılandırma </w:t>
+        <w:t xml:space="preserve"> için de Singleton yazıyordu; kodda böyle bir sınıf yoktur (yapılandırma </w:t>
       </w:r>
       <w:r>
         <w:rPr>
@@ -15706,7 +15706,7 @@
         <w:t>config.load_config</w:t>
       </w:r>
       <w:r>
-        <w:t xml:space="preserve"> fonksiyonuyla okunur). Bu fark §9'da listelenmiştir.</w:t>
+        <w:t xml:space="preserve"> fonksiyonuyla okunur). ARCHITECTURE düzeltildi (§9, T1).</w:t>
       </w:r>
     </w:p>
     <w:p>
@@ -19685,7 +19685,16 @@
         <w:jc w:val="both"/>
       </w:pPr>
       <w:r>
-        <w:t>Kod, README, ARCHITECTURE.md, sözleşme ve STD karşılaştırılırken bulunan farklar aşağıdadır. Bu doküman kodu esas almıştır; dokümanlardan hangisinin güncelleneceği ekip kararıdır.</w:t>
+        <w:t xml:space="preserve">Kod, README, ARCHITECTURE.md, sözleşme ve STD karşılaştırılırken bulunan farklar aşağıdadır. Bu doküman kodu esas almıştır. ARCHITECTURE.md'deki ifadeler koda uydurulmuştur ("Durum" sütunu); README, </w:t>
+      </w:r>
+      <w:r>
+        <w:rPr>
+          <w:rFonts w:ascii="Consolas" w:hAnsi="Consolas"/>
+        </w:rPr>
+        <w:t>pyproject.toml</w:t>
+      </w:r>
+      <w:r>
+        <w:t>, sözleşme ekleri ve STD'deki farklar için hangi belgenin güncelleneceği ekip kararıdır.</w:t>
       </w:r>
     </w:p>
     <w:tbl>
@@ -19697,14 +19706,15 @@
         <w:tblLayout w:type="fixed"/>
       </w:tblPr>
       <w:tblGrid>
-        <w:gridCol w:w="894"/>
-        <w:gridCol w:w="4066"/>
-        <w:gridCol w:w="4066"/>
+        <w:gridCol w:w="728"/>
+        <w:gridCol w:w="3311"/>
+        <w:gridCol w:w="3311"/>
+        <w:gridCol w:w="1675"/>
       </w:tblGrid>
       <w:tr>
         <w:tc>
           <w:tcPr>
-            <w:tcW w:type="dxa" w:w="894"/>
+            <w:tcW w:type="dxa" w:w="728"/>
             <w:tcBorders>
               <w:top w:val="single" w:sz="4" w:space="0" w:color="8C8C8C"/>
               <w:left w:val="single" w:sz="4" w:space="0" w:color="8C8C8C"/>
@@ -19734,7 +19744,7 @@
         </w:tc>
         <w:tc>
           <w:tcPr>
-            <w:tcW w:type="dxa" w:w="4066"/>
+            <w:tcW w:type="dxa" w:w="3311"/>
             <w:tcBorders>
               <w:top w:val="single" w:sz="4" w:space="0" w:color="8C8C8C"/>
               <w:left w:val="single" w:sz="4" w:space="0" w:color="8C8C8C"/>
@@ -19764,7 +19774,7 @@
         </w:tc>
         <w:tc>
           <w:tcPr>
-            <w:tcW w:type="dxa" w:w="4066"/>
+            <w:tcW w:type="dxa" w:w="3311"/>
             <w:tcBorders>
               <w:top w:val="single" w:sz="4" w:space="0" w:color="8C8C8C"/>
               <w:left w:val="single" w:sz="4" w:space="0" w:color="8C8C8C"/>
@@ -19789,6 +19799,36 @@
                 <w:sz w:val="18"/>
               </w:rPr>
               <w:t>Kodda olan</w:t>
+            </w:r>
+          </w:p>
+        </w:tc>
+        <w:tc>
+          <w:tcPr>
+            <w:tcW w:type="dxa" w:w="1675"/>
+            <w:tcBorders>
+              <w:top w:val="single" w:sz="4" w:space="0" w:color="8C8C8C"/>
+              <w:left w:val="single" w:sz="4" w:space="0" w:color="8C8C8C"/>
+              <w:bottom w:val="single" w:sz="4" w:space="0" w:color="8C8C8C"/>
+              <w:right w:val="single" w:sz="4" w:space="0" w:color="8C8C8C"/>
+            </w:tcBorders>
+            <w:shd w:val="clear" w:color="auto" w:fill="D9E2F3"/>
+            <w:tcMar>
+              <w:top w:w="60" w:type="dxa"/>
+              <w:left w:w="100" w:type="dxa"/>
+              <w:bottom w:w="60" w:type="dxa"/>
+              <w:right w:w="100" w:type="dxa"/>
+            </w:tcMar>
+          </w:tcPr>
+          <w:p>
+            <w:pPr>
+              <w:spacing w:after="0"/>
+            </w:pPr>
+            <w:r>
+              <w:rPr>
+                <w:b/>
+                <w:sz w:val="18"/>
+              </w:rPr>
+              <w:t>Durum</w:t>
             </w:r>
           </w:p>
         </w:tc>
@@ -19796,7 +19836,7 @@
       <w:tr>
         <w:tc>
           <w:tcPr>
-            <w:tcW w:type="dxa" w:w="894"/>
+            <w:tcW w:type="dxa" w:w="728"/>
             <w:tcBorders>
               <w:top w:val="single" w:sz="4" w:space="0" w:color="8C8C8C"/>
               <w:left w:val="single" w:sz="4" w:space="0" w:color="8C8C8C"/>
@@ -19824,7 +19864,7 @@
         </w:tc>
         <w:tc>
           <w:tcPr>
-            <w:tcW w:type="dxa" w:w="4066"/>
+            <w:tcW w:type="dxa" w:w="3311"/>
             <w:tcBorders>
               <w:top w:val="single" w:sz="4" w:space="0" w:color="8C8C8C"/>
               <w:left w:val="single" w:sz="4" w:space="0" w:color="8C8C8C"/>
@@ -19859,7 +19899,7 @@
         </w:tc>
         <w:tc>
           <w:tcPr>
-            <w:tcW w:type="dxa" w:w="4066"/>
+            <w:tcW w:type="dxa" w:w="3311"/>
             <w:tcBorders>
               <w:top w:val="single" w:sz="4" w:space="0" w:color="8C8C8C"/>
               <w:left w:val="single" w:sz="4" w:space="0" w:color="8C8C8C"/>
@@ -19941,6 +19981,34 @@
                 <w:sz w:val="18"/>
               </w:rPr>
               <w:t>.</w:t>
+            </w:r>
+          </w:p>
+        </w:tc>
+        <w:tc>
+          <w:tcPr>
+            <w:tcW w:type="dxa" w:w="1675"/>
+            <w:tcBorders>
+              <w:top w:val="single" w:sz="4" w:space="0" w:color="8C8C8C"/>
+              <w:left w:val="single" w:sz="4" w:space="0" w:color="8C8C8C"/>
+              <w:bottom w:val="single" w:sz="4" w:space="0" w:color="8C8C8C"/>
+              <w:right w:val="single" w:sz="4" w:space="0" w:color="8C8C8C"/>
+            </w:tcBorders>
+            <w:tcMar>
+              <w:top w:w="60" w:type="dxa"/>
+              <w:left w:w="100" w:type="dxa"/>
+              <w:bottom w:w="60" w:type="dxa"/>
+              <w:right w:w="100" w:type="dxa"/>
+            </w:tcMar>
+          </w:tcPr>
+          <w:p>
+            <w:pPr>
+              <w:spacing w:after="0"/>
+            </w:pPr>
+            <w:r>
+              <w:rPr>
+                <w:sz w:val="18"/>
+              </w:rPr>
+              <w:t>ARCHITECTURE düzeltildi</w:t>
             </w:r>
           </w:p>
         </w:tc>
@@ -19948,7 +20016,7 @@
       <w:tr>
         <w:tc>
           <w:tcPr>
-            <w:tcW w:type="dxa" w:w="894"/>
+            <w:tcW w:type="dxa" w:w="728"/>
             <w:tcBorders>
               <w:top w:val="single" w:sz="4" w:space="0" w:color="8C8C8C"/>
               <w:left w:val="single" w:sz="4" w:space="0" w:color="8C8C8C"/>
@@ -19976,7 +20044,7 @@
         </w:tc>
         <w:tc>
           <w:tcPr>
-            <w:tcW w:type="dxa" w:w="4066"/>
+            <w:tcW w:type="dxa" w:w="3311"/>
             <w:tcBorders>
               <w:top w:val="single" w:sz="4" w:space="0" w:color="8C8C8C"/>
               <w:left w:val="single" w:sz="4" w:space="0" w:color="8C8C8C"/>
@@ -20030,7 +20098,7 @@
         </w:tc>
         <w:tc>
           <w:tcPr>
-            <w:tcW w:type="dxa" w:w="4066"/>
+            <w:tcW w:type="dxa" w:w="3311"/>
             <w:tcBorders>
               <w:top w:val="single" w:sz="4" w:space="0" w:color="8C8C8C"/>
               <w:left w:val="single" w:sz="4" w:space="0" w:color="8C8C8C"/>
@@ -20086,6 +20154,34 @@
                 <w:sz w:val="18"/>
               </w:rPr>
               <w:t xml:space="preserve"> olmayan test. Zaman aşımına uğrayan test derlenmiş sayılır.</w:t>
+            </w:r>
+          </w:p>
+        </w:tc>
+        <w:tc>
+          <w:tcPr>
+            <w:tcW w:type="dxa" w:w="1675"/>
+            <w:tcBorders>
+              <w:top w:val="single" w:sz="4" w:space="0" w:color="8C8C8C"/>
+              <w:left w:val="single" w:sz="4" w:space="0" w:color="8C8C8C"/>
+              <w:bottom w:val="single" w:sz="4" w:space="0" w:color="8C8C8C"/>
+              <w:right w:val="single" w:sz="4" w:space="0" w:color="8C8C8C"/>
+            </w:tcBorders>
+            <w:tcMar>
+              <w:top w:w="60" w:type="dxa"/>
+              <w:left w:w="100" w:type="dxa"/>
+              <w:bottom w:w="60" w:type="dxa"/>
+              <w:right w:w="100" w:type="dxa"/>
+            </w:tcMar>
+          </w:tcPr>
+          <w:p>
+            <w:pPr>
+              <w:spacing w:after="0"/>
+            </w:pPr>
+            <w:r>
+              <w:rPr>
+                <w:sz w:val="18"/>
+              </w:rPr>
+              <w:t>ARCHITECTURE düzeltildi</w:t>
             </w:r>
           </w:p>
         </w:tc>
@@ -20093,7 +20189,7 @@
       <w:tr>
         <w:tc>
           <w:tcPr>
-            <w:tcW w:type="dxa" w:w="894"/>
+            <w:tcW w:type="dxa" w:w="728"/>
             <w:tcBorders>
               <w:top w:val="single" w:sz="4" w:space="0" w:color="8C8C8C"/>
               <w:left w:val="single" w:sz="4" w:space="0" w:color="8C8C8C"/>
@@ -20121,7 +20217,7 @@
         </w:tc>
         <w:tc>
           <w:tcPr>
-            <w:tcW w:type="dxa" w:w="4066"/>
+            <w:tcW w:type="dxa" w:w="3311"/>
             <w:tcBorders>
               <w:top w:val="single" w:sz="4" w:space="0" w:color="8C8C8C"/>
               <w:left w:val="single" w:sz="4" w:space="0" w:color="8C8C8C"/>
@@ -20149,7 +20245,7 @@
         </w:tc>
         <w:tc>
           <w:tcPr>
-            <w:tcW w:type="dxa" w:w="4066"/>
+            <w:tcW w:type="dxa" w:w="3311"/>
             <w:tcBorders>
               <w:top w:val="single" w:sz="4" w:space="0" w:color="8C8C8C"/>
               <w:left w:val="single" w:sz="4" w:space="0" w:color="8C8C8C"/>
@@ -20185,6 +20281,34 @@
                 <w:sz w:val="18"/>
               </w:rPr>
               <w:t xml:space="preserve"> gymnasium'a bağımlı değil (dosya açıklaması böyle der).</w:t>
+            </w:r>
+          </w:p>
+        </w:tc>
+        <w:tc>
+          <w:tcPr>
+            <w:tcW w:type="dxa" w:w="1675"/>
+            <w:tcBorders>
+              <w:top w:val="single" w:sz="4" w:space="0" w:color="8C8C8C"/>
+              <w:left w:val="single" w:sz="4" w:space="0" w:color="8C8C8C"/>
+              <w:bottom w:val="single" w:sz="4" w:space="0" w:color="8C8C8C"/>
+              <w:right w:val="single" w:sz="4" w:space="0" w:color="8C8C8C"/>
+            </w:tcBorders>
+            <w:tcMar>
+              <w:top w:w="60" w:type="dxa"/>
+              <w:left w:w="100" w:type="dxa"/>
+              <w:bottom w:w="60" w:type="dxa"/>
+              <w:right w:w="100" w:type="dxa"/>
+            </w:tcMar>
+          </w:tcPr>
+          <w:p>
+            <w:pPr>
+              <w:spacing w:after="0"/>
+            </w:pPr>
+            <w:r>
+              <w:rPr>
+                <w:sz w:val="18"/>
+              </w:rPr>
+              <w:t>ARCHITECTURE düzeltildi</w:t>
             </w:r>
           </w:p>
         </w:tc>
@@ -20192,7 +20316,7 @@
       <w:tr>
         <w:tc>
           <w:tcPr>
-            <w:tcW w:type="dxa" w:w="894"/>
+            <w:tcW w:type="dxa" w:w="728"/>
             <w:tcBorders>
               <w:top w:val="single" w:sz="4" w:space="0" w:color="8C8C8C"/>
               <w:left w:val="single" w:sz="4" w:space="0" w:color="8C8C8C"/>
@@ -20220,7 +20344,7 @@
         </w:tc>
         <w:tc>
           <w:tcPr>
-            <w:tcW w:type="dxa" w:w="4066"/>
+            <w:tcW w:type="dxa" w:w="3311"/>
             <w:tcBorders>
               <w:top w:val="single" w:sz="4" w:space="0" w:color="8C8C8C"/>
               <w:left w:val="single" w:sz="4" w:space="0" w:color="8C8C8C"/>
@@ -20274,7 +20398,7 @@
         </w:tc>
         <w:tc>
           <w:tcPr>
-            <w:tcW w:type="dxa" w:w="4066"/>
+            <w:tcW w:type="dxa" w:w="3311"/>
             <w:tcBorders>
               <w:top w:val="single" w:sz="4" w:space="0" w:color="8C8C8C"/>
               <w:left w:val="single" w:sz="4" w:space="0" w:color="8C8C8C"/>
@@ -20317,6 +20441,47 @@
                 <w:sz w:val="18"/>
               </w:rPr>
               <w:t xml:space="preserve"> import edilmiyor; bağımlılık kullanılmıyor.</w:t>
+            </w:r>
+          </w:p>
+        </w:tc>
+        <w:tc>
+          <w:tcPr>
+            <w:tcW w:type="dxa" w:w="1675"/>
+            <w:tcBorders>
+              <w:top w:val="single" w:sz="4" w:space="0" w:color="8C8C8C"/>
+              <w:left w:val="single" w:sz="4" w:space="0" w:color="8C8C8C"/>
+              <w:bottom w:val="single" w:sz="4" w:space="0" w:color="8C8C8C"/>
+              <w:right w:val="single" w:sz="4" w:space="0" w:color="8C8C8C"/>
+            </w:tcBorders>
+            <w:tcMar>
+              <w:top w:w="60" w:type="dxa"/>
+              <w:left w:w="100" w:type="dxa"/>
+              <w:bottom w:w="60" w:type="dxa"/>
+              <w:right w:w="100" w:type="dxa"/>
+            </w:tcMar>
+          </w:tcPr>
+          <w:p>
+            <w:pPr>
+              <w:spacing w:after="0"/>
+            </w:pPr>
+            <w:r>
+              <w:rPr>
+                <w:sz w:val="18"/>
+              </w:rPr>
+              <w:t xml:space="preserve">Açık (README, EK-B, </w:t>
+            </w:r>
+            <w:r>
+              <w:rPr>
+                <w:rFonts w:ascii="Consolas" w:hAnsi="Consolas"/>
+                <w:sz w:val="18"/>
+              </w:rPr>
+              <w:t>pyproject.toml</w:t>
+            </w:r>
+            <w:r>
+              <w:rPr>
+                <w:sz w:val="18"/>
+              </w:rPr>
+              <w:t>)</w:t>
             </w:r>
           </w:p>
         </w:tc>
@@ -20324,7 +20489,7 @@
       <w:tr>
         <w:tc>
           <w:tcPr>
-            <w:tcW w:type="dxa" w:w="894"/>
+            <w:tcW w:type="dxa" w:w="728"/>
             <w:tcBorders>
               <w:top w:val="single" w:sz="4" w:space="0" w:color="8C8C8C"/>
               <w:left w:val="single" w:sz="4" w:space="0" w:color="8C8C8C"/>
@@ -20352,7 +20517,7 @@
         </w:tc>
         <w:tc>
           <w:tcPr>
-            <w:tcW w:type="dxa" w:w="4066"/>
+            <w:tcW w:type="dxa" w:w="3311"/>
             <w:tcBorders>
               <w:top w:val="single" w:sz="4" w:space="0" w:color="8C8C8C"/>
               <w:left w:val="single" w:sz="4" w:space="0" w:color="8C8C8C"/>
@@ -20387,7 +20552,7 @@
         </w:tc>
         <w:tc>
           <w:tcPr>
-            <w:tcW w:type="dxa" w:w="4066"/>
+            <w:tcW w:type="dxa" w:w="3311"/>
             <w:tcBorders>
               <w:top w:val="single" w:sz="4" w:space="0" w:color="8C8C8C"/>
               <w:left w:val="single" w:sz="4" w:space="0" w:color="8C8C8C"/>
@@ -20482,6 +20647,34 @@
                 <w:sz w:val="18"/>
               </w:rPr>
               <w:t>'i import eder.</w:t>
+            </w:r>
+          </w:p>
+        </w:tc>
+        <w:tc>
+          <w:tcPr>
+            <w:tcW w:type="dxa" w:w="1675"/>
+            <w:tcBorders>
+              <w:top w:val="single" w:sz="4" w:space="0" w:color="8C8C8C"/>
+              <w:left w:val="single" w:sz="4" w:space="0" w:color="8C8C8C"/>
+              <w:bottom w:val="single" w:sz="4" w:space="0" w:color="8C8C8C"/>
+              <w:right w:val="single" w:sz="4" w:space="0" w:color="8C8C8C"/>
+            </w:tcBorders>
+            <w:tcMar>
+              <w:top w:w="60" w:type="dxa"/>
+              <w:left w:w="100" w:type="dxa"/>
+              <w:bottom w:w="60" w:type="dxa"/>
+              <w:right w:w="100" w:type="dxa"/>
+            </w:tcMar>
+          </w:tcPr>
+          <w:p>
+            <w:pPr>
+              <w:spacing w:after="0"/>
+            </w:pPr>
+            <w:r>
+              <w:rPr>
+                <w:sz w:val="18"/>
+              </w:rPr>
+              <w:t>ARCHITECTURE düzeltildi</w:t>
             </w:r>
           </w:p>
         </w:tc>
@@ -20489,7 +20682,7 @@
       <w:tr>
         <w:tc>
           <w:tcPr>
-            <w:tcW w:type="dxa" w:w="894"/>
+            <w:tcW w:type="dxa" w:w="728"/>
             <w:tcBorders>
               <w:top w:val="single" w:sz="4" w:space="0" w:color="8C8C8C"/>
               <w:left w:val="single" w:sz="4" w:space="0" w:color="8C8C8C"/>
@@ -20517,7 +20710,7 @@
         </w:tc>
         <w:tc>
           <w:tcPr>
-            <w:tcW w:type="dxa" w:w="4066"/>
+            <w:tcW w:type="dxa" w:w="3311"/>
             <w:tcBorders>
               <w:top w:val="single" w:sz="4" w:space="0" w:color="8C8C8C"/>
               <w:left w:val="single" w:sz="4" w:space="0" w:color="8C8C8C"/>
@@ -20571,7 +20764,7 @@
         </w:tc>
         <w:tc>
           <w:tcPr>
-            <w:tcW w:type="dxa" w:w="4066"/>
+            <w:tcW w:type="dxa" w:w="3311"/>
             <w:tcBorders>
               <w:top w:val="single" w:sz="4" w:space="0" w:color="8C8C8C"/>
               <w:left w:val="single" w:sz="4" w:space="0" w:color="8C8C8C"/>
@@ -20666,6 +20859,34 @@
                 <w:sz w:val="18"/>
               </w:rPr>
               <w:t>).</w:t>
+            </w:r>
+          </w:p>
+        </w:tc>
+        <w:tc>
+          <w:tcPr>
+            <w:tcW w:type="dxa" w:w="1675"/>
+            <w:tcBorders>
+              <w:top w:val="single" w:sz="4" w:space="0" w:color="8C8C8C"/>
+              <w:left w:val="single" w:sz="4" w:space="0" w:color="8C8C8C"/>
+              <w:bottom w:val="single" w:sz="4" w:space="0" w:color="8C8C8C"/>
+              <w:right w:val="single" w:sz="4" w:space="0" w:color="8C8C8C"/>
+            </w:tcBorders>
+            <w:tcMar>
+              <w:top w:w="60" w:type="dxa"/>
+              <w:left w:w="100" w:type="dxa"/>
+              <w:bottom w:w="60" w:type="dxa"/>
+              <w:right w:w="100" w:type="dxa"/>
+            </w:tcMar>
+          </w:tcPr>
+          <w:p>
+            <w:pPr>
+              <w:spacing w:after="0"/>
+            </w:pPr>
+            <w:r>
+              <w:rPr>
+                <w:sz w:val="18"/>
+              </w:rPr>
+              <w:t>ARCHITECTURE düzeltildi</w:t>
             </w:r>
           </w:p>
         </w:tc>
@@ -20673,7 +20894,7 @@
       <w:tr>
         <w:tc>
           <w:tcPr>
-            <w:tcW w:type="dxa" w:w="894"/>
+            <w:tcW w:type="dxa" w:w="728"/>
             <w:tcBorders>
               <w:top w:val="single" w:sz="4" w:space="0" w:color="8C8C8C"/>
               <w:left w:val="single" w:sz="4" w:space="0" w:color="8C8C8C"/>
@@ -20701,7 +20922,7 @@
         </w:tc>
         <w:tc>
           <w:tcPr>
-            <w:tcW w:type="dxa" w:w="4066"/>
+            <w:tcW w:type="dxa" w:w="3311"/>
             <w:tcBorders>
               <w:top w:val="single" w:sz="4" w:space="0" w:color="8C8C8C"/>
               <w:left w:val="single" w:sz="4" w:space="0" w:color="8C8C8C"/>
@@ -20729,7 +20950,7 @@
         </w:tc>
         <w:tc>
           <w:tcPr>
-            <w:tcW w:type="dxa" w:w="4066"/>
+            <w:tcW w:type="dxa" w:w="3311"/>
             <w:tcBorders>
               <w:top w:val="single" w:sz="4" w:space="0" w:color="8C8C8C"/>
               <w:left w:val="single" w:sz="4" w:space="0" w:color="8C8C8C"/>
@@ -20778,6 +20999,34 @@
                 <w:sz w:val="18"/>
               </w:rPr>
               <w:t xml:space="preserve"> ile seçilen geri dönüş temasıdır.</w:t>
+            </w:r>
+          </w:p>
+        </w:tc>
+        <w:tc>
+          <w:tcPr>
+            <w:tcW w:type="dxa" w:w="1675"/>
+            <w:tcBorders>
+              <w:top w:val="single" w:sz="4" w:space="0" w:color="8C8C8C"/>
+              <w:left w:val="single" w:sz="4" w:space="0" w:color="8C8C8C"/>
+              <w:bottom w:val="single" w:sz="4" w:space="0" w:color="8C8C8C"/>
+              <w:right w:val="single" w:sz="4" w:space="0" w:color="8C8C8C"/>
+            </w:tcBorders>
+            <w:tcMar>
+              <w:top w:w="60" w:type="dxa"/>
+              <w:left w:w="100" w:type="dxa"/>
+              <w:bottom w:w="60" w:type="dxa"/>
+              <w:right w:w="100" w:type="dxa"/>
+            </w:tcMar>
+          </w:tcPr>
+          <w:p>
+            <w:pPr>
+              <w:spacing w:after="0"/>
+            </w:pPr>
+            <w:r>
+              <w:rPr>
+                <w:sz w:val="18"/>
+              </w:rPr>
+              <w:t>ARCHITECTURE düzeltildi; README, EK-B açık</w:t>
             </w:r>
           </w:p>
         </w:tc>
@@ -20785,7 +21034,7 @@
       <w:tr>
         <w:tc>
           <w:tcPr>
-            <w:tcW w:type="dxa" w:w="894"/>
+            <w:tcW w:type="dxa" w:w="728"/>
             <w:tcBorders>
               <w:top w:val="single" w:sz="4" w:space="0" w:color="8C8C8C"/>
               <w:left w:val="single" w:sz="4" w:space="0" w:color="8C8C8C"/>
@@ -20813,7 +21062,7 @@
         </w:tc>
         <w:tc>
           <w:tcPr>
-            <w:tcW w:type="dxa" w:w="4066"/>
+            <w:tcW w:type="dxa" w:w="3311"/>
             <w:tcBorders>
               <w:top w:val="single" w:sz="4" w:space="0" w:color="8C8C8C"/>
               <w:left w:val="single" w:sz="4" w:space="0" w:color="8C8C8C"/>
@@ -20841,7 +21090,7 @@
         </w:tc>
         <w:tc>
           <w:tcPr>
-            <w:tcW w:type="dxa" w:w="4066"/>
+            <w:tcW w:type="dxa" w:w="3311"/>
             <w:tcBorders>
               <w:top w:val="single" w:sz="4" w:space="0" w:color="8C8C8C"/>
               <w:left w:val="single" w:sz="4" w:space="0" w:color="8C8C8C"/>
@@ -20877,6 +21126,34 @@
                 <w:sz w:val="18"/>
               </w:rPr>
               <w:t>) yok; "Fonksiyonlar" (Fonksiyon, Kapsama %) ve "Test Sonuçları" (Test, Sonuç) tabloları, renkli kaynak görünümü ve özet satırı var.</w:t>
+            </w:r>
+          </w:p>
+        </w:tc>
+        <w:tc>
+          <w:tcPr>
+            <w:tcW w:type="dxa" w:w="1675"/>
+            <w:tcBorders>
+              <w:top w:val="single" w:sz="4" w:space="0" w:color="8C8C8C"/>
+              <w:left w:val="single" w:sz="4" w:space="0" w:color="8C8C8C"/>
+              <w:bottom w:val="single" w:sz="4" w:space="0" w:color="8C8C8C"/>
+              <w:right w:val="single" w:sz="4" w:space="0" w:color="8C8C8C"/>
+            </w:tcBorders>
+            <w:tcMar>
+              <w:top w:w="60" w:type="dxa"/>
+              <w:left w:w="100" w:type="dxa"/>
+              <w:bottom w:w="60" w:type="dxa"/>
+              <w:right w:w="100" w:type="dxa"/>
+            </w:tcMar>
+          </w:tcPr>
+          <w:p>
+            <w:pPr>
+              <w:spacing w:after="0"/>
+            </w:pPr>
+            <w:r>
+              <w:rPr>
+                <w:sz w:val="18"/>
+              </w:rPr>
+              <w:t>ARCHITECTURE düzeltildi</w:t>
             </w:r>
           </w:p>
         </w:tc>
@@ -20884,7 +21161,7 @@
       <w:tr>
         <w:tc>
           <w:tcPr>
-            <w:tcW w:type="dxa" w:w="894"/>
+            <w:tcW w:type="dxa" w:w="728"/>
             <w:tcBorders>
               <w:top w:val="single" w:sz="4" w:space="0" w:color="8C8C8C"/>
               <w:left w:val="single" w:sz="4" w:space="0" w:color="8C8C8C"/>
@@ -20912,7 +21189,7 @@
         </w:tc>
         <w:tc>
           <w:tcPr>
-            <w:tcW w:type="dxa" w:w="4066"/>
+            <w:tcW w:type="dxa" w:w="3311"/>
             <w:tcBorders>
               <w:top w:val="single" w:sz="4" w:space="0" w:color="8C8C8C"/>
               <w:left w:val="single" w:sz="4" w:space="0" w:color="8C8C8C"/>
@@ -20940,7 +21217,7 @@
         </w:tc>
         <w:tc>
           <w:tcPr>
-            <w:tcW w:type="dxa" w:w="4066"/>
+            <w:tcW w:type="dxa" w:w="3311"/>
             <w:tcBorders>
               <w:top w:val="single" w:sz="4" w:space="0" w:color="8C8C8C"/>
               <w:left w:val="single" w:sz="4" w:space="0" w:color="8C8C8C"/>
@@ -20963,6 +21240,34 @@
                 <w:sz w:val="18"/>
               </w:rPr>
               <w:t>EK-B: "Docker: Gerekmez". Kodda Docker kullanımı yok; README ifadesi eski görünüyor.</w:t>
+            </w:r>
+          </w:p>
+        </w:tc>
+        <w:tc>
+          <w:tcPr>
+            <w:tcW w:type="dxa" w:w="1675"/>
+            <w:tcBorders>
+              <w:top w:val="single" w:sz="4" w:space="0" w:color="8C8C8C"/>
+              <w:left w:val="single" w:sz="4" w:space="0" w:color="8C8C8C"/>
+              <w:bottom w:val="single" w:sz="4" w:space="0" w:color="8C8C8C"/>
+              <w:right w:val="single" w:sz="4" w:space="0" w:color="8C8C8C"/>
+            </w:tcBorders>
+            <w:tcMar>
+              <w:top w:w="60" w:type="dxa"/>
+              <w:left w:w="100" w:type="dxa"/>
+              <w:bottom w:w="60" w:type="dxa"/>
+              <w:right w:w="100" w:type="dxa"/>
+            </w:tcMar>
+          </w:tcPr>
+          <w:p>
+            <w:pPr>
+              <w:spacing w:after="0"/>
+            </w:pPr>
+            <w:r>
+              <w:rPr>
+                <w:sz w:val="18"/>
+              </w:rPr>
+              <w:t>Açık (README)</w:t>
             </w:r>
           </w:p>
         </w:tc>
@@ -20970,7 +21275,7 @@
       <w:tr>
         <w:tc>
           <w:tcPr>
-            <w:tcW w:type="dxa" w:w="894"/>
+            <w:tcW w:type="dxa" w:w="728"/>
             <w:tcBorders>
               <w:top w:val="single" w:sz="4" w:space="0" w:color="8C8C8C"/>
               <w:left w:val="single" w:sz="4" w:space="0" w:color="8C8C8C"/>
@@ -20998,7 +21303,7 @@
         </w:tc>
         <w:tc>
           <w:tcPr>
-            <w:tcW w:type="dxa" w:w="4066"/>
+            <w:tcW w:type="dxa" w:w="3311"/>
             <w:tcBorders>
               <w:top w:val="single" w:sz="4" w:space="0" w:color="8C8C8C"/>
               <w:left w:val="single" w:sz="4" w:space="0" w:color="8C8C8C"/>
@@ -21026,7 +21331,7 @@
         </w:tc>
         <w:tc>
           <w:tcPr>
-            <w:tcW w:type="dxa" w:w="4066"/>
+            <w:tcW w:type="dxa" w:w="3311"/>
             <w:tcBorders>
               <w:top w:val="single" w:sz="4" w:space="0" w:color="8C8C8C"/>
               <w:left w:val="single" w:sz="4" w:space="0" w:color="8C8C8C"/>
@@ -21049,6 +21354,34 @@
                 <w:sz w:val="18"/>
               </w:rPr>
               <w:t>STD 4.1'deki test ortamı ve "Test eden" satırına göre her test tek platformda koşulmuş (3.1–3.5, 3.7, 3.9 macOS; 3.6, 3.8 Windows).</w:t>
+            </w:r>
+          </w:p>
+        </w:tc>
+        <w:tc>
+          <w:tcPr>
+            <w:tcW w:type="dxa" w:w="1675"/>
+            <w:tcBorders>
+              <w:top w:val="single" w:sz="4" w:space="0" w:color="8C8C8C"/>
+              <w:left w:val="single" w:sz="4" w:space="0" w:color="8C8C8C"/>
+              <w:bottom w:val="single" w:sz="4" w:space="0" w:color="8C8C8C"/>
+              <w:right w:val="single" w:sz="4" w:space="0" w:color="8C8C8C"/>
+            </w:tcBorders>
+            <w:tcMar>
+              <w:top w:w="60" w:type="dxa"/>
+              <w:left w:w="100" w:type="dxa"/>
+              <w:bottom w:w="60" w:type="dxa"/>
+              <w:right w:w="100" w:type="dxa"/>
+            </w:tcMar>
+          </w:tcPr>
+          <w:p>
+            <w:pPr>
+              <w:spacing w:after="0"/>
+            </w:pPr>
+            <w:r>
+              <w:rPr>
+                <w:sz w:val="18"/>
+              </w:rPr>
+              <w:t>Açık (ekip kararı, STD)</w:t>
             </w:r>
           </w:p>
         </w:tc>

--- a/docs/TestZede-SDD.docx
+++ b/docs/TestZede-SDD.docx
@@ -3915,13 +3915,112 @@
         <w:t>/</w:t>
       </w:r>
       <w:r>
+        <w:t xml:space="preserve">; </w:t>
+      </w:r>
+      <w:r>
+        <w:rPr>
+          <w:rFonts w:ascii="Consolas" w:hAnsi="Consolas"/>
+        </w:rPr>
+        <w:t>+=</w:t>
+      </w:r>
+      <w:r>
+        <w:t xml:space="preserve">, </w:t>
+      </w:r>
+      <w:r>
+        <w:rPr>
+          <w:rFonts w:ascii="Consolas" w:hAnsi="Consolas"/>
+        </w:rPr>
+        <w:t>-=</w:t>
+      </w:r>
+      <w:r>
+        <w:t xml:space="preserve">, </w:t>
+      </w:r>
+      <w:r>
+        <w:rPr>
+          <w:rFonts w:ascii="Consolas" w:hAnsi="Consolas"/>
+        </w:rPr>
+        <w:t>*=</w:t>
+      </w:r>
+      <w:r>
+        <w:t xml:space="preserve">, </w:t>
+      </w:r>
+      <w:r>
+        <w:rPr>
+          <w:rFonts w:ascii="Consolas" w:hAnsi="Consolas"/>
+        </w:rPr>
+        <w:t>/=</w:t>
+      </w:r>
+      <w:r>
+        <w:t xml:space="preserve"> dahil), </w:t>
+      </w:r>
+      <w:r>
+        <w:rPr>
+          <w:rFonts w:ascii="Consolas" w:hAnsi="Consolas"/>
+        </w:rPr>
+        <w:t>ROR</w:t>
+      </w:r>
+      <w:r>
+        <w:t xml:space="preserve"> (</w:t>
+      </w:r>
+      <w:r>
+        <w:rPr>
+          <w:rFonts w:ascii="Consolas" w:hAnsi="Consolas"/>
+        </w:rPr>
+        <w:t>&lt;</w:t>
+      </w:r>
+      <w:r>
+        <w:t>↔</w:t>
+      </w:r>
+      <w:r>
+        <w:rPr>
+          <w:rFonts w:ascii="Consolas" w:hAnsi="Consolas"/>
+        </w:rPr>
+        <w:t>&lt;=</w:t>
+      </w:r>
+      <w:r>
+        <w:t xml:space="preserve">, </w:t>
+      </w:r>
+      <w:r>
+        <w:rPr>
+          <w:rFonts w:ascii="Consolas" w:hAnsi="Consolas"/>
+        </w:rPr>
+        <w:t>&gt;</w:t>
+      </w:r>
+      <w:r>
+        <w:t>↔</w:t>
+      </w:r>
+      <w:r>
+        <w:rPr>
+          <w:rFonts w:ascii="Consolas" w:hAnsi="Consolas"/>
+        </w:rPr>
+        <w:t>&gt;=</w:t>
+      </w:r>
+      <w:r>
+        <w:t xml:space="preserve">, </w:t>
+      </w:r>
+      <w:r>
+        <w:rPr>
+          <w:rFonts w:ascii="Consolas" w:hAnsi="Consolas"/>
+        </w:rPr>
+        <w:t>==</w:t>
+      </w:r>
+      <w:r>
+        <w:t>↔</w:t>
+      </w:r>
+      <w:r>
+        <w:rPr>
+          <w:rFonts w:ascii="Consolas" w:hAnsi="Consolas"/>
+        </w:rPr>
+        <w:t>!=</w:t>
+      </w:r>
+      <w:r>
         <w:t xml:space="preserve">), </w:t>
       </w:r>
       <w:r>
         <w:rPr>
           <w:rFonts w:ascii="Consolas" w:hAnsi="Consolas"/>
         </w:rPr>
-        <w:t>ROR</w:t>
+        <w:t>COR</w:t>
       </w:r>
       <w:r>
         <w:t xml:space="preserve"> (</w:t>
@@ -3930,7 +4029,7 @@
         <w:rPr>
           <w:rFonts w:ascii="Consolas" w:hAnsi="Consolas"/>
         </w:rPr>
-        <w:t>&lt;</w:t>
+        <w:t>and</w:t>
       </w:r>
       <w:r>
         <w:t>↔</w:t>
@@ -3939,7 +4038,34 @@
         <w:rPr>
           <w:rFonts w:ascii="Consolas" w:hAnsi="Consolas"/>
         </w:rPr>
-        <w:t>&lt;=</w:t>
+        <w:t>or</w:t>
+      </w:r>
+      <w:r>
+        <w:t xml:space="preserve">), </w:t>
+      </w:r>
+      <w:r>
+        <w:rPr>
+          <w:rFonts w:ascii="Consolas" w:hAnsi="Consolas"/>
+        </w:rPr>
+        <w:t>CONST</w:t>
+      </w:r>
+      <w:r>
+        <w:t xml:space="preserve"> (sabit değiştirme: int </w:t>
+      </w:r>
+      <w:r>
+        <w:rPr>
+          <w:rFonts w:ascii="Consolas" w:hAnsi="Consolas"/>
+        </w:rPr>
+        <w:t>0</w:t>
+      </w:r>
+      <w:r>
+        <w:t>↔</w:t>
+      </w:r>
+      <w:r>
+        <w:rPr>
+          <w:rFonts w:ascii="Consolas" w:hAnsi="Consolas"/>
+        </w:rPr>
+        <w:t>1</w:t>
       </w:r>
       <w:r>
         <w:t xml:space="preserve">, </w:t>
@@ -3948,7 +4074,7 @@
         <w:rPr>
           <w:rFonts w:ascii="Consolas" w:hAnsi="Consolas"/>
         </w:rPr>
-        <w:t>&gt;</w:t>
+        <w:t>True</w:t>
       </w:r>
       <w:r>
         <w:t>↔</w:t>
@@ -3957,64 +4083,10 @@
         <w:rPr>
           <w:rFonts w:ascii="Consolas" w:hAnsi="Consolas"/>
         </w:rPr>
-        <w:t>&gt;=</w:t>
-      </w:r>
-      <w:r>
-        <w:t xml:space="preserve">, </w:t>
-      </w:r>
-      <w:r>
-        <w:rPr>
-          <w:rFonts w:ascii="Consolas" w:hAnsi="Consolas"/>
-        </w:rPr>
-        <w:t>==</w:t>
-      </w:r>
-      <w:r>
-        <w:t>↔</w:t>
-      </w:r>
-      <w:r>
-        <w:rPr>
-          <w:rFonts w:ascii="Consolas" w:hAnsi="Consolas"/>
-        </w:rPr>
-        <w:t>!=</w:t>
+        <w:t>False</w:t>
       </w:r>
       <w:r>
         <w:t xml:space="preserve">), </w:t>
-      </w:r>
-      <w:r>
-        <w:rPr>
-          <w:rFonts w:ascii="Consolas" w:hAnsi="Consolas"/>
-        </w:rPr>
-        <w:t>COR</w:t>
-      </w:r>
-      <w:r>
-        <w:t xml:space="preserve"> (</w:t>
-      </w:r>
-      <w:r>
-        <w:rPr>
-          <w:rFonts w:ascii="Consolas" w:hAnsi="Consolas"/>
-        </w:rPr>
-        <w:t>and</w:t>
-      </w:r>
-      <w:r>
-        <w:t>↔</w:t>
-      </w:r>
-      <w:r>
-        <w:rPr>
-          <w:rFonts w:ascii="Consolas" w:hAnsi="Consolas"/>
-        </w:rPr>
-        <w:t>or</w:t>
-      </w:r>
-      <w:r>
-        <w:t xml:space="preserve">), </w:t>
-      </w:r>
-      <w:r>
-        <w:rPr>
-          <w:rFonts w:ascii="Consolas" w:hAnsi="Consolas"/>
-        </w:rPr>
-        <w:t>CONST</w:t>
-      </w:r>
-      <w:r>
-        <w:t xml:space="preserve"> (sabit değiştirme), </w:t>
       </w:r>
       <w:r>
         <w:rPr>

--- a/docs/TestZede-SDD.docx
+++ b/docs/TestZede-SDD.docx
@@ -1262,7 +1262,16 @@
         <w:t>python docs/diagrams/draw_diagrams.py</w:t>
       </w:r>
       <w:r>
-        <w:t xml:space="preserve"> çalıştırılır. Sınıf diyagramlarında yalnızca tasarımı anlatan ana alan ve metotlar gösterilir; yardımcı (özel) fonksiyonların çoğu atlanmıştır.</w:t>
+        <w:t xml:space="preserve"> çalıştırılır. Sınıf diyagramlarında yalnızca tasarımı anlatan ana alan ve metotlar gösterilir; yardımcı (özel) fonksiyonların çoğu atlanmıştır. Şekiller diyagram türüne göre numaralanır ve </w:t>
+      </w:r>
+      <w:r>
+        <w:rPr>
+          <w:rFonts w:ascii="Consolas" w:hAnsi="Consolas"/>
+        </w:rPr>
+        <w:t>docs/diagrams/</w:t>
+      </w:r>
+      <w:r>
+        <w:t xml:space="preserve"> dosya adlarıyla aynıdır: Şekil 1 kullanım durumu, Şekil 2 paket/bileşen, Şekil 3a–3f sınıf, Şekil 4a–4c sıralama, Şekil 5 etkinlik diyagramıdır. Bu yüzden Şekil 5 (§3.4) metinde Şekil 3d'den önce gelir.</w:t>
       </w:r>
     </w:p>
     <w:p>
@@ -1287,7 +1296,7 @@
         <w:jc w:val="both"/>
       </w:pPr>
       <w:r>
-        <w:t>Tek ana aktör, test yazan ya da kod yükleyen kullanıcıdır. Kullanıcı arayüzden kod yükler, analiz eder, RL ile test üretir, coverage ve mutasyon ölçer; komut satırından veri setlerini indirir, ayırır ve toplu test çalıştırır. Hugging Face, veri setlerinin indirildiği dış kaynaktır.</w:t>
+        <w:t>Tek ana aktör, test yazan ya da kod yükleyen kullanıcıdır. Kullanıcı arayüzden kod yükler, analiz eder, RL ile test üretir, coverage ve mutasyon ölçer; komut satırından veri setlerini indirir, ayırır ve toplu test çalıştırır. Hugging Face, veri setlerinin indirildiği dış kaynaktır (Şekil 1).</w:t>
       </w:r>
     </w:p>
     <w:p>
@@ -4281,14 +4290,14 @@
         <w:tblLayout w:type="fixed"/>
       </w:tblPr>
       <w:tblGrid>
-        <w:gridCol w:w="1042"/>
-        <w:gridCol w:w="3246"/>
-        <w:gridCol w:w="4738"/>
+        <w:gridCol w:w="1305"/>
+        <w:gridCol w:w="3139"/>
+        <w:gridCol w:w="4582"/>
       </w:tblGrid>
       <w:tr>
         <w:tc>
           <w:tcPr>
-            <w:tcW w:type="dxa" w:w="1042"/>
+            <w:tcW w:type="dxa" w:w="1305"/>
             <w:tcBorders>
               <w:top w:val="single" w:sz="4" w:space="0" w:color="8C8C8C"/>
               <w:left w:val="single" w:sz="4" w:space="0" w:color="8C8C8C"/>
@@ -4318,7 +4327,7 @@
         </w:tc>
         <w:tc>
           <w:tcPr>
-            <w:tcW w:type="dxa" w:w="3246"/>
+            <w:tcW w:type="dxa" w:w="3139"/>
             <w:tcBorders>
               <w:top w:val="single" w:sz="4" w:space="0" w:color="8C8C8C"/>
               <w:left w:val="single" w:sz="4" w:space="0" w:color="8C8C8C"/>
@@ -4348,7 +4357,7 @@
         </w:tc>
         <w:tc>
           <w:tcPr>
-            <w:tcW w:type="dxa" w:w="4738"/>
+            <w:tcW w:type="dxa" w:w="4582"/>
             <w:tcBorders>
               <w:top w:val="single" w:sz="4" w:space="0" w:color="8C8C8C"/>
               <w:left w:val="single" w:sz="4" w:space="0" w:color="8C8C8C"/>
@@ -4380,7 +4389,7 @@
       <w:tr>
         <w:tc>
           <w:tcPr>
-            <w:tcW w:type="dxa" w:w="1042"/>
+            <w:tcW w:type="dxa" w:w="1305"/>
             <w:tcBorders>
               <w:top w:val="single" w:sz="4" w:space="0" w:color="8C8C8C"/>
               <w:left w:val="single" w:sz="4" w:space="0" w:color="8C8C8C"/>
@@ -4408,7 +4417,7 @@
         </w:tc>
         <w:tc>
           <w:tcPr>
-            <w:tcW w:type="dxa" w:w="3246"/>
+            <w:tcW w:type="dxa" w:w="3139"/>
             <w:tcBorders>
               <w:top w:val="single" w:sz="4" w:space="0" w:color="8C8C8C"/>
               <w:left w:val="single" w:sz="4" w:space="0" w:color="8C8C8C"/>
@@ -4437,7 +4446,7 @@
         </w:tc>
         <w:tc>
           <w:tcPr>
-            <w:tcW w:type="dxa" w:w="4738"/>
+            <w:tcW w:type="dxa" w:w="4582"/>
             <w:tcBorders>
               <w:top w:val="single" w:sz="4" w:space="0" w:color="8C8C8C"/>
               <w:left w:val="single" w:sz="4" w:space="0" w:color="8C8C8C"/>
@@ -4493,7 +4502,7 @@
       <w:tr>
         <w:tc>
           <w:tcPr>
-            <w:tcW w:type="dxa" w:w="1042"/>
+            <w:tcW w:type="dxa" w:w="1305"/>
             <w:tcBorders>
               <w:top w:val="single" w:sz="4" w:space="0" w:color="8C8C8C"/>
               <w:left w:val="single" w:sz="4" w:space="0" w:color="8C8C8C"/>
@@ -4521,7 +4530,7 @@
         </w:tc>
         <w:tc>
           <w:tcPr>
-            <w:tcW w:type="dxa" w:w="3246"/>
+            <w:tcW w:type="dxa" w:w="3139"/>
             <w:tcBorders>
               <w:top w:val="single" w:sz="4" w:space="0" w:color="8C8C8C"/>
               <w:left w:val="single" w:sz="4" w:space="0" w:color="8C8C8C"/>
@@ -4576,7 +4585,7 @@
         </w:tc>
         <w:tc>
           <w:tcPr>
-            <w:tcW w:type="dxa" w:w="4738"/>
+            <w:tcW w:type="dxa" w:w="4582"/>
             <w:tcBorders>
               <w:top w:val="single" w:sz="4" w:space="0" w:color="8C8C8C"/>
               <w:left w:val="single" w:sz="4" w:space="0" w:color="8C8C8C"/>
@@ -4619,7 +4628,7 @@
       <w:tr>
         <w:tc>
           <w:tcPr>
-            <w:tcW w:type="dxa" w:w="1042"/>
+            <w:tcW w:type="dxa" w:w="1305"/>
             <w:tcBorders>
               <w:top w:val="single" w:sz="4" w:space="0" w:color="8C8C8C"/>
               <w:left w:val="single" w:sz="4" w:space="0" w:color="8C8C8C"/>
@@ -4647,7 +4656,7 @@
         </w:tc>
         <w:tc>
           <w:tcPr>
-            <w:tcW w:type="dxa" w:w="3246"/>
+            <w:tcW w:type="dxa" w:w="3139"/>
             <w:tcBorders>
               <w:top w:val="single" w:sz="4" w:space="0" w:color="8C8C8C"/>
               <w:left w:val="single" w:sz="4" w:space="0" w:color="8C8C8C"/>
@@ -4689,7 +4698,7 @@
         </w:tc>
         <w:tc>
           <w:tcPr>
-            <w:tcW w:type="dxa" w:w="4738"/>
+            <w:tcW w:type="dxa" w:w="4582"/>
             <w:tcBorders>
               <w:top w:val="single" w:sz="4" w:space="0" w:color="8C8C8C"/>
               <w:left w:val="single" w:sz="4" w:space="0" w:color="8C8C8C"/>
@@ -4823,7 +4832,7 @@
       <w:tr>
         <w:tc>
           <w:tcPr>
-            <w:tcW w:type="dxa" w:w="1042"/>
+            <w:tcW w:type="dxa" w:w="1305"/>
             <w:tcBorders>
               <w:top w:val="single" w:sz="4" w:space="0" w:color="8C8C8C"/>
               <w:left w:val="single" w:sz="4" w:space="0" w:color="8C8C8C"/>
@@ -4851,7 +4860,7 @@
         </w:tc>
         <w:tc>
           <w:tcPr>
-            <w:tcW w:type="dxa" w:w="3246"/>
+            <w:tcW w:type="dxa" w:w="3139"/>
             <w:tcBorders>
               <w:top w:val="single" w:sz="4" w:space="0" w:color="8C8C8C"/>
               <w:left w:val="single" w:sz="4" w:space="0" w:color="8C8C8C"/>
@@ -4893,7 +4902,7 @@
         </w:tc>
         <w:tc>
           <w:tcPr>
-            <w:tcW w:type="dxa" w:w="4738"/>
+            <w:tcW w:type="dxa" w:w="4582"/>
             <w:tcBorders>
               <w:top w:val="single" w:sz="4" w:space="0" w:color="8C8C8C"/>
               <w:left w:val="single" w:sz="4" w:space="0" w:color="8C8C8C"/>
@@ -4930,7 +4939,7 @@
       <w:tr>
         <w:tc>
           <w:tcPr>
-            <w:tcW w:type="dxa" w:w="1042"/>
+            <w:tcW w:type="dxa" w:w="1305"/>
             <w:tcBorders>
               <w:top w:val="single" w:sz="4" w:space="0" w:color="8C8C8C"/>
               <w:left w:val="single" w:sz="4" w:space="0" w:color="8C8C8C"/>
@@ -4958,7 +4967,7 @@
         </w:tc>
         <w:tc>
           <w:tcPr>
-            <w:tcW w:type="dxa" w:w="3246"/>
+            <w:tcW w:type="dxa" w:w="3139"/>
             <w:tcBorders>
               <w:top w:val="single" w:sz="4" w:space="0" w:color="8C8C8C"/>
               <w:left w:val="single" w:sz="4" w:space="0" w:color="8C8C8C"/>
@@ -4987,7 +4996,7 @@
         </w:tc>
         <w:tc>
           <w:tcPr>
-            <w:tcW w:type="dxa" w:w="4738"/>
+            <w:tcW w:type="dxa" w:w="4582"/>
             <w:tcBorders>
               <w:top w:val="single" w:sz="4" w:space="0" w:color="8C8C8C"/>
               <w:left w:val="single" w:sz="4" w:space="0" w:color="8C8C8C"/>
@@ -5017,7 +5026,7 @@
       <w:tr>
         <w:tc>
           <w:tcPr>
-            <w:tcW w:type="dxa" w:w="1042"/>
+            <w:tcW w:type="dxa" w:w="1305"/>
             <w:tcBorders>
               <w:top w:val="single" w:sz="4" w:space="0" w:color="8C8C8C"/>
               <w:left w:val="single" w:sz="4" w:space="0" w:color="8C8C8C"/>
@@ -5045,7 +5054,7 @@
         </w:tc>
         <w:tc>
           <w:tcPr>
-            <w:tcW w:type="dxa" w:w="3246"/>
+            <w:tcW w:type="dxa" w:w="3139"/>
             <w:tcBorders>
               <w:top w:val="single" w:sz="4" w:space="0" w:color="8C8C8C"/>
               <w:left w:val="single" w:sz="4" w:space="0" w:color="8C8C8C"/>
@@ -5074,7 +5083,7 @@
         </w:tc>
         <w:tc>
           <w:tcPr>
-            <w:tcW w:type="dxa" w:w="4738"/>
+            <w:tcW w:type="dxa" w:w="4582"/>
             <w:tcBorders>
               <w:top w:val="single" w:sz="4" w:space="0" w:color="8C8C8C"/>
               <w:left w:val="single" w:sz="4" w:space="0" w:color="8C8C8C"/>
@@ -5130,7 +5139,7 @@
       <w:tr>
         <w:tc>
           <w:tcPr>
-            <w:tcW w:type="dxa" w:w="1042"/>
+            <w:tcW w:type="dxa" w:w="1305"/>
             <w:tcBorders>
               <w:top w:val="single" w:sz="4" w:space="0" w:color="8C8C8C"/>
               <w:left w:val="single" w:sz="4" w:space="0" w:color="8C8C8C"/>
@@ -5158,7 +5167,7 @@
         </w:tc>
         <w:tc>
           <w:tcPr>
-            <w:tcW w:type="dxa" w:w="3246"/>
+            <w:tcW w:type="dxa" w:w="3139"/>
             <w:tcBorders>
               <w:top w:val="single" w:sz="4" w:space="0" w:color="8C8C8C"/>
               <w:left w:val="single" w:sz="4" w:space="0" w:color="8C8C8C"/>
@@ -5213,7 +5222,7 @@
         </w:tc>
         <w:tc>
           <w:tcPr>
-            <w:tcW w:type="dxa" w:w="4738"/>
+            <w:tcW w:type="dxa" w:w="4582"/>
             <w:tcBorders>
               <w:top w:val="single" w:sz="4" w:space="0" w:color="8C8C8C"/>
               <w:left w:val="single" w:sz="4" w:space="0" w:color="8C8C8C"/>
@@ -5250,7 +5259,7 @@
       <w:tr>
         <w:tc>
           <w:tcPr>
-            <w:tcW w:type="dxa" w:w="1042"/>
+            <w:tcW w:type="dxa" w:w="1305"/>
             <w:tcBorders>
               <w:top w:val="single" w:sz="4" w:space="0" w:color="8C8C8C"/>
               <w:left w:val="single" w:sz="4" w:space="0" w:color="8C8C8C"/>
@@ -5278,7 +5287,7 @@
         </w:tc>
         <w:tc>
           <w:tcPr>
-            <w:tcW w:type="dxa" w:w="3246"/>
+            <w:tcW w:type="dxa" w:w="3139"/>
             <w:tcBorders>
               <w:top w:val="single" w:sz="4" w:space="0" w:color="8C8C8C"/>
               <w:left w:val="single" w:sz="4" w:space="0" w:color="8C8C8C"/>
@@ -5313,7 +5322,7 @@
         </w:tc>
         <w:tc>
           <w:tcPr>
-            <w:tcW w:type="dxa" w:w="4738"/>
+            <w:tcW w:type="dxa" w:w="4582"/>
             <w:tcBorders>
               <w:top w:val="single" w:sz="4" w:space="0" w:color="8C8C8C"/>
               <w:left w:val="single" w:sz="4" w:space="0" w:color="8C8C8C"/>
@@ -5408,7 +5417,16 @@
         <w:t>patience</w:t>
       </w:r>
       <w:r>
-        <w:t xml:space="preserve"> adım boyunca artış olmaması. Kullanıcı testleri zaten tam kapsıyorsa epizot adım atmadan biter.</w:t>
+        <w:t xml:space="preserve"> adım boyunca artış olmaması. Kullanıcı testleri zaten tam kapsıyorsa epizot adım atmadan biter. </w:t>
+      </w:r>
+      <w:r>
+        <w:rPr>
+          <w:rFonts w:ascii="Consolas" w:hAnsi="Consolas"/>
+        </w:rPr>
+        <w:t>generate_tests</w:t>
+      </w:r>
+      <w:r>
+        <w:t xml:space="preserve"> akışı Şekil 5'tedir.</w:t>
       </w:r>
     </w:p>
     <w:p>
@@ -11054,7 +11072,7 @@
         <w:tblLayout w:type="fixed"/>
       </w:tblPr>
       <w:tblGrid>
-        <w:gridCol w:w="1106"/>
+        <w:gridCol w:w="1107"/>
         <w:gridCol w:w="5028"/>
         <w:gridCol w:w="1571"/>
         <w:gridCol w:w="1320"/>
@@ -11062,7 +11080,7 @@
       <w:tr>
         <w:tc>
           <w:tcPr>
-            <w:tcW w:type="dxa" w:w="1106"/>
+            <w:tcW w:type="dxa" w:w="1107"/>
             <w:tcBorders>
               <w:top w:val="single" w:sz="4" w:space="0" w:color="8C8C8C"/>
               <w:left w:val="single" w:sz="4" w:space="0" w:color="8C8C8C"/>
@@ -11184,7 +11202,7 @@
       <w:tr>
         <w:tc>
           <w:tcPr>
-            <w:tcW w:type="dxa" w:w="1106"/>
+            <w:tcW w:type="dxa" w:w="1107"/>
             <w:tcBorders>
               <w:top w:val="single" w:sz="4" w:space="0" w:color="8C8C8C"/>
               <w:left w:val="single" w:sz="4" w:space="0" w:color="8C8C8C"/>
@@ -11299,7 +11317,7 @@
       <w:tr>
         <w:tc>
           <w:tcPr>
-            <w:tcW w:type="dxa" w:w="1106"/>
+            <w:tcW w:type="dxa" w:w="1107"/>
             <w:tcBorders>
               <w:top w:val="single" w:sz="4" w:space="0" w:color="8C8C8C"/>
               <w:left w:val="single" w:sz="4" w:space="0" w:color="8C8C8C"/>
@@ -11414,7 +11432,7 @@
       <w:tr>
         <w:tc>
           <w:tcPr>
-            <w:tcW w:type="dxa" w:w="1106"/>
+            <w:tcW w:type="dxa" w:w="1107"/>
             <w:tcBorders>
               <w:top w:val="single" w:sz="4" w:space="0" w:color="8C8C8C"/>
               <w:left w:val="single" w:sz="4" w:space="0" w:color="8C8C8C"/>
@@ -11529,7 +11547,7 @@
       <w:tr>
         <w:tc>
           <w:tcPr>
-            <w:tcW w:type="dxa" w:w="1106"/>
+            <w:tcW w:type="dxa" w:w="1107"/>
             <w:tcBorders>
               <w:top w:val="single" w:sz="4" w:space="0" w:color="8C8C8C"/>
               <w:left w:val="single" w:sz="4" w:space="0" w:color="8C8C8C"/>
@@ -11644,7 +11662,7 @@
       <w:tr>
         <w:tc>
           <w:tcPr>
-            <w:tcW w:type="dxa" w:w="1106"/>
+            <w:tcW w:type="dxa" w:w="1107"/>
             <w:tcBorders>
               <w:top w:val="single" w:sz="4" w:space="0" w:color="8C8C8C"/>
               <w:left w:val="single" w:sz="4" w:space="0" w:color="8C8C8C"/>
@@ -11759,7 +11777,7 @@
       <w:tr>
         <w:tc>
           <w:tcPr>
-            <w:tcW w:type="dxa" w:w="1106"/>
+            <w:tcW w:type="dxa" w:w="1107"/>
             <w:tcBorders>
               <w:top w:val="single" w:sz="4" w:space="0" w:color="8C8C8C"/>
               <w:left w:val="single" w:sz="4" w:space="0" w:color="8C8C8C"/>
@@ -11874,7 +11892,7 @@
       <w:tr>
         <w:tc>
           <w:tcPr>
-            <w:tcW w:type="dxa" w:w="1106"/>
+            <w:tcW w:type="dxa" w:w="1107"/>
             <w:tcBorders>
               <w:top w:val="single" w:sz="4" w:space="0" w:color="8C8C8C"/>
               <w:left w:val="single" w:sz="4" w:space="0" w:color="8C8C8C"/>
@@ -11989,7 +12007,7 @@
       <w:tr>
         <w:tc>
           <w:tcPr>
-            <w:tcW w:type="dxa" w:w="1106"/>
+            <w:tcW w:type="dxa" w:w="1107"/>
             <w:tcBorders>
               <w:top w:val="single" w:sz="4" w:space="0" w:color="8C8C8C"/>
               <w:left w:val="single" w:sz="4" w:space="0" w:color="8C8C8C"/>
@@ -13120,15 +13138,15 @@
         <w:tblLayout w:type="fixed"/>
       </w:tblPr>
       <w:tblGrid>
-        <w:gridCol w:w="2284"/>
-        <w:gridCol w:w="2128"/>
-        <w:gridCol w:w="1270"/>
-        <w:gridCol w:w="3343"/>
+        <w:gridCol w:w="2245"/>
+        <w:gridCol w:w="2092"/>
+        <w:gridCol w:w="1404"/>
+        <w:gridCol w:w="3285"/>
       </w:tblGrid>
       <w:tr>
         <w:tc>
           <w:tcPr>
-            <w:tcW w:type="dxa" w:w="2284"/>
+            <w:tcW w:type="dxa" w:w="2245"/>
             <w:tcBorders>
               <w:top w:val="single" w:sz="4" w:space="0" w:color="8C8C8C"/>
               <w:left w:val="single" w:sz="4" w:space="0" w:color="8C8C8C"/>
@@ -13158,7 +13176,7 @@
         </w:tc>
         <w:tc>
           <w:tcPr>
-            <w:tcW w:type="dxa" w:w="2128"/>
+            <w:tcW w:type="dxa" w:w="2092"/>
             <w:tcBorders>
               <w:top w:val="single" w:sz="4" w:space="0" w:color="8C8C8C"/>
               <w:left w:val="single" w:sz="4" w:space="0" w:color="8C8C8C"/>
@@ -13188,7 +13206,7 @@
         </w:tc>
         <w:tc>
           <w:tcPr>
-            <w:tcW w:type="dxa" w:w="1270"/>
+            <w:tcW w:type="dxa" w:w="1404"/>
             <w:tcBorders>
               <w:top w:val="single" w:sz="4" w:space="0" w:color="8C8C8C"/>
               <w:left w:val="single" w:sz="4" w:space="0" w:color="8C8C8C"/>
@@ -13218,7 +13236,7 @@
         </w:tc>
         <w:tc>
           <w:tcPr>
-            <w:tcW w:type="dxa" w:w="3343"/>
+            <w:tcW w:type="dxa" w:w="3285"/>
             <w:tcBorders>
               <w:top w:val="single" w:sz="4" w:space="0" w:color="8C8C8C"/>
               <w:left w:val="single" w:sz="4" w:space="0" w:color="8C8C8C"/>
@@ -13250,7 +13268,7 @@
       <w:tr>
         <w:tc>
           <w:tcPr>
-            <w:tcW w:type="dxa" w:w="2284"/>
+            <w:tcW w:type="dxa" w:w="2245"/>
             <w:tcBorders>
               <w:top w:val="single" w:sz="4" w:space="0" w:color="8C8C8C"/>
               <w:left w:val="single" w:sz="4" w:space="0" w:color="8C8C8C"/>
@@ -13285,7 +13303,7 @@
         </w:tc>
         <w:tc>
           <w:tcPr>
-            <w:tcW w:type="dxa" w:w="2128"/>
+            <w:tcW w:type="dxa" w:w="2092"/>
             <w:tcBorders>
               <w:top w:val="single" w:sz="4" w:space="0" w:color="8C8C8C"/>
               <w:left w:val="single" w:sz="4" w:space="0" w:color="8C8C8C"/>
@@ -13314,7 +13332,7 @@
         </w:tc>
         <w:tc>
           <w:tcPr>
-            <w:tcW w:type="dxa" w:w="1270"/>
+            <w:tcW w:type="dxa" w:w="1404"/>
             <w:tcBorders>
               <w:top w:val="single" w:sz="4" w:space="0" w:color="8C8C8C"/>
               <w:left w:val="single" w:sz="4" w:space="0" w:color="8C8C8C"/>
@@ -13369,7 +13387,7 @@
         </w:tc>
         <w:tc>
           <w:tcPr>
-            <w:tcW w:type="dxa" w:w="3343"/>
+            <w:tcW w:type="dxa" w:w="3285"/>
             <w:tcBorders>
               <w:top w:val="single" w:sz="4" w:space="0" w:color="8C8C8C"/>
               <w:left w:val="single" w:sz="4" w:space="0" w:color="8C8C8C"/>
@@ -13419,7 +13437,7 @@
       <w:tr>
         <w:tc>
           <w:tcPr>
-            <w:tcW w:type="dxa" w:w="2284"/>
+            <w:tcW w:type="dxa" w:w="2245"/>
             <w:tcBorders>
               <w:top w:val="single" w:sz="4" w:space="0" w:color="8C8C8C"/>
               <w:left w:val="single" w:sz="4" w:space="0" w:color="8C8C8C"/>
@@ -13454,7 +13472,7 @@
         </w:tc>
         <w:tc>
           <w:tcPr>
-            <w:tcW w:type="dxa" w:w="2128"/>
+            <w:tcW w:type="dxa" w:w="2092"/>
             <w:tcBorders>
               <w:top w:val="single" w:sz="4" w:space="0" w:color="8C8C8C"/>
               <w:left w:val="single" w:sz="4" w:space="0" w:color="8C8C8C"/>
@@ -13483,7 +13501,7 @@
         </w:tc>
         <w:tc>
           <w:tcPr>
-            <w:tcW w:type="dxa" w:w="1270"/>
+            <w:tcW w:type="dxa" w:w="1404"/>
             <w:tcBorders>
               <w:top w:val="single" w:sz="4" w:space="0" w:color="8C8C8C"/>
               <w:left w:val="single" w:sz="4" w:space="0" w:color="8C8C8C"/>
@@ -13512,7 +13530,7 @@
         </w:tc>
         <w:tc>
           <w:tcPr>
-            <w:tcW w:type="dxa" w:w="3343"/>
+            <w:tcW w:type="dxa" w:w="3285"/>
             <w:tcBorders>
               <w:top w:val="single" w:sz="4" w:space="0" w:color="8C8C8C"/>
               <w:left w:val="single" w:sz="4" w:space="0" w:color="8C8C8C"/>
@@ -13569,7 +13587,7 @@
       <w:tr>
         <w:tc>
           <w:tcPr>
-            <w:tcW w:type="dxa" w:w="2284"/>
+            <w:tcW w:type="dxa" w:w="2245"/>
             <w:tcBorders>
               <w:top w:val="single" w:sz="4" w:space="0" w:color="8C8C8C"/>
               <w:left w:val="single" w:sz="4" w:space="0" w:color="8C8C8C"/>
@@ -13617,7 +13635,7 @@
         </w:tc>
         <w:tc>
           <w:tcPr>
-            <w:tcW w:type="dxa" w:w="2128"/>
+            <w:tcW w:type="dxa" w:w="2092"/>
             <w:tcBorders>
               <w:top w:val="single" w:sz="4" w:space="0" w:color="8C8C8C"/>
               <w:left w:val="single" w:sz="4" w:space="0" w:color="8C8C8C"/>
@@ -13659,7 +13677,7 @@
         </w:tc>
         <w:tc>
           <w:tcPr>
-            <w:tcW w:type="dxa" w:w="1270"/>
+            <w:tcW w:type="dxa" w:w="1404"/>
             <w:tcBorders>
               <w:top w:val="single" w:sz="4" w:space="0" w:color="8C8C8C"/>
               <w:left w:val="single" w:sz="4" w:space="0" w:color="8C8C8C"/>
@@ -13688,7 +13706,7 @@
         </w:tc>
         <w:tc>
           <w:tcPr>
-            <w:tcW w:type="dxa" w:w="3343"/>
+            <w:tcW w:type="dxa" w:w="3285"/>
             <w:tcBorders>
               <w:top w:val="single" w:sz="4" w:space="0" w:color="8C8C8C"/>
               <w:left w:val="single" w:sz="4" w:space="0" w:color="8C8C8C"/>
@@ -13732,7 +13750,7 @@
       <w:tr>
         <w:tc>
           <w:tcPr>
-            <w:tcW w:type="dxa" w:w="2284"/>
+            <w:tcW w:type="dxa" w:w="2245"/>
             <w:tcBorders>
               <w:top w:val="single" w:sz="4" w:space="0" w:color="8C8C8C"/>
               <w:left w:val="single" w:sz="4" w:space="0" w:color="8C8C8C"/>
@@ -13780,7 +13798,7 @@
         </w:tc>
         <w:tc>
           <w:tcPr>
-            <w:tcW w:type="dxa" w:w="2128"/>
+            <w:tcW w:type="dxa" w:w="2092"/>
             <w:tcBorders>
               <w:top w:val="single" w:sz="4" w:space="0" w:color="8C8C8C"/>
               <w:left w:val="single" w:sz="4" w:space="0" w:color="8C8C8C"/>
@@ -13847,7 +13865,7 @@
         </w:tc>
         <w:tc>
           <w:tcPr>
-            <w:tcW w:type="dxa" w:w="1270"/>
+            <w:tcW w:type="dxa" w:w="1404"/>
             <w:tcBorders>
               <w:top w:val="single" w:sz="4" w:space="0" w:color="8C8C8C"/>
               <w:left w:val="single" w:sz="4" w:space="0" w:color="8C8C8C"/>
@@ -13876,7 +13894,7 @@
         </w:tc>
         <w:tc>
           <w:tcPr>
-            <w:tcW w:type="dxa" w:w="3343"/>
+            <w:tcW w:type="dxa" w:w="3285"/>
             <w:tcBorders>
               <w:top w:val="single" w:sz="4" w:space="0" w:color="8C8C8C"/>
               <w:left w:val="single" w:sz="4" w:space="0" w:color="8C8C8C"/>
@@ -13920,7 +13938,7 @@
       <w:tr>
         <w:tc>
           <w:tcPr>
-            <w:tcW w:type="dxa" w:w="2284"/>
+            <w:tcW w:type="dxa" w:w="2245"/>
             <w:tcBorders>
               <w:top w:val="single" w:sz="4" w:space="0" w:color="8C8C8C"/>
               <w:left w:val="single" w:sz="4" w:space="0" w:color="8C8C8C"/>
@@ -13955,7 +13973,7 @@
         </w:tc>
         <w:tc>
           <w:tcPr>
-            <w:tcW w:type="dxa" w:w="2128"/>
+            <w:tcW w:type="dxa" w:w="2092"/>
             <w:tcBorders>
               <w:top w:val="single" w:sz="4" w:space="0" w:color="8C8C8C"/>
               <w:left w:val="single" w:sz="4" w:space="0" w:color="8C8C8C"/>
@@ -13984,7 +14002,7 @@
         </w:tc>
         <w:tc>
           <w:tcPr>
-            <w:tcW w:type="dxa" w:w="1270"/>
+            <w:tcW w:type="dxa" w:w="1404"/>
             <w:tcBorders>
               <w:top w:val="single" w:sz="4" w:space="0" w:color="8C8C8C"/>
               <w:left w:val="single" w:sz="4" w:space="0" w:color="8C8C8C"/>
@@ -14012,7 +14030,7 @@
         </w:tc>
         <w:tc>
           <w:tcPr>
-            <w:tcW w:type="dxa" w:w="3343"/>
+            <w:tcW w:type="dxa" w:w="3285"/>
             <w:tcBorders>
               <w:top w:val="single" w:sz="4" w:space="0" w:color="8C8C8C"/>
               <w:left w:val="single" w:sz="4" w:space="0" w:color="8C8C8C"/>
@@ -14069,7 +14087,7 @@
       <w:tr>
         <w:tc>
           <w:tcPr>
-            <w:tcW w:type="dxa" w:w="2284"/>
+            <w:tcW w:type="dxa" w:w="2245"/>
             <w:tcBorders>
               <w:top w:val="single" w:sz="4" w:space="0" w:color="8C8C8C"/>
               <w:left w:val="single" w:sz="4" w:space="0" w:color="8C8C8C"/>
@@ -14098,7 +14116,7 @@
         </w:tc>
         <w:tc>
           <w:tcPr>
-            <w:tcW w:type="dxa" w:w="2128"/>
+            <w:tcW w:type="dxa" w:w="2092"/>
             <w:tcBorders>
               <w:top w:val="single" w:sz="4" w:space="0" w:color="8C8C8C"/>
               <w:left w:val="single" w:sz="4" w:space="0" w:color="8C8C8C"/>
@@ -14127,7 +14145,7 @@
         </w:tc>
         <w:tc>
           <w:tcPr>
-            <w:tcW w:type="dxa" w:w="1270"/>
+            <w:tcW w:type="dxa" w:w="1404"/>
             <w:tcBorders>
               <w:top w:val="single" w:sz="4" w:space="0" w:color="8C8C8C"/>
               <w:left w:val="single" w:sz="4" w:space="0" w:color="8C8C8C"/>
@@ -14162,7 +14180,7 @@
         </w:tc>
         <w:tc>
           <w:tcPr>
-            <w:tcW w:type="dxa" w:w="3343"/>
+            <w:tcW w:type="dxa" w:w="3285"/>
             <w:tcBorders>
               <w:top w:val="single" w:sz="4" w:space="0" w:color="8C8C8C"/>
               <w:left w:val="single" w:sz="4" w:space="0" w:color="8C8C8C"/>
@@ -14440,14 +14458,14 @@
         <w:tblLayout w:type="fixed"/>
       </w:tblPr>
       <w:tblGrid>
-        <w:gridCol w:w="1065"/>
-        <w:gridCol w:w="3981"/>
-        <w:gridCol w:w="3981"/>
+        <w:gridCol w:w="1305"/>
+        <w:gridCol w:w="3860"/>
+        <w:gridCol w:w="3860"/>
       </w:tblGrid>
       <w:tr>
         <w:tc>
           <w:tcPr>
-            <w:tcW w:type="dxa" w:w="1065"/>
+            <w:tcW w:type="dxa" w:w="1305"/>
             <w:tcBorders>
               <w:top w:val="single" w:sz="4" w:space="0" w:color="8C8C8C"/>
               <w:left w:val="single" w:sz="4" w:space="0" w:color="8C8C8C"/>
@@ -14477,7 +14495,7 @@
         </w:tc>
         <w:tc>
           <w:tcPr>
-            <w:tcW w:type="dxa" w:w="3981"/>
+            <w:tcW w:type="dxa" w:w="3860"/>
             <w:tcBorders>
               <w:top w:val="single" w:sz="4" w:space="0" w:color="8C8C8C"/>
               <w:left w:val="single" w:sz="4" w:space="0" w:color="8C8C8C"/>
@@ -14507,7 +14525,7 @@
         </w:tc>
         <w:tc>
           <w:tcPr>
-            <w:tcW w:type="dxa" w:w="3981"/>
+            <w:tcW w:type="dxa" w:w="3860"/>
             <w:tcBorders>
               <w:top w:val="single" w:sz="4" w:space="0" w:color="8C8C8C"/>
               <w:left w:val="single" w:sz="4" w:space="0" w:color="8C8C8C"/>
@@ -14539,7 +14557,7 @@
       <w:tr>
         <w:tc>
           <w:tcPr>
-            <w:tcW w:type="dxa" w:w="1065"/>
+            <w:tcW w:type="dxa" w:w="1305"/>
             <w:tcBorders>
               <w:top w:val="single" w:sz="4" w:space="0" w:color="8C8C8C"/>
               <w:left w:val="single" w:sz="4" w:space="0" w:color="8C8C8C"/>
@@ -14567,7 +14585,7 @@
         </w:tc>
         <w:tc>
           <w:tcPr>
-            <w:tcW w:type="dxa" w:w="3981"/>
+            <w:tcW w:type="dxa" w:w="3860"/>
             <w:tcBorders>
               <w:top w:val="single" w:sz="4" w:space="0" w:color="8C8C8C"/>
               <w:left w:val="single" w:sz="4" w:space="0" w:color="8C8C8C"/>
@@ -14628,7 +14646,7 @@
         </w:tc>
         <w:tc>
           <w:tcPr>
-            <w:tcW w:type="dxa" w:w="3981"/>
+            <w:tcW w:type="dxa" w:w="3860"/>
             <w:tcBorders>
               <w:top w:val="single" w:sz="4" w:space="0" w:color="8C8C8C"/>
               <w:left w:val="single" w:sz="4" w:space="0" w:color="8C8C8C"/>
@@ -14658,7 +14676,7 @@
       <w:tr>
         <w:tc>
           <w:tcPr>
-            <w:tcW w:type="dxa" w:w="1065"/>
+            <w:tcW w:type="dxa" w:w="1305"/>
             <w:tcBorders>
               <w:top w:val="single" w:sz="4" w:space="0" w:color="8C8C8C"/>
               <w:left w:val="single" w:sz="4" w:space="0" w:color="8C8C8C"/>
@@ -14686,7 +14704,7 @@
         </w:tc>
         <w:tc>
           <w:tcPr>
-            <w:tcW w:type="dxa" w:w="3981"/>
+            <w:tcW w:type="dxa" w:w="3860"/>
             <w:tcBorders>
               <w:top w:val="single" w:sz="4" w:space="0" w:color="8C8C8C"/>
               <w:left w:val="single" w:sz="4" w:space="0" w:color="8C8C8C"/>
@@ -14767,7 +14785,7 @@
         </w:tc>
         <w:tc>
           <w:tcPr>
-            <w:tcW w:type="dxa" w:w="3981"/>
+            <w:tcW w:type="dxa" w:w="3860"/>
             <w:tcBorders>
               <w:top w:val="single" w:sz="4" w:space="0" w:color="8C8C8C"/>
               <w:left w:val="single" w:sz="4" w:space="0" w:color="8C8C8C"/>
@@ -14875,7 +14893,7 @@
       <w:tr>
         <w:tc>
           <w:tcPr>
-            <w:tcW w:type="dxa" w:w="1065"/>
+            <w:tcW w:type="dxa" w:w="1305"/>
             <w:tcBorders>
               <w:top w:val="single" w:sz="4" w:space="0" w:color="8C8C8C"/>
               <w:left w:val="single" w:sz="4" w:space="0" w:color="8C8C8C"/>
@@ -14903,7 +14921,7 @@
         </w:tc>
         <w:tc>
           <w:tcPr>
-            <w:tcW w:type="dxa" w:w="3981"/>
+            <w:tcW w:type="dxa" w:w="3860"/>
             <w:tcBorders>
               <w:top w:val="single" w:sz="4" w:space="0" w:color="8C8C8C"/>
               <w:left w:val="single" w:sz="4" w:space="0" w:color="8C8C8C"/>
@@ -15061,7 +15079,7 @@
         </w:tc>
         <w:tc>
           <w:tcPr>
-            <w:tcW w:type="dxa" w:w="3981"/>
+            <w:tcW w:type="dxa" w:w="3860"/>
             <w:tcBorders>
               <w:top w:val="single" w:sz="4" w:space="0" w:color="8C8C8C"/>
               <w:left w:val="single" w:sz="4" w:space="0" w:color="8C8C8C"/>
@@ -15091,7 +15109,7 @@
       <w:tr>
         <w:tc>
           <w:tcPr>
-            <w:tcW w:type="dxa" w:w="1065"/>
+            <w:tcW w:type="dxa" w:w="1305"/>
             <w:tcBorders>
               <w:top w:val="single" w:sz="4" w:space="0" w:color="8C8C8C"/>
               <w:left w:val="single" w:sz="4" w:space="0" w:color="8C8C8C"/>
@@ -15119,7 +15137,7 @@
         </w:tc>
         <w:tc>
           <w:tcPr>
-            <w:tcW w:type="dxa" w:w="3981"/>
+            <w:tcW w:type="dxa" w:w="3860"/>
             <w:tcBorders>
               <w:top w:val="single" w:sz="4" w:space="0" w:color="8C8C8C"/>
               <w:left w:val="single" w:sz="4" w:space="0" w:color="8C8C8C"/>
@@ -15167,7 +15185,7 @@
         </w:tc>
         <w:tc>
           <w:tcPr>
-            <w:tcW w:type="dxa" w:w="3981"/>
+            <w:tcW w:type="dxa" w:w="3860"/>
             <w:tcBorders>
               <w:top w:val="single" w:sz="4" w:space="0" w:color="8C8C8C"/>
               <w:left w:val="single" w:sz="4" w:space="0" w:color="8C8C8C"/>
@@ -15197,7 +15215,7 @@
       <w:tr>
         <w:tc>
           <w:tcPr>
-            <w:tcW w:type="dxa" w:w="1065"/>
+            <w:tcW w:type="dxa" w:w="1305"/>
             <w:tcBorders>
               <w:top w:val="single" w:sz="4" w:space="0" w:color="8C8C8C"/>
               <w:left w:val="single" w:sz="4" w:space="0" w:color="8C8C8C"/>
@@ -15225,7 +15243,7 @@
         </w:tc>
         <w:tc>
           <w:tcPr>
-            <w:tcW w:type="dxa" w:w="3981"/>
+            <w:tcW w:type="dxa" w:w="3860"/>
             <w:tcBorders>
               <w:top w:val="single" w:sz="4" w:space="0" w:color="8C8C8C"/>
               <w:left w:val="single" w:sz="4" w:space="0" w:color="8C8C8C"/>
@@ -15312,7 +15330,7 @@
         </w:tc>
         <w:tc>
           <w:tcPr>
-            <w:tcW w:type="dxa" w:w="3981"/>
+            <w:tcW w:type="dxa" w:w="3860"/>
             <w:tcBorders>
               <w:top w:val="single" w:sz="4" w:space="0" w:color="8C8C8C"/>
               <w:left w:val="single" w:sz="4" w:space="0" w:color="8C8C8C"/>
@@ -15355,7 +15373,7 @@
       <w:tr>
         <w:tc>
           <w:tcPr>
-            <w:tcW w:type="dxa" w:w="1065"/>
+            <w:tcW w:type="dxa" w:w="1305"/>
             <w:tcBorders>
               <w:top w:val="single" w:sz="4" w:space="0" w:color="8C8C8C"/>
               <w:left w:val="single" w:sz="4" w:space="0" w:color="8C8C8C"/>
@@ -15383,7 +15401,7 @@
         </w:tc>
         <w:tc>
           <w:tcPr>
-            <w:tcW w:type="dxa" w:w="3981"/>
+            <w:tcW w:type="dxa" w:w="3860"/>
             <w:tcBorders>
               <w:top w:val="single" w:sz="4" w:space="0" w:color="8C8C8C"/>
               <w:left w:val="single" w:sz="4" w:space="0" w:color="8C8C8C"/>
@@ -15431,7 +15449,7 @@
         </w:tc>
         <w:tc>
           <w:tcPr>
-            <w:tcW w:type="dxa" w:w="3981"/>
+            <w:tcW w:type="dxa" w:w="3860"/>
             <w:tcBorders>
               <w:top w:val="single" w:sz="4" w:space="0" w:color="8C8C8C"/>
               <w:left w:val="single" w:sz="4" w:space="0" w:color="8C8C8C"/>
@@ -15474,7 +15492,7 @@
       <w:tr>
         <w:tc>
           <w:tcPr>
-            <w:tcW w:type="dxa" w:w="1065"/>
+            <w:tcW w:type="dxa" w:w="1305"/>
             <w:tcBorders>
               <w:top w:val="single" w:sz="4" w:space="0" w:color="8C8C8C"/>
               <w:left w:val="single" w:sz="4" w:space="0" w:color="8C8C8C"/>
@@ -15502,7 +15520,7 @@
         </w:tc>
         <w:tc>
           <w:tcPr>
-            <w:tcW w:type="dxa" w:w="3981"/>
+            <w:tcW w:type="dxa" w:w="3860"/>
             <w:tcBorders>
               <w:top w:val="single" w:sz="4" w:space="0" w:color="8C8C8C"/>
               <w:left w:val="single" w:sz="4" w:space="0" w:color="8C8C8C"/>
@@ -15570,7 +15588,7 @@
         </w:tc>
         <w:tc>
           <w:tcPr>
-            <w:tcW w:type="dxa" w:w="3981"/>
+            <w:tcW w:type="dxa" w:w="3860"/>
             <w:tcBorders>
               <w:top w:val="single" w:sz="4" w:space="0" w:color="8C8C8C"/>
               <w:left w:val="single" w:sz="4" w:space="0" w:color="8C8C8C"/>
@@ -15607,7 +15625,7 @@
       <w:tr>
         <w:tc>
           <w:tcPr>
-            <w:tcW w:type="dxa" w:w="1065"/>
+            <w:tcW w:type="dxa" w:w="1305"/>
             <w:tcBorders>
               <w:top w:val="single" w:sz="4" w:space="0" w:color="8C8C8C"/>
               <w:left w:val="single" w:sz="4" w:space="0" w:color="8C8C8C"/>
@@ -15635,7 +15653,7 @@
         </w:tc>
         <w:tc>
           <w:tcPr>
-            <w:tcW w:type="dxa" w:w="3981"/>
+            <w:tcW w:type="dxa" w:w="3860"/>
             <w:tcBorders>
               <w:top w:val="single" w:sz="4" w:space="0" w:color="8C8C8C"/>
               <w:left w:val="single" w:sz="4" w:space="0" w:color="8C8C8C"/>
@@ -15722,7 +15740,7 @@
         </w:tc>
         <w:tc>
           <w:tcPr>
-            <w:tcW w:type="dxa" w:w="3981"/>
+            <w:tcW w:type="dxa" w:w="3860"/>
             <w:tcBorders>
               <w:top w:val="single" w:sz="4" w:space="0" w:color="8C8C8C"/>
               <w:left w:val="single" w:sz="4" w:space="0" w:color="8C8C8C"/>
@@ -16009,6 +16027,14 @@
       </w:r>
       <w:r>
         <w:t>, GUI iş parçacığında yakalanmamış istisnayı log'a yazar ve "Beklenmeyen Hata" mesaj kutusunu gösterir; uygulama açık kalır.</w:t>
+      </w:r>
+    </w:p>
+    <w:p>
+      <w:pPr>
+        <w:jc w:val="both"/>
+      </w:pPr>
+      <w:r>
+        <w:t>Bu katmanlardaki hata ve zaman aşımı akışı Şekil 4c'dedir.</w:t>
       </w:r>
     </w:p>
     <w:p>
@@ -18007,14 +18033,14 @@
         <w:tblLayout w:type="fixed"/>
       </w:tblPr>
       <w:tblGrid>
-        <w:gridCol w:w="3861"/>
-        <w:gridCol w:w="4197"/>
-        <w:gridCol w:w="968"/>
+        <w:gridCol w:w="3747"/>
+        <w:gridCol w:w="4073"/>
+        <w:gridCol w:w="1206"/>
       </w:tblGrid>
       <w:tr>
         <w:tc>
           <w:tcPr>
-            <w:tcW w:type="dxa" w:w="3861"/>
+            <w:tcW w:type="dxa" w:w="3747"/>
             <w:tcBorders>
               <w:top w:val="single" w:sz="4" w:space="0" w:color="8C8C8C"/>
               <w:left w:val="single" w:sz="4" w:space="0" w:color="8C8C8C"/>
@@ -18044,7 +18070,7 @@
         </w:tc>
         <w:tc>
           <w:tcPr>
-            <w:tcW w:type="dxa" w:w="4197"/>
+            <w:tcW w:type="dxa" w:w="4073"/>
             <w:tcBorders>
               <w:top w:val="single" w:sz="4" w:space="0" w:color="8C8C8C"/>
               <w:left w:val="single" w:sz="4" w:space="0" w:color="8C8C8C"/>
@@ -18074,7 +18100,7 @@
         </w:tc>
         <w:tc>
           <w:tcPr>
-            <w:tcW w:type="dxa" w:w="968"/>
+            <w:tcW w:type="dxa" w:w="1206"/>
             <w:tcBorders>
               <w:top w:val="single" w:sz="4" w:space="0" w:color="8C8C8C"/>
               <w:left w:val="single" w:sz="4" w:space="0" w:color="8C8C8C"/>
@@ -18106,7 +18132,7 @@
       <w:tr>
         <w:tc>
           <w:tcPr>
-            <w:tcW w:type="dxa" w:w="3861"/>
+            <w:tcW w:type="dxa" w:w="3747"/>
             <w:tcBorders>
               <w:top w:val="single" w:sz="4" w:space="0" w:color="8C8C8C"/>
               <w:left w:val="single" w:sz="4" w:space="0" w:color="8C8C8C"/>
@@ -18134,7 +18160,7 @@
         </w:tc>
         <w:tc>
           <w:tcPr>
-            <w:tcW w:type="dxa" w:w="4197"/>
+            <w:tcW w:type="dxa" w:w="4073"/>
             <w:tcBorders>
               <w:top w:val="single" w:sz="4" w:space="0" w:color="8C8C8C"/>
               <w:left w:val="single" w:sz="4" w:space="0" w:color="8C8C8C"/>
@@ -18208,7 +18234,7 @@
         </w:tc>
         <w:tc>
           <w:tcPr>
-            <w:tcW w:type="dxa" w:w="968"/>
+            <w:tcW w:type="dxa" w:w="1206"/>
             <w:tcBorders>
               <w:top w:val="single" w:sz="4" w:space="0" w:color="8C8C8C"/>
               <w:left w:val="single" w:sz="4" w:space="0" w:color="8C8C8C"/>
@@ -18238,7 +18264,7 @@
       <w:tr>
         <w:tc>
           <w:tcPr>
-            <w:tcW w:type="dxa" w:w="3861"/>
+            <w:tcW w:type="dxa" w:w="3747"/>
             <w:tcBorders>
               <w:top w:val="single" w:sz="4" w:space="0" w:color="8C8C8C"/>
               <w:left w:val="single" w:sz="4" w:space="0" w:color="8C8C8C"/>
@@ -18266,7 +18292,7 @@
         </w:tc>
         <w:tc>
           <w:tcPr>
-            <w:tcW w:type="dxa" w:w="4197"/>
+            <w:tcW w:type="dxa" w:w="4073"/>
             <w:tcBorders>
               <w:top w:val="single" w:sz="4" w:space="0" w:color="8C8C8C"/>
               <w:left w:val="single" w:sz="4" w:space="0" w:color="8C8C8C"/>
@@ -18321,7 +18347,7 @@
         </w:tc>
         <w:tc>
           <w:tcPr>
-            <w:tcW w:type="dxa" w:w="968"/>
+            <w:tcW w:type="dxa" w:w="1206"/>
             <w:tcBorders>
               <w:top w:val="single" w:sz="4" w:space="0" w:color="8C8C8C"/>
               <w:left w:val="single" w:sz="4" w:space="0" w:color="8C8C8C"/>
@@ -18351,7 +18377,7 @@
       <w:tr>
         <w:tc>
           <w:tcPr>
-            <w:tcW w:type="dxa" w:w="3861"/>
+            <w:tcW w:type="dxa" w:w="3747"/>
             <w:tcBorders>
               <w:top w:val="single" w:sz="4" w:space="0" w:color="8C8C8C"/>
               <w:left w:val="single" w:sz="4" w:space="0" w:color="8C8C8C"/>
@@ -18379,7 +18405,7 @@
         </w:tc>
         <w:tc>
           <w:tcPr>
-            <w:tcW w:type="dxa" w:w="4197"/>
+            <w:tcW w:type="dxa" w:w="4073"/>
             <w:tcBorders>
               <w:top w:val="single" w:sz="4" w:space="0" w:color="8C8C8C"/>
               <w:left w:val="single" w:sz="4" w:space="0" w:color="8C8C8C"/>
@@ -18473,7 +18499,7 @@
         </w:tc>
         <w:tc>
           <w:tcPr>
-            <w:tcW w:type="dxa" w:w="968"/>
+            <w:tcW w:type="dxa" w:w="1206"/>
             <w:tcBorders>
               <w:top w:val="single" w:sz="4" w:space="0" w:color="8C8C8C"/>
               <w:left w:val="single" w:sz="4" w:space="0" w:color="8C8C8C"/>
@@ -18503,7 +18529,7 @@
       <w:tr>
         <w:tc>
           <w:tcPr>
-            <w:tcW w:type="dxa" w:w="3861"/>
+            <w:tcW w:type="dxa" w:w="3747"/>
             <w:tcBorders>
               <w:top w:val="single" w:sz="4" w:space="0" w:color="8C8C8C"/>
               <w:left w:val="single" w:sz="4" w:space="0" w:color="8C8C8C"/>
@@ -18531,7 +18557,7 @@
         </w:tc>
         <w:tc>
           <w:tcPr>
-            <w:tcW w:type="dxa" w:w="4197"/>
+            <w:tcW w:type="dxa" w:w="4073"/>
             <w:tcBorders>
               <w:top w:val="single" w:sz="4" w:space="0" w:color="8C8C8C"/>
               <w:left w:val="single" w:sz="4" w:space="0" w:color="8C8C8C"/>
@@ -18592,7 +18618,7 @@
         </w:tc>
         <w:tc>
           <w:tcPr>
-            <w:tcW w:type="dxa" w:w="968"/>
+            <w:tcW w:type="dxa" w:w="1206"/>
             <w:tcBorders>
               <w:top w:val="single" w:sz="4" w:space="0" w:color="8C8C8C"/>
               <w:left w:val="single" w:sz="4" w:space="0" w:color="8C8C8C"/>
@@ -18622,7 +18648,7 @@
       <w:tr>
         <w:tc>
           <w:tcPr>
-            <w:tcW w:type="dxa" w:w="3861"/>
+            <w:tcW w:type="dxa" w:w="3747"/>
             <w:tcBorders>
               <w:top w:val="single" w:sz="4" w:space="0" w:color="8C8C8C"/>
               <w:left w:val="single" w:sz="4" w:space="0" w:color="8C8C8C"/>
@@ -18650,7 +18676,7 @@
         </w:tc>
         <w:tc>
           <w:tcPr>
-            <w:tcW w:type="dxa" w:w="4197"/>
+            <w:tcW w:type="dxa" w:w="4073"/>
             <w:tcBorders>
               <w:top w:val="single" w:sz="4" w:space="0" w:color="8C8C8C"/>
               <w:left w:val="single" w:sz="4" w:space="0" w:color="8C8C8C"/>
@@ -18737,7 +18763,7 @@
         </w:tc>
         <w:tc>
           <w:tcPr>
-            <w:tcW w:type="dxa" w:w="968"/>
+            <w:tcW w:type="dxa" w:w="1206"/>
             <w:tcBorders>
               <w:top w:val="single" w:sz="4" w:space="0" w:color="8C8C8C"/>
               <w:left w:val="single" w:sz="4" w:space="0" w:color="8C8C8C"/>
@@ -18767,7 +18793,7 @@
       <w:tr>
         <w:tc>
           <w:tcPr>
-            <w:tcW w:type="dxa" w:w="3861"/>
+            <w:tcW w:type="dxa" w:w="3747"/>
             <w:tcBorders>
               <w:top w:val="single" w:sz="4" w:space="0" w:color="8C8C8C"/>
               <w:left w:val="single" w:sz="4" w:space="0" w:color="8C8C8C"/>
@@ -18795,7 +18821,7 @@
         </w:tc>
         <w:tc>
           <w:tcPr>
-            <w:tcW w:type="dxa" w:w="4197"/>
+            <w:tcW w:type="dxa" w:w="4073"/>
             <w:tcBorders>
               <w:top w:val="single" w:sz="4" w:space="0" w:color="8C8C8C"/>
               <w:left w:val="single" w:sz="4" w:space="0" w:color="8C8C8C"/>
@@ -18889,7 +18915,7 @@
         </w:tc>
         <w:tc>
           <w:tcPr>
-            <w:tcW w:type="dxa" w:w="968"/>
+            <w:tcW w:type="dxa" w:w="1206"/>
             <w:tcBorders>
               <w:top w:val="single" w:sz="4" w:space="0" w:color="8C8C8C"/>
               <w:left w:val="single" w:sz="4" w:space="0" w:color="8C8C8C"/>
@@ -18919,7 +18945,7 @@
       <w:tr>
         <w:tc>
           <w:tcPr>
-            <w:tcW w:type="dxa" w:w="3861"/>
+            <w:tcW w:type="dxa" w:w="3747"/>
             <w:tcBorders>
               <w:top w:val="single" w:sz="4" w:space="0" w:color="8C8C8C"/>
               <w:left w:val="single" w:sz="4" w:space="0" w:color="8C8C8C"/>
@@ -18947,7 +18973,7 @@
         </w:tc>
         <w:tc>
           <w:tcPr>
-            <w:tcW w:type="dxa" w:w="4197"/>
+            <w:tcW w:type="dxa" w:w="4073"/>
             <w:tcBorders>
               <w:top w:val="single" w:sz="4" w:space="0" w:color="8C8C8C"/>
               <w:left w:val="single" w:sz="4" w:space="0" w:color="8C8C8C"/>
@@ -19002,7 +19028,7 @@
         </w:tc>
         <w:tc>
           <w:tcPr>
-            <w:tcW w:type="dxa" w:w="968"/>
+            <w:tcW w:type="dxa" w:w="1206"/>
             <w:tcBorders>
               <w:top w:val="single" w:sz="4" w:space="0" w:color="8C8C8C"/>
               <w:left w:val="single" w:sz="4" w:space="0" w:color="8C8C8C"/>
@@ -19032,7 +19058,7 @@
       <w:tr>
         <w:tc>
           <w:tcPr>
-            <w:tcW w:type="dxa" w:w="3861"/>
+            <w:tcW w:type="dxa" w:w="3747"/>
             <w:tcBorders>
               <w:top w:val="single" w:sz="4" w:space="0" w:color="8C8C8C"/>
               <w:left w:val="single" w:sz="4" w:space="0" w:color="8C8C8C"/>
@@ -19060,7 +19086,7 @@
         </w:tc>
         <w:tc>
           <w:tcPr>
-            <w:tcW w:type="dxa" w:w="4197"/>
+            <w:tcW w:type="dxa" w:w="4073"/>
             <w:tcBorders>
               <w:top w:val="single" w:sz="4" w:space="0" w:color="8C8C8C"/>
               <w:left w:val="single" w:sz="4" w:space="0" w:color="8C8C8C"/>
@@ -19102,7 +19128,7 @@
         </w:tc>
         <w:tc>
           <w:tcPr>
-            <w:tcW w:type="dxa" w:w="968"/>
+            <w:tcW w:type="dxa" w:w="1206"/>
             <w:tcBorders>
               <w:top w:val="single" w:sz="4" w:space="0" w:color="8C8C8C"/>
               <w:left w:val="single" w:sz="4" w:space="0" w:color="8C8C8C"/>
@@ -19132,7 +19158,7 @@
       <w:tr>
         <w:tc>
           <w:tcPr>
-            <w:tcW w:type="dxa" w:w="3861"/>
+            <w:tcW w:type="dxa" w:w="3747"/>
             <w:tcBorders>
               <w:top w:val="single" w:sz="4" w:space="0" w:color="8C8C8C"/>
               <w:left w:val="single" w:sz="4" w:space="0" w:color="8C8C8C"/>
@@ -19160,7 +19186,7 @@
         </w:tc>
         <w:tc>
           <w:tcPr>
-            <w:tcW w:type="dxa" w:w="4197"/>
+            <w:tcW w:type="dxa" w:w="4073"/>
             <w:tcBorders>
               <w:top w:val="single" w:sz="4" w:space="0" w:color="8C8C8C"/>
               <w:left w:val="single" w:sz="4" w:space="0" w:color="8C8C8C"/>
@@ -19234,7 +19260,7 @@
         </w:tc>
         <w:tc>
           <w:tcPr>
-            <w:tcW w:type="dxa" w:w="968"/>
+            <w:tcW w:type="dxa" w:w="1206"/>
             <w:tcBorders>
               <w:top w:val="single" w:sz="4" w:space="0" w:color="8C8C8C"/>
               <w:left w:val="single" w:sz="4" w:space="0" w:color="8C8C8C"/>
@@ -19264,7 +19290,7 @@
       <w:tr>
         <w:tc>
           <w:tcPr>
-            <w:tcW w:type="dxa" w:w="3861"/>
+            <w:tcW w:type="dxa" w:w="3747"/>
             <w:tcBorders>
               <w:top w:val="single" w:sz="4" w:space="0" w:color="8C8C8C"/>
               <w:left w:val="single" w:sz="4" w:space="0" w:color="8C8C8C"/>
@@ -19292,7 +19318,7 @@
         </w:tc>
         <w:tc>
           <w:tcPr>
-            <w:tcW w:type="dxa" w:w="4197"/>
+            <w:tcW w:type="dxa" w:w="4073"/>
             <w:tcBorders>
               <w:top w:val="single" w:sz="4" w:space="0" w:color="8C8C8C"/>
               <w:left w:val="single" w:sz="4" w:space="0" w:color="8C8C8C"/>
@@ -19340,7 +19366,7 @@
         </w:tc>
         <w:tc>
           <w:tcPr>
-            <w:tcW w:type="dxa" w:w="968"/>
+            <w:tcW w:type="dxa" w:w="1206"/>
             <w:tcBorders>
               <w:top w:val="single" w:sz="4" w:space="0" w:color="8C8C8C"/>
               <w:left w:val="single" w:sz="4" w:space="0" w:color="8C8C8C"/>
@@ -19370,7 +19396,7 @@
       <w:tr>
         <w:tc>
           <w:tcPr>
-            <w:tcW w:type="dxa" w:w="3861"/>
+            <w:tcW w:type="dxa" w:w="3747"/>
             <w:tcBorders>
               <w:top w:val="single" w:sz="4" w:space="0" w:color="8C8C8C"/>
               <w:left w:val="single" w:sz="4" w:space="0" w:color="8C8C8C"/>
@@ -19398,7 +19424,7 @@
         </w:tc>
         <w:tc>
           <w:tcPr>
-            <w:tcW w:type="dxa" w:w="4197"/>
+            <w:tcW w:type="dxa" w:w="4073"/>
             <w:tcBorders>
               <w:top w:val="single" w:sz="4" w:space="0" w:color="8C8C8C"/>
               <w:left w:val="single" w:sz="4" w:space="0" w:color="8C8C8C"/>
@@ -19459,7 +19485,7 @@
         </w:tc>
         <w:tc>
           <w:tcPr>
-            <w:tcW w:type="dxa" w:w="968"/>
+            <w:tcW w:type="dxa" w:w="1206"/>
             <w:tcBorders>
               <w:top w:val="single" w:sz="4" w:space="0" w:color="8C8C8C"/>
               <w:left w:val="single" w:sz="4" w:space="0" w:color="8C8C8C"/>
@@ -19489,7 +19515,7 @@
       <w:tr>
         <w:tc>
           <w:tcPr>
-            <w:tcW w:type="dxa" w:w="3861"/>
+            <w:tcW w:type="dxa" w:w="3747"/>
             <w:tcBorders>
               <w:top w:val="single" w:sz="4" w:space="0" w:color="8C8C8C"/>
               <w:left w:val="single" w:sz="4" w:space="0" w:color="8C8C8C"/>
@@ -19517,7 +19543,7 @@
         </w:tc>
         <w:tc>
           <w:tcPr>
-            <w:tcW w:type="dxa" w:w="4197"/>
+            <w:tcW w:type="dxa" w:w="4073"/>
             <w:tcBorders>
               <w:top w:val="single" w:sz="4" w:space="0" w:color="8C8C8C"/>
               <w:left w:val="single" w:sz="4" w:space="0" w:color="8C8C8C"/>
@@ -19578,7 +19604,7 @@
         </w:tc>
         <w:tc>
           <w:tcPr>
-            <w:tcW w:type="dxa" w:w="968"/>
+            <w:tcW w:type="dxa" w:w="1206"/>
             <w:tcBorders>
               <w:top w:val="single" w:sz="4" w:space="0" w:color="8C8C8C"/>
               <w:left w:val="single" w:sz="4" w:space="0" w:color="8C8C8C"/>
@@ -19608,7 +19634,7 @@
       <w:tr>
         <w:tc>
           <w:tcPr>
-            <w:tcW w:type="dxa" w:w="3861"/>
+            <w:tcW w:type="dxa" w:w="3747"/>
             <w:tcBorders>
               <w:top w:val="single" w:sz="4" w:space="0" w:color="8C8C8C"/>
               <w:left w:val="single" w:sz="4" w:space="0" w:color="8C8C8C"/>
@@ -19636,7 +19662,7 @@
         </w:tc>
         <w:tc>
           <w:tcPr>
-            <w:tcW w:type="dxa" w:w="4197"/>
+            <w:tcW w:type="dxa" w:w="4073"/>
             <w:tcBorders>
               <w:top w:val="single" w:sz="4" w:space="0" w:color="8C8C8C"/>
               <w:left w:val="single" w:sz="4" w:space="0" w:color="8C8C8C"/>
@@ -19710,7 +19736,7 @@
         </w:tc>
         <w:tc>
           <w:tcPr>
-            <w:tcW w:type="dxa" w:w="968"/>
+            <w:tcW w:type="dxa" w:w="1206"/>
             <w:tcBorders>
               <w:top w:val="single" w:sz="4" w:space="0" w:color="8C8C8C"/>
               <w:left w:val="single" w:sz="4" w:space="0" w:color="8C8C8C"/>

--- a/docs/TestZede-SDD.docx
+++ b/docs/TestZede-SDD.docx
@@ -19792,7 +19792,7 @@
         <w:t>pyproject.toml</w:t>
       </w:r>
       <w:r>
-        <w:t>, sözleşme ekleri ve STD'deki farklar için hangi belgenin güncelleneceği ekip kararıdır.</w:t>
+        <w:t xml:space="preserve"> ve sözleşme eklerindeki farklar için hangi belgenin güncelleneceği ekip kararıdır.</w:t>
       </w:r>
     </w:p>
     <w:tbl>
@@ -19804,15 +19804,15 @@
         <w:tblLayout w:type="fixed"/>
       </w:tblPr>
       <w:tblGrid>
-        <w:gridCol w:w="728"/>
-        <w:gridCol w:w="3311"/>
-        <w:gridCol w:w="3311"/>
-        <w:gridCol w:w="1675"/>
+        <w:gridCol w:w="729"/>
+        <w:gridCol w:w="3314"/>
+        <w:gridCol w:w="3314"/>
+        <w:gridCol w:w="1670"/>
       </w:tblGrid>
       <w:tr>
         <w:tc>
           <w:tcPr>
-            <w:tcW w:type="dxa" w:w="728"/>
+            <w:tcW w:type="dxa" w:w="729"/>
             <w:tcBorders>
               <w:top w:val="single" w:sz="4" w:space="0" w:color="8C8C8C"/>
               <w:left w:val="single" w:sz="4" w:space="0" w:color="8C8C8C"/>
@@ -19842,7 +19842,7 @@
         </w:tc>
         <w:tc>
           <w:tcPr>
-            <w:tcW w:type="dxa" w:w="3311"/>
+            <w:tcW w:type="dxa" w:w="3314"/>
             <w:tcBorders>
               <w:top w:val="single" w:sz="4" w:space="0" w:color="8C8C8C"/>
               <w:left w:val="single" w:sz="4" w:space="0" w:color="8C8C8C"/>
@@ -19872,7 +19872,7 @@
         </w:tc>
         <w:tc>
           <w:tcPr>
-            <w:tcW w:type="dxa" w:w="3311"/>
+            <w:tcW w:type="dxa" w:w="3314"/>
             <w:tcBorders>
               <w:top w:val="single" w:sz="4" w:space="0" w:color="8C8C8C"/>
               <w:left w:val="single" w:sz="4" w:space="0" w:color="8C8C8C"/>
@@ -19902,7 +19902,7 @@
         </w:tc>
         <w:tc>
           <w:tcPr>
-            <w:tcW w:type="dxa" w:w="1675"/>
+            <w:tcW w:type="dxa" w:w="1670"/>
             <w:tcBorders>
               <w:top w:val="single" w:sz="4" w:space="0" w:color="8C8C8C"/>
               <w:left w:val="single" w:sz="4" w:space="0" w:color="8C8C8C"/>
@@ -19934,7 +19934,7 @@
       <w:tr>
         <w:tc>
           <w:tcPr>
-            <w:tcW w:type="dxa" w:w="728"/>
+            <w:tcW w:type="dxa" w:w="729"/>
             <w:tcBorders>
               <w:top w:val="single" w:sz="4" w:space="0" w:color="8C8C8C"/>
               <w:left w:val="single" w:sz="4" w:space="0" w:color="8C8C8C"/>
@@ -19962,7 +19962,7 @@
         </w:tc>
         <w:tc>
           <w:tcPr>
-            <w:tcW w:type="dxa" w:w="3311"/>
+            <w:tcW w:type="dxa" w:w="3314"/>
             <w:tcBorders>
               <w:top w:val="single" w:sz="4" w:space="0" w:color="8C8C8C"/>
               <w:left w:val="single" w:sz="4" w:space="0" w:color="8C8C8C"/>
@@ -19997,7 +19997,7 @@
         </w:tc>
         <w:tc>
           <w:tcPr>
-            <w:tcW w:type="dxa" w:w="3311"/>
+            <w:tcW w:type="dxa" w:w="3314"/>
             <w:tcBorders>
               <w:top w:val="single" w:sz="4" w:space="0" w:color="8C8C8C"/>
               <w:left w:val="single" w:sz="4" w:space="0" w:color="8C8C8C"/>
@@ -20084,7 +20084,7 @@
         </w:tc>
         <w:tc>
           <w:tcPr>
-            <w:tcW w:type="dxa" w:w="1675"/>
+            <w:tcW w:type="dxa" w:w="1670"/>
             <w:tcBorders>
               <w:top w:val="single" w:sz="4" w:space="0" w:color="8C8C8C"/>
               <w:left w:val="single" w:sz="4" w:space="0" w:color="8C8C8C"/>
@@ -20114,7 +20114,7 @@
       <w:tr>
         <w:tc>
           <w:tcPr>
-            <w:tcW w:type="dxa" w:w="728"/>
+            <w:tcW w:type="dxa" w:w="729"/>
             <w:tcBorders>
               <w:top w:val="single" w:sz="4" w:space="0" w:color="8C8C8C"/>
               <w:left w:val="single" w:sz="4" w:space="0" w:color="8C8C8C"/>
@@ -20142,7 +20142,7 @@
         </w:tc>
         <w:tc>
           <w:tcPr>
-            <w:tcW w:type="dxa" w:w="3311"/>
+            <w:tcW w:type="dxa" w:w="3314"/>
             <w:tcBorders>
               <w:top w:val="single" w:sz="4" w:space="0" w:color="8C8C8C"/>
               <w:left w:val="single" w:sz="4" w:space="0" w:color="8C8C8C"/>
@@ -20196,7 +20196,7 @@
         </w:tc>
         <w:tc>
           <w:tcPr>
-            <w:tcW w:type="dxa" w:w="3311"/>
+            <w:tcW w:type="dxa" w:w="3314"/>
             <w:tcBorders>
               <w:top w:val="single" w:sz="4" w:space="0" w:color="8C8C8C"/>
               <w:left w:val="single" w:sz="4" w:space="0" w:color="8C8C8C"/>
@@ -20257,7 +20257,7 @@
         </w:tc>
         <w:tc>
           <w:tcPr>
-            <w:tcW w:type="dxa" w:w="1675"/>
+            <w:tcW w:type="dxa" w:w="1670"/>
             <w:tcBorders>
               <w:top w:val="single" w:sz="4" w:space="0" w:color="8C8C8C"/>
               <w:left w:val="single" w:sz="4" w:space="0" w:color="8C8C8C"/>
@@ -20287,7 +20287,7 @@
       <w:tr>
         <w:tc>
           <w:tcPr>
-            <w:tcW w:type="dxa" w:w="728"/>
+            <w:tcW w:type="dxa" w:w="729"/>
             <w:tcBorders>
               <w:top w:val="single" w:sz="4" w:space="0" w:color="8C8C8C"/>
               <w:left w:val="single" w:sz="4" w:space="0" w:color="8C8C8C"/>
@@ -20315,7 +20315,7 @@
         </w:tc>
         <w:tc>
           <w:tcPr>
-            <w:tcW w:type="dxa" w:w="3311"/>
+            <w:tcW w:type="dxa" w:w="3314"/>
             <w:tcBorders>
               <w:top w:val="single" w:sz="4" w:space="0" w:color="8C8C8C"/>
               <w:left w:val="single" w:sz="4" w:space="0" w:color="8C8C8C"/>
@@ -20343,7 +20343,7 @@
         </w:tc>
         <w:tc>
           <w:tcPr>
-            <w:tcW w:type="dxa" w:w="3311"/>
+            <w:tcW w:type="dxa" w:w="3314"/>
             <w:tcBorders>
               <w:top w:val="single" w:sz="4" w:space="0" w:color="8C8C8C"/>
               <w:left w:val="single" w:sz="4" w:space="0" w:color="8C8C8C"/>
@@ -20384,7 +20384,7 @@
         </w:tc>
         <w:tc>
           <w:tcPr>
-            <w:tcW w:type="dxa" w:w="1675"/>
+            <w:tcW w:type="dxa" w:w="1670"/>
             <w:tcBorders>
               <w:top w:val="single" w:sz="4" w:space="0" w:color="8C8C8C"/>
               <w:left w:val="single" w:sz="4" w:space="0" w:color="8C8C8C"/>
@@ -20414,7 +20414,7 @@
       <w:tr>
         <w:tc>
           <w:tcPr>
-            <w:tcW w:type="dxa" w:w="728"/>
+            <w:tcW w:type="dxa" w:w="729"/>
             <w:tcBorders>
               <w:top w:val="single" w:sz="4" w:space="0" w:color="8C8C8C"/>
               <w:left w:val="single" w:sz="4" w:space="0" w:color="8C8C8C"/>
@@ -20442,7 +20442,7 @@
         </w:tc>
         <w:tc>
           <w:tcPr>
-            <w:tcW w:type="dxa" w:w="3311"/>
+            <w:tcW w:type="dxa" w:w="3314"/>
             <w:tcBorders>
               <w:top w:val="single" w:sz="4" w:space="0" w:color="8C8C8C"/>
               <w:left w:val="single" w:sz="4" w:space="0" w:color="8C8C8C"/>
@@ -20496,7 +20496,7 @@
         </w:tc>
         <w:tc>
           <w:tcPr>
-            <w:tcW w:type="dxa" w:w="3311"/>
+            <w:tcW w:type="dxa" w:w="3314"/>
             <w:tcBorders>
               <w:top w:val="single" w:sz="4" w:space="0" w:color="8C8C8C"/>
               <w:left w:val="single" w:sz="4" w:space="0" w:color="8C8C8C"/>
@@ -20544,7 +20544,7 @@
         </w:tc>
         <w:tc>
           <w:tcPr>
-            <w:tcW w:type="dxa" w:w="1675"/>
+            <w:tcW w:type="dxa" w:w="1670"/>
             <w:tcBorders>
               <w:top w:val="single" w:sz="4" w:space="0" w:color="8C8C8C"/>
               <w:left w:val="single" w:sz="4" w:space="0" w:color="8C8C8C"/>
@@ -20587,7 +20587,7 @@
       <w:tr>
         <w:tc>
           <w:tcPr>
-            <w:tcW w:type="dxa" w:w="728"/>
+            <w:tcW w:type="dxa" w:w="729"/>
             <w:tcBorders>
               <w:top w:val="single" w:sz="4" w:space="0" w:color="8C8C8C"/>
               <w:left w:val="single" w:sz="4" w:space="0" w:color="8C8C8C"/>
@@ -20615,7 +20615,7 @@
         </w:tc>
         <w:tc>
           <w:tcPr>
-            <w:tcW w:type="dxa" w:w="3311"/>
+            <w:tcW w:type="dxa" w:w="3314"/>
             <w:tcBorders>
               <w:top w:val="single" w:sz="4" w:space="0" w:color="8C8C8C"/>
               <w:left w:val="single" w:sz="4" w:space="0" w:color="8C8C8C"/>
@@ -20650,7 +20650,7 @@
         </w:tc>
         <w:tc>
           <w:tcPr>
-            <w:tcW w:type="dxa" w:w="3311"/>
+            <w:tcW w:type="dxa" w:w="3314"/>
             <w:tcBorders>
               <w:top w:val="single" w:sz="4" w:space="0" w:color="8C8C8C"/>
               <w:left w:val="single" w:sz="4" w:space="0" w:color="8C8C8C"/>
@@ -20750,7 +20750,7 @@
         </w:tc>
         <w:tc>
           <w:tcPr>
-            <w:tcW w:type="dxa" w:w="1675"/>
+            <w:tcW w:type="dxa" w:w="1670"/>
             <w:tcBorders>
               <w:top w:val="single" w:sz="4" w:space="0" w:color="8C8C8C"/>
               <w:left w:val="single" w:sz="4" w:space="0" w:color="8C8C8C"/>
@@ -20780,7 +20780,7 @@
       <w:tr>
         <w:tc>
           <w:tcPr>
-            <w:tcW w:type="dxa" w:w="728"/>
+            <w:tcW w:type="dxa" w:w="729"/>
             <w:tcBorders>
               <w:top w:val="single" w:sz="4" w:space="0" w:color="8C8C8C"/>
               <w:left w:val="single" w:sz="4" w:space="0" w:color="8C8C8C"/>
@@ -20808,7 +20808,7 @@
         </w:tc>
         <w:tc>
           <w:tcPr>
-            <w:tcW w:type="dxa" w:w="3311"/>
+            <w:tcW w:type="dxa" w:w="3314"/>
             <w:tcBorders>
               <w:top w:val="single" w:sz="4" w:space="0" w:color="8C8C8C"/>
               <w:left w:val="single" w:sz="4" w:space="0" w:color="8C8C8C"/>
@@ -20862,7 +20862,7 @@
         </w:tc>
         <w:tc>
           <w:tcPr>
-            <w:tcW w:type="dxa" w:w="3311"/>
+            <w:tcW w:type="dxa" w:w="3314"/>
             <w:tcBorders>
               <w:top w:val="single" w:sz="4" w:space="0" w:color="8C8C8C"/>
               <w:left w:val="single" w:sz="4" w:space="0" w:color="8C8C8C"/>
@@ -20962,7 +20962,7 @@
         </w:tc>
         <w:tc>
           <w:tcPr>
-            <w:tcW w:type="dxa" w:w="1675"/>
+            <w:tcW w:type="dxa" w:w="1670"/>
             <w:tcBorders>
               <w:top w:val="single" w:sz="4" w:space="0" w:color="8C8C8C"/>
               <w:left w:val="single" w:sz="4" w:space="0" w:color="8C8C8C"/>
@@ -20992,7 +20992,7 @@
       <w:tr>
         <w:tc>
           <w:tcPr>
-            <w:tcW w:type="dxa" w:w="728"/>
+            <w:tcW w:type="dxa" w:w="729"/>
             <w:tcBorders>
               <w:top w:val="single" w:sz="4" w:space="0" w:color="8C8C8C"/>
               <w:left w:val="single" w:sz="4" w:space="0" w:color="8C8C8C"/>
@@ -21020,7 +21020,7 @@
         </w:tc>
         <w:tc>
           <w:tcPr>
-            <w:tcW w:type="dxa" w:w="3311"/>
+            <w:tcW w:type="dxa" w:w="3314"/>
             <w:tcBorders>
               <w:top w:val="single" w:sz="4" w:space="0" w:color="8C8C8C"/>
               <w:left w:val="single" w:sz="4" w:space="0" w:color="8C8C8C"/>
@@ -21048,7 +21048,7 @@
         </w:tc>
         <w:tc>
           <w:tcPr>
-            <w:tcW w:type="dxa" w:w="3311"/>
+            <w:tcW w:type="dxa" w:w="3314"/>
             <w:tcBorders>
               <w:top w:val="single" w:sz="4" w:space="0" w:color="8C8C8C"/>
               <w:left w:val="single" w:sz="4" w:space="0" w:color="8C8C8C"/>
@@ -21102,7 +21102,7 @@
         </w:tc>
         <w:tc>
           <w:tcPr>
-            <w:tcW w:type="dxa" w:w="1675"/>
+            <w:tcW w:type="dxa" w:w="1670"/>
             <w:tcBorders>
               <w:top w:val="single" w:sz="4" w:space="0" w:color="8C8C8C"/>
               <w:left w:val="single" w:sz="4" w:space="0" w:color="8C8C8C"/>
@@ -21132,7 +21132,7 @@
       <w:tr>
         <w:tc>
           <w:tcPr>
-            <w:tcW w:type="dxa" w:w="728"/>
+            <w:tcW w:type="dxa" w:w="729"/>
             <w:tcBorders>
               <w:top w:val="single" w:sz="4" w:space="0" w:color="8C8C8C"/>
               <w:left w:val="single" w:sz="4" w:space="0" w:color="8C8C8C"/>
@@ -21160,7 +21160,7 @@
         </w:tc>
         <w:tc>
           <w:tcPr>
-            <w:tcW w:type="dxa" w:w="3311"/>
+            <w:tcW w:type="dxa" w:w="3314"/>
             <w:tcBorders>
               <w:top w:val="single" w:sz="4" w:space="0" w:color="8C8C8C"/>
               <w:left w:val="single" w:sz="4" w:space="0" w:color="8C8C8C"/>
@@ -21188,7 +21188,7 @@
         </w:tc>
         <w:tc>
           <w:tcPr>
-            <w:tcW w:type="dxa" w:w="3311"/>
+            <w:tcW w:type="dxa" w:w="3314"/>
             <w:tcBorders>
               <w:top w:val="single" w:sz="4" w:space="0" w:color="8C8C8C"/>
               <w:left w:val="single" w:sz="4" w:space="0" w:color="8C8C8C"/>
@@ -21229,7 +21229,7 @@
         </w:tc>
         <w:tc>
           <w:tcPr>
-            <w:tcW w:type="dxa" w:w="1675"/>
+            <w:tcW w:type="dxa" w:w="1670"/>
             <w:tcBorders>
               <w:top w:val="single" w:sz="4" w:space="0" w:color="8C8C8C"/>
               <w:left w:val="single" w:sz="4" w:space="0" w:color="8C8C8C"/>
@@ -21259,7 +21259,7 @@
       <w:tr>
         <w:tc>
           <w:tcPr>
-            <w:tcW w:type="dxa" w:w="728"/>
+            <w:tcW w:type="dxa" w:w="729"/>
             <w:tcBorders>
               <w:top w:val="single" w:sz="4" w:space="0" w:color="8C8C8C"/>
               <w:left w:val="single" w:sz="4" w:space="0" w:color="8C8C8C"/>
@@ -21287,7 +21287,7 @@
         </w:tc>
         <w:tc>
           <w:tcPr>
-            <w:tcW w:type="dxa" w:w="3311"/>
+            <w:tcW w:type="dxa" w:w="3314"/>
             <w:tcBorders>
               <w:top w:val="single" w:sz="4" w:space="0" w:color="8C8C8C"/>
               <w:left w:val="single" w:sz="4" w:space="0" w:color="8C8C8C"/>
@@ -21315,7 +21315,7 @@
         </w:tc>
         <w:tc>
           <w:tcPr>
-            <w:tcW w:type="dxa" w:w="3311"/>
+            <w:tcW w:type="dxa" w:w="3314"/>
             <w:tcBorders>
               <w:top w:val="single" w:sz="4" w:space="0" w:color="8C8C8C"/>
               <w:left w:val="single" w:sz="4" w:space="0" w:color="8C8C8C"/>
@@ -21343,7 +21343,7 @@
         </w:tc>
         <w:tc>
           <w:tcPr>
-            <w:tcW w:type="dxa" w:w="1675"/>
+            <w:tcW w:type="dxa" w:w="1670"/>
             <w:tcBorders>
               <w:top w:val="single" w:sz="4" w:space="0" w:color="8C8C8C"/>
               <w:left w:val="single" w:sz="4" w:space="0" w:color="8C8C8C"/>
@@ -21373,7 +21373,7 @@
       <w:tr>
         <w:tc>
           <w:tcPr>
-            <w:tcW w:type="dxa" w:w="728"/>
+            <w:tcW w:type="dxa" w:w="729"/>
             <w:tcBorders>
               <w:top w:val="single" w:sz="4" w:space="0" w:color="8C8C8C"/>
               <w:left w:val="single" w:sz="4" w:space="0" w:color="8C8C8C"/>
@@ -21401,7 +21401,7 @@
         </w:tc>
         <w:tc>
           <w:tcPr>
-            <w:tcW w:type="dxa" w:w="3311"/>
+            <w:tcW w:type="dxa" w:w="3314"/>
             <w:tcBorders>
               <w:top w:val="single" w:sz="4" w:space="0" w:color="8C8C8C"/>
               <w:left w:val="single" w:sz="4" w:space="0" w:color="8C8C8C"/>
@@ -21429,57 +21429,57 @@
         </w:tc>
         <w:tc>
           <w:tcPr>
-            <w:tcW w:type="dxa" w:w="3311"/>
-            <w:tcBorders>
-              <w:top w:val="single" w:sz="4" w:space="0" w:color="8C8C8C"/>
-              <w:left w:val="single" w:sz="4" w:space="0" w:color="8C8C8C"/>
-              <w:bottom w:val="single" w:sz="4" w:space="0" w:color="8C8C8C"/>
-              <w:right w:val="single" w:sz="4" w:space="0" w:color="8C8C8C"/>
-            </w:tcBorders>
-            <w:tcMar>
-              <w:top w:w="60" w:type="dxa"/>
-              <w:left w:w="100" w:type="dxa"/>
-              <w:bottom w:w="60" w:type="dxa"/>
-              <w:right w:w="100" w:type="dxa"/>
-            </w:tcMar>
-          </w:tcPr>
-          <w:p>
-            <w:pPr>
-              <w:spacing w:after="0"/>
-            </w:pPr>
-            <w:r>
-              <w:rPr>
-                <w:sz w:val="18"/>
-              </w:rPr>
-              <w:t>STD 4.1'deki test ortamı ve "Test eden" satırına göre her test tek platformda koşulmuş (3.1–3.5, 3.7, 3.9 macOS; 3.6, 3.8 Windows).</w:t>
-            </w:r>
-          </w:p>
-        </w:tc>
-        <w:tc>
-          <w:tcPr>
-            <w:tcW w:type="dxa" w:w="1675"/>
-            <w:tcBorders>
-              <w:top w:val="single" w:sz="4" w:space="0" w:color="8C8C8C"/>
-              <w:left w:val="single" w:sz="4" w:space="0" w:color="8C8C8C"/>
-              <w:bottom w:val="single" w:sz="4" w:space="0" w:color="8C8C8C"/>
-              <w:right w:val="single" w:sz="4" w:space="0" w:color="8C8C8C"/>
-            </w:tcBorders>
-            <w:tcMar>
-              <w:top w:w="60" w:type="dxa"/>
-              <w:left w:w="100" w:type="dxa"/>
-              <w:bottom w:w="60" w:type="dxa"/>
-              <w:right w:w="100" w:type="dxa"/>
-            </w:tcMar>
-          </w:tcPr>
-          <w:p>
-            <w:pPr>
-              <w:spacing w:after="0"/>
-            </w:pPr>
-            <w:r>
-              <w:rPr>
-                <w:sz w:val="18"/>
-              </w:rPr>
-              <w:t>Açık (ekip kararı, STD)</w:t>
+            <w:tcW w:type="dxa" w:w="3314"/>
+            <w:tcBorders>
+              <w:top w:val="single" w:sz="4" w:space="0" w:color="8C8C8C"/>
+              <w:left w:val="single" w:sz="4" w:space="0" w:color="8C8C8C"/>
+              <w:bottom w:val="single" w:sz="4" w:space="0" w:color="8C8C8C"/>
+              <w:right w:val="single" w:sz="4" w:space="0" w:color="8C8C8C"/>
+            </w:tcBorders>
+            <w:tcMar>
+              <w:top w:w="60" w:type="dxa"/>
+              <w:left w:w="100" w:type="dxa"/>
+              <w:bottom w:w="60" w:type="dxa"/>
+              <w:right w:w="100" w:type="dxa"/>
+            </w:tcMar>
+          </w:tcPr>
+          <w:p>
+            <w:pPr>
+              <w:spacing w:after="0"/>
+            </w:pPr>
+            <w:r>
+              <w:rPr>
+                <w:sz w:val="18"/>
+              </w:rPr>
+              <w:t>İlk koşuda her test tek platformdaydı (3.1–3.5, 3.7, 3.9 macOS; 3.6, 3.8 Windows). Eksik taraf tamamlandı: 3.1–3.5, 3.7, 3.9 Windows'ta (23/10/2026), 3.6, 3.8 macOS'ta (24/10/2026); sonuçlar iki platformda aynı.</w:t>
+            </w:r>
+          </w:p>
+        </w:tc>
+        <w:tc>
+          <w:tcPr>
+            <w:tcW w:type="dxa" w:w="1670"/>
+            <w:tcBorders>
+              <w:top w:val="single" w:sz="4" w:space="0" w:color="8C8C8C"/>
+              <w:left w:val="single" w:sz="4" w:space="0" w:color="8C8C8C"/>
+              <w:bottom w:val="single" w:sz="4" w:space="0" w:color="8C8C8C"/>
+              <w:right w:val="single" w:sz="4" w:space="0" w:color="8C8C8C"/>
+            </w:tcBorders>
+            <w:tcMar>
+              <w:top w:w="60" w:type="dxa"/>
+              <w:left w:w="100" w:type="dxa"/>
+              <w:bottom w:w="60" w:type="dxa"/>
+              <w:right w:w="100" w:type="dxa"/>
+            </w:tcMar>
+          </w:tcPr>
+          <w:p>
+            <w:pPr>
+              <w:spacing w:after="0"/>
+            </w:pPr>
+            <w:r>
+              <w:rPr>
+                <w:sz w:val="18"/>
+              </w:rPr>
+              <w:t>Kapandı (STD 1.2, 4.1)</w:t>
             </w:r>
           </w:p>
         </w:tc>
